--- a/doc/release/HPC DME Release Notes 3.31.0.docx
+++ b/doc/release/HPC DME Release Notes 3.31.0.docx
@@ -815,2979 +815,2248 @@
                 <w:sz w:val="22"/>
                 <w:szCs w:val="22"/>
               </w:rPr>
-              <w:t>v</w:t>
-            </w:r>
-            <w:r>
-              <w:rPr>
-                <w:rFonts w:ascii="Aptos" w:hAnsi="Aptos" w:cstheme="minorHAnsi"/>
-                <w:sz w:val="22"/>
-                <w:szCs w:val="22"/>
-              </w:rPr>
-              <w:t>1.0.0 -</w:t>
-            </w:r>
-            <w:r>
-              <w:rPr>
-                <w:rFonts w:ascii="Aptos" w:hAnsi="Aptos" w:cstheme="minorHAnsi"/>
-                <w:sz w:val="22"/>
-                <w:szCs w:val="22"/>
-              </w:rPr>
-              <w:t xml:space="preserve"> </w:t>
-            </w:r>
-            <w:r>
-              <w:rPr>
-                <w:rFonts w:ascii="Aptos" w:hAnsi="Aptos" w:cstheme="minorHAnsi"/>
-                <w:sz w:val="22"/>
-                <w:szCs w:val="22"/>
-              </w:rPr>
-              <w:t>December</w:t>
-            </w:r>
-            <w:r>
-              <w:rPr>
-                <w:rFonts w:ascii="Aptos" w:hAnsi="Aptos" w:cstheme="minorHAnsi"/>
-                <w:sz w:val="22"/>
-                <w:szCs w:val="22"/>
-              </w:rPr>
-              <w:t xml:space="preserve"> </w:t>
-            </w:r>
-            <w:r>
-              <w:rPr>
-                <w:rFonts w:ascii="Aptos" w:hAnsi="Aptos" w:cstheme="minorHAnsi"/>
-                <w:sz w:val="22"/>
-                <w:szCs w:val="22"/>
-              </w:rPr>
-              <w:t>28, 2016</w:t>
-            </w:r>
-          </w:p>
-          <w:p>
-            <w:pPr>
-              <w:rPr>
-                <w:rFonts w:ascii="Aptos" w:hAnsi="Aptos" w:cstheme="minorHAnsi"/>
-                <w:sz w:val="22"/>
-                <w:szCs w:val="22"/>
-              </w:rPr>
-            </w:pPr>
-            <w:r>
-              <w:rPr>
-                <w:rFonts w:ascii="Aptos" w:hAnsi="Aptos" w:cstheme="minorHAnsi"/>
-                <w:sz w:val="22"/>
-                <w:szCs w:val="22"/>
-              </w:rPr>
-              <w:t>v</w:t>
-            </w:r>
-            <w:r>
-              <w:rPr>
-                <w:rFonts w:ascii="Aptos" w:hAnsi="Aptos" w:cstheme="minorHAnsi"/>
-                <w:sz w:val="22"/>
-                <w:szCs w:val="22"/>
-              </w:rPr>
-              <w:t xml:space="preserve">1.1.0 - May </w:t>
-            </w:r>
-            <w:r>
-              <w:rPr>
-                <w:rFonts w:ascii="Aptos" w:hAnsi="Aptos" w:cstheme="minorHAnsi"/>
-                <w:sz w:val="22"/>
-                <w:szCs w:val="22"/>
-              </w:rPr>
-              <w:t>15</w:t>
-            </w:r>
-            <w:r>
-              <w:rPr>
-                <w:rFonts w:ascii="Aptos" w:hAnsi="Aptos" w:cstheme="minorHAnsi"/>
-                <w:sz w:val="22"/>
-                <w:szCs w:val="22"/>
-              </w:rPr>
-              <w:t>, 2017</w:t>
-            </w:r>
-          </w:p>
-          <w:p>
-            <w:pPr>
-              <w:rPr>
-                <w:rFonts w:ascii="Aptos" w:hAnsi="Aptos" w:cstheme="minorHAnsi"/>
-                <w:sz w:val="22"/>
-                <w:szCs w:val="22"/>
-              </w:rPr>
-            </w:pPr>
-            <w:r>
-              <w:rPr>
-                <w:rFonts w:ascii="Aptos" w:hAnsi="Aptos" w:cstheme="minorHAnsi"/>
-                <w:sz w:val="22"/>
-                <w:szCs w:val="22"/>
-              </w:rPr>
-              <w:t>v</w:t>
-            </w:r>
-            <w:r>
-              <w:rPr>
-                <w:rFonts w:ascii="Aptos" w:hAnsi="Aptos" w:cstheme="minorHAnsi"/>
-                <w:sz w:val="22"/>
-                <w:szCs w:val="22"/>
-              </w:rPr>
-              <w:t xml:space="preserve">1.2.0 - June </w:t>
-            </w:r>
-            <w:r>
-              <w:rPr>
-                <w:rFonts w:ascii="Aptos" w:hAnsi="Aptos" w:cstheme="minorHAnsi"/>
-                <w:sz w:val="22"/>
-                <w:szCs w:val="22"/>
-              </w:rPr>
-              <w:t>23</w:t>
-            </w:r>
-            <w:r>
-              <w:rPr>
-                <w:rFonts w:ascii="Aptos" w:hAnsi="Aptos" w:cstheme="minorHAnsi"/>
-                <w:sz w:val="22"/>
-                <w:szCs w:val="22"/>
-              </w:rPr>
-              <w:t>, 2017</w:t>
-            </w:r>
-          </w:p>
-          <w:p>
-            <w:pPr>
-              <w:rPr>
-                <w:rFonts w:ascii="Aptos" w:hAnsi="Aptos" w:cstheme="minorHAnsi"/>
-                <w:sz w:val="22"/>
-                <w:szCs w:val="22"/>
-              </w:rPr>
-            </w:pPr>
-            <w:r>
-              <w:rPr>
-                <w:rFonts w:ascii="Aptos" w:hAnsi="Aptos" w:cstheme="minorHAnsi"/>
-                <w:sz w:val="22"/>
-                <w:szCs w:val="22"/>
-              </w:rPr>
-              <w:t>v</w:t>
-            </w:r>
-            <w:r>
-              <w:rPr>
-                <w:rFonts w:ascii="Aptos" w:hAnsi="Aptos" w:cstheme="minorHAnsi"/>
-                <w:sz w:val="22"/>
-                <w:szCs w:val="22"/>
-              </w:rPr>
-              <w:t>1.3.0 - September 15, 2017</w:t>
-            </w:r>
-          </w:p>
-          <w:p>
-            <w:pPr>
-              <w:rPr>
-                <w:rFonts w:ascii="Aptos" w:hAnsi="Aptos" w:cstheme="minorHAnsi"/>
-                <w:sz w:val="22"/>
-                <w:szCs w:val="22"/>
-              </w:rPr>
-            </w:pPr>
-            <w:r>
-              <w:rPr>
-                <w:rFonts w:ascii="Aptos" w:hAnsi="Aptos" w:cstheme="minorHAnsi"/>
+              <w:t>v3.31.0 – October 29, 2026</w:t>
+            </w:r>
+          </w:p>
+          <w:p>
+            <w:pPr>
+              <w:rPr>
+                <w:rFonts w:ascii="Aptos" w:hAnsi="Aptos"/>
+                <w:color w:val="212121"/>
+              </w:rPr>
+            </w:pPr>
+            <w:r>
+              <w:rPr>
+                <w:rFonts w:ascii="Aptos" w:hAnsi="Aptos"/>
+                <w:color w:val="212121"/>
+                <w:sz w:val="22"/>
+                <w:szCs w:val="22"/>
+              </w:rPr>
+              <w:t>v3.30.0 – September 29, 2026</w:t>
+            </w:r>
+          </w:p>
+          <w:p>
+            <w:pPr>
+              <w:rPr>
+                <w:rFonts w:ascii="Aptos" w:hAnsi="Aptos"/>
+                <w:color w:val="212121"/>
+              </w:rPr>
+            </w:pPr>
+            <w:r>
+              <w:rPr>
+                <w:rFonts w:ascii="Aptos" w:hAnsi="Aptos"/>
+                <w:color w:val="212121"/>
+                <w:sz w:val="22"/>
+                <w:szCs w:val="22"/>
+              </w:rPr>
+              <w:t>v3.29.0 – August 31, 2026</w:t>
+            </w:r>
+          </w:p>
+          <w:p>
+            <w:pPr>
+              <w:rPr>
+                <w:rFonts w:ascii="Aptos" w:hAnsi="Aptos"/>
+                <w:color w:val="212121"/>
+              </w:rPr>
+            </w:pPr>
+            <w:r>
+              <w:rPr>
+                <w:rFonts w:ascii="Aptos" w:hAnsi="Aptos"/>
+                <w:color w:val="212121"/>
+                <w:sz w:val="22"/>
+                <w:szCs w:val="22"/>
+              </w:rPr>
+              <w:t>v3.28.0 – July 30, 2026</w:t>
+            </w:r>
+          </w:p>
+          <w:p>
+            <w:pPr>
+              <w:rPr>
+                <w:rFonts w:ascii="Aptos" w:hAnsi="Aptos"/>
+                <w:color w:val="212121"/>
+              </w:rPr>
+            </w:pPr>
+            <w:r>
+              <w:rPr>
+                <w:rFonts w:ascii="Aptos" w:hAnsi="Aptos"/>
+                <w:color w:val="212121"/>
                 <w:sz w:val="22"/>
                 <w:szCs w:val="22"/>
               </w:rPr>
               <w:lastRenderedPageBreak/>
-              <w:t xml:space="preserve">v1.4.0 - </w:t>
-            </w:r>
-            <w:r>
-              <w:rPr>
-                <w:rFonts w:ascii="Aptos" w:hAnsi="Aptos" w:cstheme="minorHAnsi"/>
-                <w:sz w:val="22"/>
-                <w:szCs w:val="22"/>
-              </w:rPr>
-              <w:t>November</w:t>
-            </w:r>
-            <w:r>
-              <w:rPr>
-                <w:rFonts w:ascii="Aptos" w:hAnsi="Aptos" w:cstheme="minorHAnsi"/>
-                <w:sz w:val="22"/>
-                <w:szCs w:val="22"/>
-              </w:rPr>
-              <w:t xml:space="preserve"> </w:t>
-            </w:r>
-            <w:r>
-              <w:rPr>
-                <w:rFonts w:ascii="Aptos" w:hAnsi="Aptos" w:cstheme="minorHAnsi"/>
-                <w:sz w:val="22"/>
-                <w:szCs w:val="22"/>
-              </w:rPr>
-              <w:t>6</w:t>
-            </w:r>
-            <w:r>
-              <w:rPr>
-                <w:rFonts w:ascii="Aptos" w:hAnsi="Aptos" w:cstheme="minorHAnsi"/>
-                <w:sz w:val="22"/>
-                <w:szCs w:val="22"/>
-              </w:rPr>
-              <w:t>, 2017</w:t>
-            </w:r>
-          </w:p>
-          <w:p>
-            <w:pPr>
-              <w:rPr>
-                <w:rFonts w:ascii="Aptos" w:hAnsi="Aptos" w:cstheme="minorHAnsi"/>
-                <w:sz w:val="22"/>
-                <w:szCs w:val="22"/>
-              </w:rPr>
-            </w:pPr>
-            <w:r>
-              <w:rPr>
-                <w:rFonts w:ascii="Aptos" w:hAnsi="Aptos" w:cstheme="minorHAnsi"/>
-                <w:sz w:val="22"/>
-                <w:szCs w:val="22"/>
-              </w:rPr>
-              <w:t>v1.5.0 - December 11, 2017</w:t>
-            </w:r>
-          </w:p>
-          <w:p>
-            <w:pPr>
-              <w:rPr>
-                <w:rFonts w:ascii="Aptos" w:hAnsi="Aptos" w:cstheme="minorHAnsi"/>
-                <w:sz w:val="22"/>
-                <w:szCs w:val="22"/>
-              </w:rPr>
-            </w:pPr>
-            <w:r>
-              <w:rPr>
-                <w:rFonts w:ascii="Aptos" w:hAnsi="Aptos" w:cstheme="minorHAnsi"/>
-                <w:sz w:val="22"/>
-                <w:szCs w:val="22"/>
-              </w:rPr>
-              <w:t xml:space="preserve">v1.6.0 - </w:t>
-            </w:r>
-            <w:r>
-              <w:rPr>
-                <w:rFonts w:ascii="Aptos" w:hAnsi="Aptos" w:cstheme="minorHAnsi"/>
-                <w:sz w:val="22"/>
-                <w:szCs w:val="22"/>
-              </w:rPr>
-              <w:t>February</w:t>
-            </w:r>
-            <w:r>
-              <w:rPr>
-                <w:rFonts w:ascii="Aptos" w:hAnsi="Aptos" w:cstheme="minorHAnsi"/>
-                <w:sz w:val="22"/>
-                <w:szCs w:val="22"/>
-              </w:rPr>
-              <w:t xml:space="preserve"> </w:t>
-            </w:r>
-            <w:r>
-              <w:rPr>
-                <w:rFonts w:ascii="Aptos" w:hAnsi="Aptos" w:cstheme="minorHAnsi"/>
-                <w:sz w:val="22"/>
-                <w:szCs w:val="22"/>
-              </w:rPr>
-              <w:t>7</w:t>
-            </w:r>
-            <w:r>
-              <w:rPr>
-                <w:rFonts w:ascii="Aptos" w:hAnsi="Aptos" w:cstheme="minorHAnsi"/>
-                <w:sz w:val="22"/>
-                <w:szCs w:val="22"/>
-              </w:rPr>
-              <w:t>, 2018</w:t>
-            </w:r>
-          </w:p>
-          <w:p>
-            <w:pPr>
-              <w:rPr>
-                <w:rFonts w:ascii="Aptos" w:hAnsi="Aptos" w:cstheme="minorHAnsi"/>
-                <w:sz w:val="22"/>
-                <w:szCs w:val="22"/>
-              </w:rPr>
-            </w:pPr>
-            <w:r>
-              <w:rPr>
-                <w:rFonts w:ascii="Aptos" w:hAnsi="Aptos" w:cstheme="minorHAnsi"/>
-                <w:sz w:val="22"/>
-                <w:szCs w:val="22"/>
-              </w:rPr>
-              <w:t xml:space="preserve">v1.7.0 </w:t>
-            </w:r>
-            <w:r>
-              <w:rPr>
-                <w:rFonts w:ascii="Aptos" w:hAnsi="Aptos" w:cstheme="minorHAnsi"/>
-                <w:sz w:val="22"/>
-                <w:szCs w:val="22"/>
-              </w:rPr>
-              <w:t>-</w:t>
-            </w:r>
-            <w:r>
-              <w:rPr>
-                <w:rFonts w:ascii="Aptos" w:hAnsi="Aptos" w:cstheme="minorHAnsi"/>
-                <w:sz w:val="22"/>
-                <w:szCs w:val="22"/>
-              </w:rPr>
-              <w:t xml:space="preserve"> March 29, 2018</w:t>
-            </w:r>
-          </w:p>
-          <w:p>
-            <w:pPr>
-              <w:rPr>
-                <w:rFonts w:ascii="Aptos" w:hAnsi="Aptos" w:cstheme="minorHAnsi"/>
-                <w:sz w:val="22"/>
-                <w:szCs w:val="22"/>
-              </w:rPr>
-            </w:pPr>
-            <w:r>
-              <w:rPr>
-                <w:rFonts w:ascii="Aptos" w:hAnsi="Aptos" w:cstheme="minorHAnsi"/>
-                <w:sz w:val="22"/>
-                <w:szCs w:val="22"/>
-              </w:rPr>
-              <w:t xml:space="preserve">v1.7.1 </w:t>
-            </w:r>
-            <w:r>
-              <w:rPr>
-                <w:rFonts w:ascii="Aptos" w:hAnsi="Aptos" w:cstheme="minorHAnsi"/>
-                <w:sz w:val="22"/>
-                <w:szCs w:val="22"/>
-              </w:rPr>
-              <w:t>-</w:t>
-            </w:r>
-            <w:r>
-              <w:rPr>
-                <w:rFonts w:ascii="Aptos" w:hAnsi="Aptos" w:cstheme="minorHAnsi"/>
-                <w:sz w:val="22"/>
-                <w:szCs w:val="22"/>
-              </w:rPr>
-              <w:t xml:space="preserve"> May 21</w:t>
-            </w:r>
-            <w:r>
-              <w:rPr>
-                <w:rFonts w:ascii="Aptos" w:hAnsi="Aptos" w:cstheme="minorHAnsi"/>
-                <w:sz w:val="22"/>
-                <w:szCs w:val="22"/>
-              </w:rPr>
-              <w:t>, 2018</w:t>
-            </w:r>
-          </w:p>
-          <w:p>
-            <w:pPr>
-              <w:rPr>
-                <w:rFonts w:ascii="Aptos" w:hAnsi="Aptos" w:cstheme="minorHAnsi"/>
-                <w:sz w:val="22"/>
-                <w:szCs w:val="22"/>
-              </w:rPr>
-            </w:pPr>
-            <w:r>
-              <w:rPr>
-                <w:rFonts w:ascii="Aptos" w:hAnsi="Aptos" w:cstheme="minorHAnsi"/>
-                <w:sz w:val="22"/>
-                <w:szCs w:val="22"/>
-              </w:rPr>
-              <w:t>v1.7.2 - June 12, 2018</w:t>
-            </w:r>
-          </w:p>
-          <w:p>
-            <w:pPr>
-              <w:rPr>
-                <w:rFonts w:ascii="Aptos" w:hAnsi="Aptos" w:cstheme="minorHAnsi"/>
-                <w:sz w:val="22"/>
-                <w:szCs w:val="22"/>
-              </w:rPr>
-            </w:pPr>
-            <w:r>
-              <w:rPr>
-                <w:rFonts w:ascii="Aptos" w:hAnsi="Aptos" w:cstheme="minorHAnsi"/>
-                <w:sz w:val="22"/>
-                <w:szCs w:val="22"/>
-              </w:rPr>
-              <w:t>v1.7.3 - July 24, 2018</w:t>
-            </w:r>
-          </w:p>
-          <w:p>
-            <w:pPr>
-              <w:rPr>
-                <w:rFonts w:ascii="Aptos" w:hAnsi="Aptos" w:cstheme="minorHAnsi"/>
-                <w:sz w:val="22"/>
-                <w:szCs w:val="22"/>
-              </w:rPr>
-            </w:pPr>
-            <w:r>
-              <w:rPr>
-                <w:rFonts w:ascii="Aptos" w:hAnsi="Aptos" w:cstheme="minorHAnsi"/>
-                <w:sz w:val="22"/>
-                <w:szCs w:val="22"/>
-              </w:rPr>
-              <w:t xml:space="preserve">v1.8.0 - September </w:t>
-            </w:r>
-            <w:r>
-              <w:rPr>
-                <w:rFonts w:ascii="Aptos" w:hAnsi="Aptos" w:cstheme="minorHAnsi"/>
-                <w:sz w:val="22"/>
-                <w:szCs w:val="22"/>
-              </w:rPr>
-              <w:t>28</w:t>
-            </w:r>
-            <w:r>
-              <w:rPr>
-                <w:rFonts w:ascii="Aptos" w:hAnsi="Aptos" w:cstheme="minorHAnsi"/>
-                <w:sz w:val="22"/>
-                <w:szCs w:val="22"/>
-              </w:rPr>
-              <w:t>, 2018</w:t>
-            </w:r>
-          </w:p>
-          <w:p>
-            <w:pPr>
-              <w:rPr>
-                <w:rFonts w:ascii="Aptos" w:hAnsi="Aptos" w:cstheme="minorHAnsi"/>
-                <w:sz w:val="22"/>
-                <w:szCs w:val="22"/>
-              </w:rPr>
-            </w:pPr>
-            <w:r>
-              <w:rPr>
-                <w:rFonts w:ascii="Aptos" w:hAnsi="Aptos" w:cstheme="minorHAnsi"/>
-                <w:sz w:val="22"/>
-                <w:szCs w:val="22"/>
-              </w:rPr>
-              <w:t xml:space="preserve">v1.9.0 </w:t>
-            </w:r>
-            <w:r>
-              <w:rPr>
-                <w:rFonts w:ascii="Aptos" w:hAnsi="Aptos" w:cstheme="minorHAnsi"/>
-                <w:sz w:val="22"/>
-                <w:szCs w:val="22"/>
-              </w:rPr>
-              <w:t>-</w:t>
-            </w:r>
-            <w:r>
-              <w:rPr>
-                <w:rFonts w:ascii="Aptos" w:hAnsi="Aptos" w:cstheme="minorHAnsi"/>
-                <w:sz w:val="22"/>
-                <w:szCs w:val="22"/>
-              </w:rPr>
-              <w:t xml:space="preserve"> November 20, 2018</w:t>
-            </w:r>
-          </w:p>
-          <w:p>
-            <w:pPr>
-              <w:rPr>
-                <w:rFonts w:ascii="Aptos" w:hAnsi="Aptos" w:cstheme="minorHAnsi"/>
-                <w:sz w:val="22"/>
-                <w:szCs w:val="22"/>
-              </w:rPr>
-            </w:pPr>
-            <w:r>
-              <w:rPr>
-                <w:rFonts w:ascii="Aptos" w:hAnsi="Aptos" w:cstheme="minorHAnsi"/>
-                <w:sz w:val="22"/>
-                <w:szCs w:val="22"/>
-              </w:rPr>
-              <w:t xml:space="preserve">v1.10.0 </w:t>
-            </w:r>
-            <w:r>
-              <w:rPr>
-                <w:rFonts w:ascii="Aptos" w:hAnsi="Aptos" w:cstheme="minorHAnsi"/>
-                <w:sz w:val="22"/>
-                <w:szCs w:val="22"/>
-              </w:rPr>
-              <w:t>-</w:t>
-            </w:r>
-            <w:r>
-              <w:rPr>
-                <w:rFonts w:ascii="Aptos" w:hAnsi="Aptos" w:cstheme="minorHAnsi"/>
-                <w:sz w:val="22"/>
-                <w:szCs w:val="22"/>
-              </w:rPr>
-              <w:t xml:space="preserve"> December 18, 2018</w:t>
-            </w:r>
-          </w:p>
-          <w:p>
-            <w:pPr>
-              <w:rPr>
-                <w:rFonts w:ascii="Aptos" w:hAnsi="Aptos" w:cstheme="minorHAnsi"/>
-                <w:sz w:val="22"/>
-                <w:szCs w:val="22"/>
-              </w:rPr>
-            </w:pPr>
-            <w:r>
-              <w:rPr>
-                <w:rFonts w:ascii="Aptos" w:hAnsi="Aptos" w:cstheme="minorHAnsi"/>
-                <w:sz w:val="22"/>
-                <w:szCs w:val="22"/>
-              </w:rPr>
-              <w:t xml:space="preserve">v1.11.0 </w:t>
-            </w:r>
-            <w:r>
-              <w:rPr>
-                <w:rFonts w:ascii="Aptos" w:hAnsi="Aptos" w:cstheme="minorHAnsi"/>
-                <w:sz w:val="22"/>
-                <w:szCs w:val="22"/>
-              </w:rPr>
-              <w:t>-</w:t>
-            </w:r>
-            <w:r>
-              <w:rPr>
-                <w:rFonts w:ascii="Aptos" w:hAnsi="Aptos" w:cstheme="minorHAnsi"/>
-                <w:sz w:val="22"/>
-                <w:szCs w:val="22"/>
-              </w:rPr>
-              <w:t xml:space="preserve"> March 1, 2019</w:t>
-            </w:r>
-          </w:p>
-          <w:p>
-            <w:pPr>
-              <w:rPr>
-                <w:rFonts w:ascii="Aptos" w:hAnsi="Aptos" w:cstheme="minorHAnsi"/>
-                <w:sz w:val="22"/>
-                <w:szCs w:val="22"/>
-              </w:rPr>
-            </w:pPr>
-            <w:r>
-              <w:rPr>
-                <w:rFonts w:ascii="Aptos" w:hAnsi="Aptos" w:cstheme="minorHAnsi"/>
-                <w:sz w:val="22"/>
-                <w:szCs w:val="22"/>
-              </w:rPr>
-              <w:t xml:space="preserve">v1.12.0 </w:t>
-            </w:r>
-            <w:r>
-              <w:rPr>
-                <w:rFonts w:ascii="Aptos" w:hAnsi="Aptos" w:cstheme="minorHAnsi"/>
-                <w:sz w:val="22"/>
-                <w:szCs w:val="22"/>
-              </w:rPr>
-              <w:t>-</w:t>
-            </w:r>
-            <w:r>
-              <w:rPr>
-                <w:rFonts w:ascii="Aptos" w:hAnsi="Aptos" w:cstheme="minorHAnsi"/>
-                <w:sz w:val="22"/>
-                <w:szCs w:val="22"/>
-              </w:rPr>
-              <w:t xml:space="preserve"> </w:t>
-            </w:r>
-            <w:r>
-              <w:rPr>
-                <w:rFonts w:ascii="Aptos" w:hAnsi="Aptos" w:cstheme="minorHAnsi"/>
-                <w:sz w:val="22"/>
-                <w:szCs w:val="22"/>
-              </w:rPr>
-              <w:t>April 1</w:t>
-            </w:r>
-            <w:r>
-              <w:rPr>
-                <w:rFonts w:ascii="Aptos" w:hAnsi="Aptos" w:cstheme="minorHAnsi"/>
-                <w:sz w:val="22"/>
-                <w:szCs w:val="22"/>
-              </w:rPr>
-              <w:t>, 2019</w:t>
-            </w:r>
-          </w:p>
-          <w:p>
-            <w:pPr>
-              <w:rPr>
-                <w:rFonts w:ascii="Aptos" w:hAnsi="Aptos" w:cstheme="minorHAnsi"/>
-                <w:sz w:val="22"/>
-                <w:szCs w:val="22"/>
-              </w:rPr>
-            </w:pPr>
-            <w:r>
-              <w:rPr>
-                <w:rFonts w:ascii="Aptos" w:hAnsi="Aptos" w:cstheme="minorHAnsi"/>
-                <w:sz w:val="22"/>
-                <w:szCs w:val="22"/>
-              </w:rPr>
-              <w:t xml:space="preserve">v1.13.0 </w:t>
-            </w:r>
-            <w:r>
-              <w:rPr>
-                <w:rFonts w:ascii="Aptos" w:hAnsi="Aptos" w:cstheme="minorHAnsi"/>
-                <w:sz w:val="22"/>
-                <w:szCs w:val="22"/>
-              </w:rPr>
-              <w:t>-</w:t>
-            </w:r>
-            <w:r>
-              <w:rPr>
-                <w:rFonts w:ascii="Aptos" w:hAnsi="Aptos" w:cstheme="minorHAnsi"/>
-                <w:sz w:val="22"/>
-                <w:szCs w:val="22"/>
-              </w:rPr>
-              <w:t xml:space="preserve"> May 3, 2019</w:t>
-            </w:r>
-          </w:p>
-          <w:p>
-            <w:pPr>
-              <w:rPr>
-                <w:rFonts w:ascii="Aptos" w:hAnsi="Aptos" w:cstheme="minorHAnsi"/>
-                <w:sz w:val="22"/>
-                <w:szCs w:val="22"/>
-              </w:rPr>
-            </w:pPr>
-            <w:r>
-              <w:rPr>
-                <w:rFonts w:ascii="Aptos" w:hAnsi="Aptos" w:cstheme="minorHAnsi"/>
-                <w:sz w:val="22"/>
-                <w:szCs w:val="22"/>
-              </w:rPr>
-              <w:t xml:space="preserve">v1.14.0 </w:t>
-            </w:r>
-            <w:r>
-              <w:rPr>
-                <w:rFonts w:ascii="Aptos" w:hAnsi="Aptos" w:cstheme="minorHAnsi"/>
-                <w:sz w:val="22"/>
-                <w:szCs w:val="22"/>
-              </w:rPr>
-              <w:t>-</w:t>
-            </w:r>
-            <w:r>
-              <w:rPr>
-                <w:rFonts w:ascii="Aptos" w:hAnsi="Aptos" w:cstheme="minorHAnsi"/>
-                <w:sz w:val="22"/>
-                <w:szCs w:val="22"/>
-              </w:rPr>
-              <w:t xml:space="preserve"> June 4, 2019</w:t>
-            </w:r>
-          </w:p>
-          <w:p>
-            <w:pPr>
-              <w:rPr>
-                <w:rFonts w:ascii="Aptos" w:hAnsi="Aptos" w:cstheme="minorHAnsi"/>
-                <w:sz w:val="22"/>
-                <w:szCs w:val="22"/>
-              </w:rPr>
-            </w:pPr>
-            <w:r>
-              <w:rPr>
-                <w:rFonts w:ascii="Aptos" w:hAnsi="Aptos" w:cstheme="minorHAnsi"/>
-                <w:sz w:val="22"/>
-                <w:szCs w:val="22"/>
-              </w:rPr>
-              <w:t xml:space="preserve">v1.15.0 </w:t>
-            </w:r>
-            <w:r>
-              <w:rPr>
-                <w:rFonts w:ascii="Aptos" w:hAnsi="Aptos" w:cstheme="minorHAnsi"/>
-                <w:sz w:val="22"/>
-                <w:szCs w:val="22"/>
-              </w:rPr>
-              <w:t>-</w:t>
-            </w:r>
-            <w:r>
-              <w:rPr>
-                <w:rFonts w:ascii="Aptos" w:hAnsi="Aptos" w:cstheme="minorHAnsi"/>
-                <w:sz w:val="22"/>
-                <w:szCs w:val="22"/>
-              </w:rPr>
-              <w:t xml:space="preserve"> July 9, 2019</w:t>
-            </w:r>
-          </w:p>
-          <w:p>
-            <w:pPr>
-              <w:rPr>
-                <w:rFonts w:ascii="Aptos" w:hAnsi="Aptos" w:cstheme="minorHAnsi"/>
-                <w:sz w:val="22"/>
-                <w:szCs w:val="22"/>
-              </w:rPr>
-            </w:pPr>
-            <w:r>
-              <w:rPr>
-                <w:rFonts w:ascii="Aptos" w:hAnsi="Aptos" w:cstheme="minorHAnsi"/>
-                <w:sz w:val="22"/>
-                <w:szCs w:val="22"/>
-              </w:rPr>
-              <w:t xml:space="preserve">v1.16.0 </w:t>
-            </w:r>
-            <w:r>
-              <w:rPr>
-                <w:rFonts w:ascii="Aptos" w:hAnsi="Aptos" w:cstheme="minorHAnsi"/>
-                <w:sz w:val="22"/>
-                <w:szCs w:val="22"/>
-              </w:rPr>
-              <w:t>-</w:t>
-            </w:r>
-            <w:r>
-              <w:rPr>
-                <w:rFonts w:ascii="Aptos" w:hAnsi="Aptos" w:cstheme="minorHAnsi"/>
-                <w:sz w:val="22"/>
-                <w:szCs w:val="22"/>
-              </w:rPr>
-              <w:t xml:space="preserve"> </w:t>
-            </w:r>
-            <w:r>
-              <w:rPr>
-                <w:rFonts w:ascii="Aptos" w:hAnsi="Aptos" w:cstheme="minorHAnsi"/>
-                <w:sz w:val="22"/>
-                <w:szCs w:val="22"/>
-              </w:rPr>
-              <w:t>A</w:t>
-            </w:r>
-            <w:r>
-              <w:rPr>
-                <w:rFonts w:ascii="Aptos" w:hAnsi="Aptos" w:cstheme="minorHAnsi"/>
-                <w:sz w:val="22"/>
-                <w:szCs w:val="22"/>
-              </w:rPr>
-              <w:t>u</w:t>
-            </w:r>
-            <w:r>
-              <w:rPr>
-                <w:rFonts w:ascii="Aptos" w:hAnsi="Aptos" w:cstheme="minorHAnsi"/>
-                <w:sz w:val="22"/>
-                <w:szCs w:val="22"/>
-              </w:rPr>
-              <w:t>gust</w:t>
-            </w:r>
-            <w:r>
-              <w:rPr>
-                <w:rFonts w:ascii="Aptos" w:hAnsi="Aptos" w:cstheme="minorHAnsi"/>
-                <w:sz w:val="22"/>
-                <w:szCs w:val="22"/>
-              </w:rPr>
-              <w:t xml:space="preserve"> 21, 2019</w:t>
-            </w:r>
-          </w:p>
-          <w:p>
-            <w:pPr>
-              <w:rPr>
-                <w:rFonts w:ascii="Aptos" w:hAnsi="Aptos" w:cstheme="minorHAnsi"/>
-                <w:sz w:val="22"/>
-                <w:szCs w:val="22"/>
-              </w:rPr>
-            </w:pPr>
-            <w:r>
-              <w:rPr>
-                <w:rFonts w:ascii="Aptos" w:hAnsi="Aptos" w:cstheme="minorHAnsi"/>
-                <w:sz w:val="22"/>
-                <w:szCs w:val="22"/>
-              </w:rPr>
-              <w:t xml:space="preserve">v1.17.0 </w:t>
-            </w:r>
-            <w:r>
-              <w:rPr>
-                <w:rFonts w:ascii="Aptos" w:hAnsi="Aptos" w:cstheme="minorHAnsi"/>
-                <w:sz w:val="22"/>
-                <w:szCs w:val="22"/>
-              </w:rPr>
-              <w:t>-</w:t>
-            </w:r>
-            <w:r>
-              <w:rPr>
-                <w:rFonts w:ascii="Aptos" w:hAnsi="Aptos" w:cstheme="minorHAnsi"/>
-                <w:sz w:val="22"/>
-                <w:szCs w:val="22"/>
-              </w:rPr>
-              <w:t xml:space="preserve"> September 13, 2019</w:t>
-            </w:r>
-          </w:p>
-          <w:p>
-            <w:pPr>
-              <w:rPr>
-                <w:rFonts w:ascii="Aptos" w:hAnsi="Aptos" w:cstheme="minorHAnsi"/>
-                <w:sz w:val="22"/>
-                <w:szCs w:val="22"/>
-              </w:rPr>
-            </w:pPr>
-            <w:r>
-              <w:rPr>
-                <w:rFonts w:ascii="Aptos" w:hAnsi="Aptos" w:cstheme="minorHAnsi"/>
-                <w:sz w:val="22"/>
-                <w:szCs w:val="22"/>
-              </w:rPr>
-              <w:t xml:space="preserve">v1.18.0 </w:t>
-            </w:r>
-            <w:r>
-              <w:rPr>
-                <w:rFonts w:ascii="Aptos" w:hAnsi="Aptos" w:cstheme="minorHAnsi"/>
-                <w:sz w:val="22"/>
-                <w:szCs w:val="22"/>
-              </w:rPr>
-              <w:t>-</w:t>
-            </w:r>
-            <w:r>
-              <w:rPr>
-                <w:rFonts w:ascii="Aptos" w:hAnsi="Aptos" w:cstheme="minorHAnsi"/>
-                <w:sz w:val="22"/>
-                <w:szCs w:val="22"/>
-              </w:rPr>
-              <w:t xml:space="preserve"> October 11, 2019</w:t>
-            </w:r>
-          </w:p>
-          <w:p>
-            <w:pPr>
-              <w:rPr>
-                <w:rFonts w:ascii="Aptos" w:hAnsi="Aptos" w:cstheme="minorHAnsi"/>
-                <w:sz w:val="22"/>
-                <w:szCs w:val="22"/>
-              </w:rPr>
-            </w:pPr>
-            <w:r>
-              <w:rPr>
-                <w:rFonts w:ascii="Aptos" w:hAnsi="Aptos" w:cstheme="minorHAnsi"/>
-                <w:sz w:val="22"/>
-                <w:szCs w:val="22"/>
-              </w:rPr>
-              <w:t xml:space="preserve">v1.19.0 </w:t>
-            </w:r>
-            <w:r>
-              <w:rPr>
-                <w:rFonts w:ascii="Aptos" w:hAnsi="Aptos" w:cstheme="minorHAnsi"/>
-                <w:sz w:val="22"/>
-                <w:szCs w:val="22"/>
-              </w:rPr>
-              <w:t>-</w:t>
-            </w:r>
-            <w:r>
-              <w:rPr>
-                <w:rFonts w:ascii="Aptos" w:hAnsi="Aptos" w:cstheme="minorHAnsi"/>
-                <w:sz w:val="22"/>
-                <w:szCs w:val="22"/>
-              </w:rPr>
-              <w:t xml:space="preserve"> November 8, 2019</w:t>
-            </w:r>
-          </w:p>
-          <w:p>
-            <w:pPr>
-              <w:rPr>
-                <w:rFonts w:ascii="Aptos" w:hAnsi="Aptos" w:cstheme="minorHAnsi"/>
-                <w:sz w:val="22"/>
-                <w:szCs w:val="22"/>
-              </w:rPr>
-            </w:pPr>
-            <w:r>
-              <w:rPr>
-                <w:rFonts w:ascii="Aptos" w:hAnsi="Aptos" w:cstheme="minorHAnsi"/>
-                <w:sz w:val="22"/>
-                <w:szCs w:val="22"/>
-              </w:rPr>
-              <w:t xml:space="preserve">v1.20.0 </w:t>
-            </w:r>
-            <w:r>
-              <w:rPr>
-                <w:rFonts w:ascii="Aptos" w:hAnsi="Aptos" w:cstheme="minorHAnsi"/>
-                <w:sz w:val="22"/>
-                <w:szCs w:val="22"/>
-              </w:rPr>
-              <w:t>-</w:t>
-            </w:r>
-            <w:r>
-              <w:rPr>
-                <w:rFonts w:ascii="Aptos" w:hAnsi="Aptos" w:cstheme="minorHAnsi"/>
-                <w:sz w:val="22"/>
-                <w:szCs w:val="22"/>
-              </w:rPr>
-              <w:t xml:space="preserve"> December 2, 2019</w:t>
-            </w:r>
-          </w:p>
-          <w:p>
-            <w:pPr>
-              <w:rPr>
-                <w:rFonts w:ascii="Aptos" w:hAnsi="Aptos" w:cstheme="minorHAnsi"/>
-                <w:sz w:val="22"/>
-                <w:szCs w:val="22"/>
-              </w:rPr>
-            </w:pPr>
-            <w:r>
-              <w:rPr>
-                <w:rFonts w:ascii="Aptos" w:hAnsi="Aptos" w:cstheme="minorHAnsi"/>
-                <w:sz w:val="22"/>
-                <w:szCs w:val="22"/>
-              </w:rPr>
-              <w:t xml:space="preserve">v1.21.0 </w:t>
-            </w:r>
-            <w:r>
-              <w:rPr>
-                <w:rFonts w:ascii="Aptos" w:hAnsi="Aptos" w:cstheme="minorHAnsi"/>
-                <w:sz w:val="22"/>
-                <w:szCs w:val="22"/>
-              </w:rPr>
-              <w:t>-</w:t>
-            </w:r>
-            <w:r>
-              <w:rPr>
-                <w:rFonts w:ascii="Aptos" w:hAnsi="Aptos" w:cstheme="minorHAnsi"/>
-                <w:sz w:val="22"/>
-                <w:szCs w:val="22"/>
-              </w:rPr>
-              <w:t xml:space="preserve"> January 9, 20</w:t>
-            </w:r>
-            <w:r>
-              <w:rPr>
-                <w:rFonts w:ascii="Aptos" w:hAnsi="Aptos" w:cstheme="minorHAnsi"/>
-                <w:sz w:val="22"/>
-                <w:szCs w:val="22"/>
-              </w:rPr>
-              <w:t>20</w:t>
-            </w:r>
-          </w:p>
-          <w:p>
-            <w:pPr>
-              <w:rPr>
-                <w:rFonts w:ascii="Aptos" w:hAnsi="Aptos" w:cstheme="minorHAnsi"/>
-                <w:sz w:val="22"/>
-                <w:szCs w:val="22"/>
-              </w:rPr>
-            </w:pPr>
-            <w:r>
-              <w:rPr>
-                <w:rFonts w:ascii="Aptos" w:hAnsi="Aptos" w:cstheme="minorHAnsi"/>
-                <w:sz w:val="22"/>
-                <w:szCs w:val="22"/>
-              </w:rPr>
-              <w:t>v</w:t>
-            </w:r>
-            <w:r>
-              <w:rPr>
-                <w:rFonts w:ascii="Aptos" w:hAnsi="Aptos" w:cstheme="minorHAnsi"/>
-                <w:sz w:val="22"/>
-                <w:szCs w:val="22"/>
-              </w:rPr>
-              <w:t xml:space="preserve">1.22.0 </w:t>
-            </w:r>
-            <w:r>
-              <w:rPr>
-                <w:rFonts w:ascii="Aptos" w:hAnsi="Aptos" w:cstheme="minorHAnsi"/>
-                <w:sz w:val="22"/>
-                <w:szCs w:val="22"/>
-              </w:rPr>
-              <w:t>-</w:t>
-            </w:r>
-            <w:r>
-              <w:rPr>
-                <w:rFonts w:ascii="Aptos" w:hAnsi="Aptos" w:cstheme="minorHAnsi"/>
-                <w:sz w:val="22"/>
-                <w:szCs w:val="22"/>
-              </w:rPr>
-              <w:t xml:space="preserve"> February 6, 2020</w:t>
-            </w:r>
-          </w:p>
-          <w:p>
-            <w:pPr>
-              <w:rPr>
-                <w:rFonts w:ascii="Aptos" w:hAnsi="Aptos" w:cstheme="minorHAnsi"/>
-                <w:sz w:val="22"/>
-                <w:szCs w:val="22"/>
-              </w:rPr>
-            </w:pPr>
-            <w:r>
-              <w:rPr>
-                <w:rFonts w:ascii="Aptos" w:hAnsi="Aptos" w:cstheme="minorHAnsi"/>
-                <w:sz w:val="22"/>
-                <w:szCs w:val="22"/>
-              </w:rPr>
-              <w:t xml:space="preserve">v1.23.0 </w:t>
-            </w:r>
-            <w:r>
-              <w:rPr>
-                <w:rFonts w:ascii="Aptos" w:hAnsi="Aptos" w:cstheme="minorHAnsi"/>
-                <w:sz w:val="22"/>
-                <w:szCs w:val="22"/>
-              </w:rPr>
-              <w:t>-</w:t>
-            </w:r>
-            <w:r>
-              <w:rPr>
-                <w:rFonts w:ascii="Aptos" w:hAnsi="Aptos" w:cstheme="minorHAnsi"/>
-                <w:sz w:val="22"/>
-                <w:szCs w:val="22"/>
-              </w:rPr>
-              <w:t xml:space="preserve"> March 9, 2020</w:t>
-            </w:r>
-          </w:p>
-          <w:p>
-            <w:pPr>
-              <w:rPr>
-                <w:rFonts w:ascii="Aptos" w:hAnsi="Aptos" w:cstheme="minorHAnsi"/>
-                <w:sz w:val="22"/>
-                <w:szCs w:val="22"/>
-              </w:rPr>
-            </w:pPr>
-            <w:r>
-              <w:rPr>
-                <w:rFonts w:ascii="Aptos" w:hAnsi="Aptos" w:cstheme="minorHAnsi"/>
-                <w:sz w:val="22"/>
-                <w:szCs w:val="22"/>
-              </w:rPr>
-              <w:t xml:space="preserve">v1.24.0 </w:t>
-            </w:r>
-            <w:r>
-              <w:rPr>
-                <w:rFonts w:ascii="Aptos" w:hAnsi="Aptos" w:cstheme="minorHAnsi"/>
-                <w:sz w:val="22"/>
-                <w:szCs w:val="22"/>
-              </w:rPr>
-              <w:t>-</w:t>
-            </w:r>
-            <w:r>
-              <w:rPr>
-                <w:rFonts w:ascii="Aptos" w:hAnsi="Aptos" w:cstheme="minorHAnsi"/>
-                <w:sz w:val="22"/>
-                <w:szCs w:val="22"/>
-              </w:rPr>
-              <w:t xml:space="preserve"> </w:t>
-            </w:r>
-            <w:r>
-              <w:rPr>
-                <w:rFonts w:ascii="Aptos" w:hAnsi="Aptos" w:cstheme="minorHAnsi"/>
-                <w:sz w:val="22"/>
-                <w:szCs w:val="22"/>
-              </w:rPr>
-              <w:t>April</w:t>
-            </w:r>
-            <w:r>
-              <w:rPr>
-                <w:rFonts w:ascii="Aptos" w:hAnsi="Aptos" w:cstheme="minorHAnsi"/>
-                <w:sz w:val="22"/>
-                <w:szCs w:val="22"/>
-              </w:rPr>
-              <w:t xml:space="preserve"> 1, 2020</w:t>
-            </w:r>
-          </w:p>
-          <w:p>
-            <w:pPr>
-              <w:rPr>
-                <w:rFonts w:ascii="Aptos" w:hAnsi="Aptos" w:cstheme="minorHAnsi"/>
-                <w:sz w:val="22"/>
-                <w:szCs w:val="22"/>
-              </w:rPr>
-            </w:pPr>
-            <w:r>
-              <w:rPr>
-                <w:rFonts w:ascii="Aptos" w:hAnsi="Aptos" w:cstheme="minorHAnsi"/>
-                <w:sz w:val="22"/>
-                <w:szCs w:val="22"/>
-              </w:rPr>
-              <w:t xml:space="preserve">v1.25.0 </w:t>
-            </w:r>
-            <w:r>
-              <w:rPr>
-                <w:rFonts w:ascii="Aptos" w:hAnsi="Aptos" w:cstheme="minorHAnsi"/>
-                <w:sz w:val="22"/>
-                <w:szCs w:val="22"/>
-              </w:rPr>
-              <w:t>-</w:t>
-            </w:r>
-            <w:r>
-              <w:rPr>
-                <w:rFonts w:ascii="Aptos" w:hAnsi="Aptos" w:cstheme="minorHAnsi"/>
-                <w:sz w:val="22"/>
-                <w:szCs w:val="22"/>
-              </w:rPr>
-              <w:t xml:space="preserve"> May 8, 2020</w:t>
-            </w:r>
-          </w:p>
-          <w:p>
-            <w:pPr>
-              <w:rPr>
-                <w:rFonts w:ascii="Aptos" w:hAnsi="Aptos" w:cstheme="minorHAnsi"/>
-                <w:sz w:val="22"/>
-                <w:szCs w:val="22"/>
-              </w:rPr>
-            </w:pPr>
-            <w:r>
-              <w:rPr>
-                <w:rFonts w:ascii="Aptos" w:hAnsi="Aptos" w:cstheme="minorHAnsi"/>
-                <w:sz w:val="22"/>
-                <w:szCs w:val="22"/>
-              </w:rPr>
-              <w:t xml:space="preserve">v1.26.0 </w:t>
-            </w:r>
-            <w:r>
-              <w:rPr>
-                <w:rFonts w:ascii="Aptos" w:hAnsi="Aptos" w:cstheme="minorHAnsi"/>
-                <w:sz w:val="22"/>
-                <w:szCs w:val="22"/>
-              </w:rPr>
-              <w:t>-</w:t>
-            </w:r>
-            <w:r>
-              <w:rPr>
-                <w:rFonts w:ascii="Aptos" w:hAnsi="Aptos" w:cstheme="minorHAnsi"/>
-                <w:sz w:val="22"/>
-                <w:szCs w:val="22"/>
-              </w:rPr>
-              <w:t xml:space="preserve"> June 4, 2020</w:t>
-            </w:r>
-          </w:p>
-          <w:p>
-            <w:pPr>
-              <w:rPr>
-                <w:rFonts w:ascii="Aptos" w:hAnsi="Aptos" w:cstheme="minorHAnsi"/>
-                <w:sz w:val="22"/>
-                <w:szCs w:val="22"/>
-              </w:rPr>
-            </w:pPr>
-            <w:r>
-              <w:rPr>
-                <w:rFonts w:ascii="Aptos" w:hAnsi="Aptos" w:cstheme="minorHAnsi"/>
-                <w:sz w:val="22"/>
-                <w:szCs w:val="22"/>
-              </w:rPr>
-              <w:t xml:space="preserve">v1.27.0 </w:t>
-            </w:r>
-            <w:r>
-              <w:rPr>
-                <w:rFonts w:ascii="Aptos" w:hAnsi="Aptos" w:cstheme="minorHAnsi"/>
-                <w:sz w:val="22"/>
-                <w:szCs w:val="22"/>
-              </w:rPr>
-              <w:t>-</w:t>
-            </w:r>
-            <w:r>
-              <w:rPr>
-                <w:rFonts w:ascii="Aptos" w:hAnsi="Aptos" w:cstheme="minorHAnsi"/>
-                <w:sz w:val="22"/>
-                <w:szCs w:val="22"/>
-              </w:rPr>
-              <w:t xml:space="preserve"> July 8, 2020</w:t>
-            </w:r>
-          </w:p>
-          <w:p>
-            <w:pPr>
-              <w:rPr>
-                <w:rFonts w:ascii="Aptos" w:hAnsi="Aptos" w:cstheme="minorHAnsi"/>
-                <w:sz w:val="22"/>
-                <w:szCs w:val="22"/>
-              </w:rPr>
-            </w:pPr>
-            <w:r>
-              <w:rPr>
-                <w:rFonts w:ascii="Aptos" w:hAnsi="Aptos" w:cstheme="minorHAnsi"/>
-                <w:sz w:val="22"/>
-                <w:szCs w:val="22"/>
-              </w:rPr>
-              <w:t xml:space="preserve">v2.0.0 </w:t>
-            </w:r>
-            <w:r>
-              <w:rPr>
-                <w:rFonts w:ascii="Aptos" w:hAnsi="Aptos" w:cstheme="minorHAnsi"/>
-                <w:sz w:val="22"/>
-                <w:szCs w:val="22"/>
-              </w:rPr>
-              <w:t>-</w:t>
-            </w:r>
-            <w:r>
-              <w:rPr>
-                <w:rFonts w:ascii="Aptos" w:hAnsi="Aptos" w:cstheme="minorHAnsi"/>
-                <w:sz w:val="22"/>
-                <w:szCs w:val="22"/>
-              </w:rPr>
-              <w:t xml:space="preserve"> August 27, 2020</w:t>
-            </w:r>
-          </w:p>
-          <w:p>
-            <w:pPr>
-              <w:rPr>
-                <w:rFonts w:ascii="Aptos" w:hAnsi="Aptos" w:cstheme="minorHAnsi"/>
-                <w:sz w:val="22"/>
-                <w:szCs w:val="22"/>
-              </w:rPr>
-            </w:pPr>
-            <w:r>
-              <w:rPr>
-                <w:rFonts w:ascii="Aptos" w:hAnsi="Aptos" w:cstheme="minorHAnsi"/>
-                <w:sz w:val="22"/>
-                <w:szCs w:val="22"/>
-              </w:rPr>
-              <w:t xml:space="preserve">v2.1.0 </w:t>
-            </w:r>
-            <w:r>
-              <w:rPr>
-                <w:rFonts w:ascii="Aptos" w:hAnsi="Aptos" w:cstheme="minorHAnsi"/>
-                <w:sz w:val="22"/>
-                <w:szCs w:val="22"/>
-              </w:rPr>
-              <w:t>-</w:t>
-            </w:r>
-            <w:r>
-              <w:rPr>
-                <w:rFonts w:ascii="Aptos" w:hAnsi="Aptos" w:cstheme="minorHAnsi"/>
-                <w:sz w:val="22"/>
-                <w:szCs w:val="22"/>
-              </w:rPr>
-              <w:t xml:space="preserve"> September 2</w:t>
-            </w:r>
-            <w:r>
-              <w:rPr>
-                <w:rFonts w:ascii="Aptos" w:hAnsi="Aptos" w:cstheme="minorHAnsi"/>
-                <w:sz w:val="22"/>
-                <w:szCs w:val="22"/>
-              </w:rPr>
-              <w:t>4</w:t>
-            </w:r>
-            <w:r>
-              <w:rPr>
-                <w:rFonts w:ascii="Aptos" w:hAnsi="Aptos" w:cstheme="minorHAnsi"/>
-                <w:sz w:val="22"/>
-                <w:szCs w:val="22"/>
-              </w:rPr>
-              <w:t>, 2020</w:t>
-            </w:r>
-          </w:p>
-          <w:p>
-            <w:pPr>
-              <w:rPr>
-                <w:rFonts w:ascii="Aptos" w:hAnsi="Aptos" w:cstheme="minorHAnsi"/>
-                <w:sz w:val="22"/>
-                <w:szCs w:val="22"/>
-              </w:rPr>
-            </w:pPr>
-            <w:r>
-              <w:rPr>
-                <w:rFonts w:ascii="Aptos" w:hAnsi="Aptos" w:cstheme="minorHAnsi"/>
-                <w:sz w:val="22"/>
-                <w:szCs w:val="22"/>
-              </w:rPr>
-              <w:t xml:space="preserve">v2.2.0 </w:t>
-            </w:r>
-            <w:r>
-              <w:rPr>
-                <w:rFonts w:ascii="Aptos" w:hAnsi="Aptos" w:cstheme="minorHAnsi"/>
-                <w:sz w:val="22"/>
-                <w:szCs w:val="22"/>
-              </w:rPr>
-              <w:t>-</w:t>
-            </w:r>
-            <w:r>
-              <w:rPr>
-                <w:rFonts w:ascii="Aptos" w:hAnsi="Aptos" w:cstheme="minorHAnsi"/>
-                <w:sz w:val="22"/>
-                <w:szCs w:val="22"/>
-              </w:rPr>
-              <w:t xml:space="preserve"> October 16, 2020</w:t>
-            </w:r>
-          </w:p>
-          <w:p>
-            <w:pPr>
-              <w:rPr>
-                <w:rFonts w:ascii="Aptos" w:hAnsi="Aptos" w:cstheme="minorHAnsi"/>
-                <w:sz w:val="22"/>
-                <w:szCs w:val="22"/>
-              </w:rPr>
-            </w:pPr>
-            <w:r>
-              <w:rPr>
-                <w:rFonts w:ascii="Aptos" w:hAnsi="Aptos" w:cstheme="minorHAnsi"/>
-                <w:sz w:val="22"/>
-                <w:szCs w:val="22"/>
-              </w:rPr>
-              <w:t xml:space="preserve">v2.3.0 </w:t>
-            </w:r>
-            <w:r>
-              <w:rPr>
-                <w:rFonts w:ascii="Aptos" w:hAnsi="Aptos" w:cstheme="minorHAnsi"/>
-                <w:sz w:val="22"/>
-                <w:szCs w:val="22"/>
-              </w:rPr>
-              <w:t>-</w:t>
-            </w:r>
-            <w:r>
-              <w:rPr>
-                <w:rFonts w:ascii="Aptos" w:hAnsi="Aptos" w:cstheme="minorHAnsi"/>
-                <w:sz w:val="22"/>
-                <w:szCs w:val="22"/>
-              </w:rPr>
-              <w:t xml:space="preserve"> December 29, 2020</w:t>
-            </w:r>
-          </w:p>
-          <w:p>
-            <w:pPr>
-              <w:rPr>
-                <w:rFonts w:ascii="Aptos" w:hAnsi="Aptos" w:cstheme="minorHAnsi"/>
-                <w:sz w:val="22"/>
-                <w:szCs w:val="22"/>
-              </w:rPr>
-            </w:pPr>
-            <w:r>
-              <w:rPr>
-                <w:rFonts w:ascii="Aptos" w:hAnsi="Aptos" w:cstheme="minorHAnsi"/>
-                <w:sz w:val="22"/>
-                <w:szCs w:val="22"/>
-              </w:rPr>
-              <w:t xml:space="preserve">v2.4.0 </w:t>
-            </w:r>
-            <w:r>
-              <w:rPr>
-                <w:rFonts w:ascii="Aptos" w:hAnsi="Aptos" w:cstheme="minorHAnsi"/>
-                <w:sz w:val="22"/>
-                <w:szCs w:val="22"/>
-              </w:rPr>
-              <w:t>-</w:t>
-            </w:r>
-            <w:r>
-              <w:rPr>
-                <w:rFonts w:ascii="Aptos" w:hAnsi="Aptos" w:cstheme="minorHAnsi"/>
-                <w:sz w:val="22"/>
-                <w:szCs w:val="22"/>
-              </w:rPr>
-              <w:t xml:space="preserve"> January 26, 202</w:t>
-            </w:r>
-            <w:r>
-              <w:rPr>
-                <w:rFonts w:ascii="Aptos" w:hAnsi="Aptos" w:cstheme="minorHAnsi"/>
-                <w:sz w:val="22"/>
-                <w:szCs w:val="22"/>
-              </w:rPr>
-              <w:t>1</w:t>
-            </w:r>
-          </w:p>
-          <w:p>
-            <w:pPr>
-              <w:rPr>
-                <w:rFonts w:ascii="Aptos" w:hAnsi="Aptos" w:cstheme="minorHAnsi"/>
-                <w:sz w:val="22"/>
-                <w:szCs w:val="22"/>
-              </w:rPr>
-            </w:pPr>
-            <w:r>
-              <w:rPr>
-                <w:rFonts w:ascii="Aptos" w:hAnsi="Aptos" w:cstheme="minorHAnsi"/>
-                <w:sz w:val="22"/>
-                <w:szCs w:val="22"/>
-              </w:rPr>
-              <w:t>v2.5.0 - February 25, 2021</w:t>
-            </w:r>
-          </w:p>
-          <w:p>
-            <w:pPr>
-              <w:rPr>
-                <w:rFonts w:ascii="Aptos" w:hAnsi="Aptos" w:cstheme="minorHAnsi"/>
-                <w:sz w:val="22"/>
-                <w:szCs w:val="22"/>
-              </w:rPr>
-            </w:pPr>
-            <w:r>
-              <w:rPr>
-                <w:rFonts w:ascii="Aptos" w:hAnsi="Aptos" w:cstheme="minorHAnsi"/>
-                <w:sz w:val="22"/>
-                <w:szCs w:val="22"/>
-              </w:rPr>
-              <w:t>v2.6.0 - March 31, 2021</w:t>
-            </w:r>
-          </w:p>
-          <w:p>
-            <w:pPr>
-              <w:rPr>
-                <w:rFonts w:ascii="Aptos" w:hAnsi="Aptos" w:cstheme="minorHAnsi"/>
-                <w:sz w:val="22"/>
-                <w:szCs w:val="22"/>
-              </w:rPr>
-            </w:pPr>
-            <w:r>
-              <w:rPr>
-                <w:rFonts w:ascii="Aptos" w:hAnsi="Aptos" w:cstheme="minorHAnsi"/>
-                <w:sz w:val="22"/>
-                <w:szCs w:val="22"/>
-              </w:rPr>
-              <w:t>v2.7.0 - April 30, 2021</w:t>
-            </w:r>
-          </w:p>
-          <w:p>
-            <w:pPr>
-              <w:rPr>
-                <w:rFonts w:ascii="Aptos" w:hAnsi="Aptos" w:cstheme="minorHAnsi"/>
-                <w:sz w:val="22"/>
-                <w:szCs w:val="22"/>
-              </w:rPr>
-            </w:pPr>
-            <w:r>
-              <w:rPr>
-                <w:rFonts w:ascii="Aptos" w:hAnsi="Aptos" w:cstheme="minorHAnsi"/>
-                <w:sz w:val="22"/>
-                <w:szCs w:val="22"/>
-              </w:rPr>
-              <w:t xml:space="preserve">v2.8.0 - </w:t>
-            </w:r>
-            <w:r>
-              <w:rPr>
-                <w:rFonts w:ascii="Aptos" w:hAnsi="Aptos" w:cstheme="minorHAnsi"/>
-                <w:sz w:val="22"/>
-                <w:szCs w:val="22"/>
-              </w:rPr>
-              <w:t>May</w:t>
-            </w:r>
-            <w:r>
-              <w:rPr>
-                <w:rFonts w:ascii="Aptos" w:hAnsi="Aptos" w:cstheme="minorHAnsi"/>
-                <w:sz w:val="22"/>
-                <w:szCs w:val="22"/>
-              </w:rPr>
-              <w:t xml:space="preserve"> 28, 2021</w:t>
-            </w:r>
-          </w:p>
-          <w:p>
-            <w:pPr>
-              <w:rPr>
-                <w:rFonts w:ascii="Aptos" w:hAnsi="Aptos" w:cstheme="minorHAnsi"/>
-                <w:sz w:val="22"/>
-                <w:szCs w:val="22"/>
-              </w:rPr>
-            </w:pPr>
-            <w:r>
-              <w:rPr>
-                <w:rFonts w:ascii="Aptos" w:hAnsi="Aptos" w:cstheme="minorHAnsi"/>
-                <w:sz w:val="22"/>
-                <w:szCs w:val="22"/>
-              </w:rPr>
-              <w:t xml:space="preserve">v2.9.0 - </w:t>
-            </w:r>
-            <w:r>
-              <w:rPr>
-                <w:rFonts w:ascii="Aptos" w:hAnsi="Aptos" w:cstheme="minorHAnsi"/>
-                <w:sz w:val="22"/>
-                <w:szCs w:val="22"/>
-              </w:rPr>
-              <w:t>June</w:t>
-            </w:r>
-            <w:r>
-              <w:rPr>
-                <w:rFonts w:ascii="Aptos" w:hAnsi="Aptos" w:cstheme="minorHAnsi"/>
-                <w:sz w:val="22"/>
-                <w:szCs w:val="22"/>
-              </w:rPr>
-              <w:t xml:space="preserve"> </w:t>
-            </w:r>
-            <w:r>
-              <w:rPr>
-                <w:rFonts w:ascii="Aptos" w:hAnsi="Aptos" w:cstheme="minorHAnsi"/>
-                <w:sz w:val="22"/>
-                <w:szCs w:val="22"/>
-              </w:rPr>
-              <w:t>30</w:t>
-            </w:r>
-            <w:r>
-              <w:rPr>
-                <w:rFonts w:ascii="Aptos" w:hAnsi="Aptos" w:cstheme="minorHAnsi"/>
-                <w:sz w:val="22"/>
-                <w:szCs w:val="22"/>
-              </w:rPr>
-              <w:t>, 2021</w:t>
-            </w:r>
-          </w:p>
-          <w:p>
-            <w:pPr>
-              <w:rPr>
-                <w:rFonts w:ascii="Aptos" w:hAnsi="Aptos" w:cstheme="minorHAnsi"/>
-                <w:sz w:val="22"/>
-                <w:szCs w:val="22"/>
-              </w:rPr>
-            </w:pPr>
-            <w:r>
-              <w:rPr>
-                <w:rFonts w:ascii="Aptos" w:hAnsi="Aptos" w:cstheme="minorHAnsi"/>
-                <w:sz w:val="22"/>
-                <w:szCs w:val="22"/>
-              </w:rPr>
-              <w:t>v2.10.0 - July 28, 2021</w:t>
-            </w:r>
-          </w:p>
-          <w:p>
-            <w:pPr>
-              <w:rPr>
-                <w:rFonts w:ascii="Aptos" w:hAnsi="Aptos" w:cstheme="minorHAnsi"/>
-                <w:sz w:val="22"/>
-                <w:szCs w:val="22"/>
-              </w:rPr>
-            </w:pPr>
-            <w:r>
-              <w:rPr>
-                <w:rFonts w:ascii="Aptos" w:hAnsi="Aptos" w:cstheme="minorHAnsi"/>
-                <w:sz w:val="22"/>
-                <w:szCs w:val="22"/>
-              </w:rPr>
-              <w:t>v2.11.0 - August 27, 2021</w:t>
-            </w:r>
-          </w:p>
-          <w:p>
-            <w:pPr>
-              <w:rPr>
-                <w:rFonts w:ascii="Aptos" w:hAnsi="Aptos" w:cstheme="minorHAnsi"/>
-                <w:sz w:val="22"/>
-                <w:szCs w:val="22"/>
-              </w:rPr>
-            </w:pPr>
-            <w:r>
-              <w:rPr>
-                <w:rFonts w:ascii="Aptos" w:hAnsi="Aptos" w:cstheme="minorHAnsi"/>
-                <w:sz w:val="22"/>
-                <w:szCs w:val="22"/>
-              </w:rPr>
-              <w:t>v2.12.0 - September 21, 2021</w:t>
-            </w:r>
-          </w:p>
-          <w:p>
-            <w:pPr>
-              <w:rPr>
-                <w:rFonts w:ascii="Aptos" w:hAnsi="Aptos" w:cstheme="minorHAnsi"/>
-                <w:sz w:val="22"/>
-                <w:szCs w:val="22"/>
-              </w:rPr>
-            </w:pPr>
-            <w:r>
-              <w:rPr>
-                <w:rFonts w:ascii="Aptos" w:hAnsi="Aptos" w:cstheme="minorHAnsi"/>
-                <w:sz w:val="22"/>
-                <w:szCs w:val="22"/>
-              </w:rPr>
-              <w:t xml:space="preserve">v2.13.0 - </w:t>
-            </w:r>
-            <w:r>
-              <w:rPr>
-                <w:rFonts w:ascii="Aptos" w:hAnsi="Aptos" w:cstheme="minorHAnsi"/>
-                <w:sz w:val="22"/>
-                <w:szCs w:val="22"/>
-              </w:rPr>
-              <w:t>October 29, 2021</w:t>
-            </w:r>
-          </w:p>
-          <w:p>
-            <w:pPr>
-              <w:rPr>
-                <w:rFonts w:ascii="Aptos" w:hAnsi="Aptos" w:cstheme="minorHAnsi"/>
-                <w:sz w:val="22"/>
-                <w:szCs w:val="22"/>
-              </w:rPr>
-            </w:pPr>
-            <w:r>
-              <w:rPr>
-                <w:rFonts w:ascii="Aptos" w:hAnsi="Aptos" w:cstheme="minorHAnsi"/>
-                <w:sz w:val="22"/>
-                <w:szCs w:val="22"/>
-              </w:rPr>
-              <w:t>v2.14.0 - Nov</w:t>
-            </w:r>
-            <w:r>
-              <w:rPr>
-                <w:rFonts w:ascii="Aptos" w:hAnsi="Aptos" w:cstheme="minorHAnsi"/>
-                <w:sz w:val="22"/>
-                <w:szCs w:val="22"/>
-              </w:rPr>
-              <w:t>ember</w:t>
-            </w:r>
-            <w:r>
-              <w:rPr>
-                <w:rFonts w:ascii="Aptos" w:hAnsi="Aptos" w:cstheme="minorHAnsi"/>
-                <w:sz w:val="22"/>
-                <w:szCs w:val="22"/>
-              </w:rPr>
-              <w:t xml:space="preserve"> 29, 2021</w:t>
-            </w:r>
-          </w:p>
-          <w:p>
-            <w:pPr>
-              <w:rPr>
-                <w:rFonts w:ascii="Aptos" w:hAnsi="Aptos" w:cstheme="minorHAnsi"/>
-                <w:sz w:val="22"/>
-                <w:szCs w:val="22"/>
-              </w:rPr>
-            </w:pPr>
-            <w:r>
-              <w:rPr>
-                <w:rFonts w:ascii="Aptos" w:hAnsi="Aptos" w:cstheme="minorHAnsi"/>
-                <w:sz w:val="22"/>
-                <w:szCs w:val="22"/>
-              </w:rPr>
-              <w:t>v2.15.0 - December 2</w:t>
-            </w:r>
-            <w:r>
-              <w:rPr>
-                <w:rFonts w:ascii="Aptos" w:hAnsi="Aptos" w:cstheme="minorHAnsi"/>
-                <w:sz w:val="22"/>
-                <w:szCs w:val="22"/>
-              </w:rPr>
-              <w:t>0</w:t>
-            </w:r>
-            <w:r>
-              <w:rPr>
-                <w:rFonts w:ascii="Aptos" w:hAnsi="Aptos" w:cstheme="minorHAnsi"/>
-                <w:sz w:val="22"/>
-                <w:szCs w:val="22"/>
-              </w:rPr>
-              <w:t>, 2021</w:t>
-            </w:r>
-          </w:p>
-          <w:p>
-            <w:pPr>
-              <w:rPr>
-                <w:rFonts w:ascii="Aptos" w:hAnsi="Aptos" w:cstheme="minorHAnsi"/>
-                <w:sz w:val="22"/>
-                <w:szCs w:val="22"/>
-              </w:rPr>
-            </w:pPr>
-            <w:r>
-              <w:rPr>
-                <w:rFonts w:ascii="Aptos" w:hAnsi="Aptos" w:cstheme="minorHAnsi"/>
-                <w:sz w:val="22"/>
-                <w:szCs w:val="22"/>
-              </w:rPr>
-              <w:t>v2.16.0 - January 31, 2022</w:t>
-            </w:r>
-          </w:p>
-          <w:p>
-            <w:pPr>
-              <w:rPr>
-                <w:rFonts w:ascii="Aptos" w:hAnsi="Aptos" w:cstheme="minorHAnsi"/>
-                <w:sz w:val="22"/>
-                <w:szCs w:val="22"/>
-              </w:rPr>
-            </w:pPr>
-            <w:r>
-              <w:rPr>
-                <w:rFonts w:ascii="Aptos" w:hAnsi="Aptos" w:cstheme="minorHAnsi"/>
-                <w:sz w:val="22"/>
-                <w:szCs w:val="22"/>
-              </w:rPr>
-              <w:t>v2.17.0 - February 25, 2022</w:t>
-            </w:r>
-          </w:p>
-          <w:p>
-            <w:pPr>
-              <w:rPr>
-                <w:rFonts w:ascii="Aptos" w:hAnsi="Aptos" w:cstheme="minorHAnsi"/>
-                <w:sz w:val="22"/>
-                <w:szCs w:val="22"/>
-              </w:rPr>
-            </w:pPr>
-            <w:r>
-              <w:rPr>
-                <w:rFonts w:ascii="Aptos" w:hAnsi="Aptos" w:cstheme="minorHAnsi"/>
-                <w:sz w:val="22"/>
-                <w:szCs w:val="22"/>
-              </w:rPr>
-              <w:t xml:space="preserve">v2.18.0 - March </w:t>
-            </w:r>
-            <w:r>
-              <w:rPr>
-                <w:rFonts w:ascii="Aptos" w:hAnsi="Aptos" w:cstheme="minorHAnsi"/>
-                <w:sz w:val="22"/>
-                <w:szCs w:val="22"/>
-              </w:rPr>
-              <w:t>23</w:t>
-            </w:r>
-            <w:r>
-              <w:rPr>
-                <w:rFonts w:ascii="Aptos" w:hAnsi="Aptos" w:cstheme="minorHAnsi"/>
-                <w:sz w:val="22"/>
-                <w:szCs w:val="22"/>
-              </w:rPr>
-              <w:t>, 2022</w:t>
-            </w:r>
-          </w:p>
-          <w:p>
-            <w:pPr>
-              <w:rPr>
-                <w:rFonts w:ascii="Aptos" w:hAnsi="Aptos" w:cstheme="minorHAnsi"/>
-                <w:sz w:val="22"/>
-                <w:szCs w:val="22"/>
-              </w:rPr>
-            </w:pPr>
-            <w:r>
-              <w:rPr>
-                <w:rFonts w:ascii="Aptos" w:hAnsi="Aptos" w:cstheme="minorHAnsi"/>
-                <w:sz w:val="22"/>
-                <w:szCs w:val="22"/>
-              </w:rPr>
-              <w:t>v2.19.0 - April 14, 2022</w:t>
-            </w:r>
-          </w:p>
-          <w:p>
-            <w:pPr>
-              <w:rPr>
-                <w:rFonts w:ascii="Aptos" w:hAnsi="Aptos" w:cstheme="minorHAnsi"/>
-                <w:sz w:val="22"/>
-                <w:szCs w:val="22"/>
-              </w:rPr>
-            </w:pPr>
-            <w:r>
-              <w:rPr>
-                <w:rFonts w:ascii="Aptos" w:hAnsi="Aptos" w:cstheme="minorHAnsi"/>
-                <w:sz w:val="22"/>
-                <w:szCs w:val="22"/>
-              </w:rPr>
-              <w:t>v2.20.0 - May 17, 2022</w:t>
-            </w:r>
-          </w:p>
-          <w:p>
-            <w:pPr>
-              <w:rPr>
-                <w:rFonts w:ascii="Aptos" w:hAnsi="Aptos" w:cstheme="minorHAnsi"/>
-                <w:sz w:val="22"/>
-                <w:szCs w:val="22"/>
-              </w:rPr>
-            </w:pPr>
-            <w:r>
-              <w:rPr>
-                <w:rFonts w:ascii="Aptos" w:hAnsi="Aptos" w:cstheme="minorHAnsi"/>
+              <w:t>v3.27.0 – June 29, 2026</w:t>
+            </w:r>
+          </w:p>
+          <w:p>
+            <w:pPr>
+              <w:rPr>
+                <w:rFonts w:ascii="Aptos" w:hAnsi="Aptos"/>
+                <w:color w:val="212121"/>
+              </w:rPr>
+            </w:pPr>
+            <w:r>
+              <w:rPr>
+                <w:rFonts w:ascii="Aptos" w:hAnsi="Aptos"/>
+                <w:color w:val="212121"/>
+                <w:sz w:val="22"/>
+                <w:szCs w:val="22"/>
+              </w:rPr>
+              <w:t>v3.26.0 – May 28, 2026</w:t>
+            </w:r>
+          </w:p>
+          <w:p>
+            <w:pPr>
+              <w:rPr>
+                <w:rFonts w:ascii="Aptos" w:hAnsi="Aptos"/>
+                <w:color w:val="212121"/>
+              </w:rPr>
+            </w:pPr>
+            <w:r>
+              <w:rPr>
+                <w:rFonts w:ascii="Aptos" w:hAnsi="Aptos"/>
+                <w:color w:val="212121"/>
+                <w:sz w:val="22"/>
+                <w:szCs w:val="22"/>
+              </w:rPr>
+              <w:t>v3.25.0 – April 27, 2026</w:t>
+            </w:r>
+          </w:p>
+          <w:p>
+            <w:pPr>
+              <w:rPr>
+                <w:rFonts w:ascii="Aptos" w:hAnsi="Aptos"/>
+                <w:color w:val="212121"/>
+              </w:rPr>
+            </w:pPr>
+            <w:r>
+              <w:rPr>
+                <w:rFonts w:ascii="Aptos" w:hAnsi="Aptos"/>
+                <w:color w:val="212121"/>
+                <w:sz w:val="22"/>
+                <w:szCs w:val="22"/>
+              </w:rPr>
+              <w:t>v3.24.0 – Mar</w:t>
+            </w:r>
+            <w:r>
+              <w:rPr>
+                <w:rStyle w:val="outlook-search-highlight"/>
+                <w:rFonts w:ascii="Aptos" w:hAnsi="Aptos"/>
+                <w:color w:val="212121"/>
+                <w:sz w:val="22"/>
+                <w:szCs w:val="22"/>
+              </w:rPr>
+              <w:t>c</w:t>
+            </w:r>
+            <w:r>
+              <w:rPr>
+                <w:rFonts w:ascii="Aptos" w:hAnsi="Aptos"/>
+                <w:color w:val="212121"/>
+                <w:sz w:val="22"/>
+                <w:szCs w:val="22"/>
+              </w:rPr>
+              <w:t>h 30, 2026</w:t>
+            </w:r>
+          </w:p>
+          <w:p>
+            <w:pPr>
+              <w:rPr>
+                <w:rFonts w:ascii="Aptos" w:hAnsi="Aptos"/>
+                <w:color w:val="212121"/>
+              </w:rPr>
+            </w:pPr>
+            <w:r>
+              <w:rPr>
+                <w:rFonts w:ascii="Aptos" w:hAnsi="Aptos"/>
+                <w:color w:val="212121"/>
+                <w:sz w:val="22"/>
+                <w:szCs w:val="22"/>
+              </w:rPr>
+              <w:t>v3.23.0 – February 26, 2026</w:t>
+            </w:r>
+          </w:p>
+          <w:p>
+            <w:pPr>
+              <w:rPr>
+                <w:rFonts w:ascii="Aptos" w:hAnsi="Aptos"/>
+                <w:color w:val="212121"/>
+              </w:rPr>
+            </w:pPr>
+            <w:r>
+              <w:rPr>
+                <w:rFonts w:ascii="Aptos" w:hAnsi="Aptos"/>
+                <w:color w:val="212121"/>
+                <w:sz w:val="22"/>
+                <w:szCs w:val="22"/>
+              </w:rPr>
+              <w:t>v3.21.0 – De</w:t>
+            </w:r>
+            <w:r>
+              <w:rPr>
+                <w:rStyle w:val="outlook-search-highlight"/>
+                <w:rFonts w:ascii="Aptos" w:hAnsi="Aptos"/>
+                <w:color w:val="212121"/>
+                <w:sz w:val="22"/>
+                <w:szCs w:val="22"/>
+              </w:rPr>
+              <w:t>c</w:t>
+            </w:r>
+            <w:r>
+              <w:rPr>
+                <w:rFonts w:ascii="Aptos" w:hAnsi="Aptos"/>
+                <w:color w:val="212121"/>
+                <w:sz w:val="22"/>
+                <w:szCs w:val="22"/>
+              </w:rPr>
+              <w:t>ember 30, 2025</w:t>
+            </w:r>
+          </w:p>
+          <w:p>
+            <w:pPr>
+              <w:rPr>
+                <w:rFonts w:ascii="Aptos" w:hAnsi="Aptos"/>
+                <w:color w:val="212121"/>
+              </w:rPr>
+            </w:pPr>
+            <w:r>
+              <w:rPr>
+                <w:rFonts w:ascii="Aptos" w:hAnsi="Aptos"/>
+                <w:color w:val="212121"/>
+                <w:sz w:val="22"/>
+                <w:szCs w:val="22"/>
+              </w:rPr>
+              <w:t>v3.20.0 – November 25, 2025</w:t>
+            </w:r>
+          </w:p>
+          <w:p>
+            <w:pPr>
+              <w:rPr>
+                <w:rFonts w:ascii="Aptos" w:hAnsi="Aptos"/>
+                <w:color w:val="212121"/>
+              </w:rPr>
+            </w:pPr>
+            <w:r>
+              <w:rPr>
+                <w:rFonts w:ascii="Aptos" w:hAnsi="Aptos"/>
+                <w:color w:val="212121"/>
+                <w:sz w:val="22"/>
+                <w:szCs w:val="22"/>
+              </w:rPr>
+              <w:t>v3.19.0 – O</w:t>
+            </w:r>
+            <w:r>
+              <w:rPr>
+                <w:rStyle w:val="outlook-search-highlight"/>
+                <w:rFonts w:ascii="Aptos" w:hAnsi="Aptos"/>
+                <w:color w:val="212121"/>
+                <w:sz w:val="22"/>
+                <w:szCs w:val="22"/>
+              </w:rPr>
+              <w:t>c</w:t>
+            </w:r>
+            <w:r>
+              <w:rPr>
+                <w:rFonts w:ascii="Aptos" w:hAnsi="Aptos"/>
+                <w:color w:val="212121"/>
+                <w:sz w:val="22"/>
+                <w:szCs w:val="22"/>
+              </w:rPr>
+              <w:t>tober 24, 2025</w:t>
+            </w:r>
+          </w:p>
+          <w:p>
+            <w:pPr>
+              <w:rPr>
+                <w:rFonts w:ascii="Aptos" w:hAnsi="Aptos"/>
+                <w:color w:val="212121"/>
+              </w:rPr>
+            </w:pPr>
+            <w:r>
+              <w:rPr>
+                <w:rFonts w:ascii="Aptos" w:hAnsi="Aptos"/>
+                <w:color w:val="212121"/>
+                <w:sz w:val="22"/>
+                <w:szCs w:val="22"/>
+              </w:rPr>
+              <w:t>v3.18.0 – September 30, 2025</w:t>
+            </w:r>
+          </w:p>
+          <w:p>
+            <w:pPr>
+              <w:rPr>
+                <w:rFonts w:ascii="Aptos" w:hAnsi="Aptos"/>
+                <w:color w:val="212121"/>
+              </w:rPr>
+            </w:pPr>
+            <w:r>
+              <w:rPr>
+                <w:rFonts w:ascii="Aptos" w:hAnsi="Aptos"/>
+                <w:color w:val="212121"/>
+                <w:sz w:val="22"/>
+                <w:szCs w:val="22"/>
+              </w:rPr>
+              <w:t>v3.17.0 – August 25, 2025</w:t>
+            </w:r>
+          </w:p>
+          <w:p>
+            <w:pPr>
+              <w:rPr>
+                <w:rFonts w:ascii="Aptos" w:hAnsi="Aptos"/>
+                <w:color w:val="212121"/>
+              </w:rPr>
+            </w:pPr>
+            <w:r>
+              <w:rPr>
+                <w:rFonts w:ascii="Aptos" w:hAnsi="Aptos"/>
+                <w:color w:val="212121"/>
+                <w:sz w:val="22"/>
+                <w:szCs w:val="22"/>
+              </w:rPr>
+              <w:t>v3.16.0 – July 24, 2025</w:t>
+            </w:r>
+          </w:p>
+          <w:p>
+            <w:pPr>
+              <w:rPr>
+                <w:rFonts w:ascii="Aptos" w:hAnsi="Aptos"/>
+                <w:color w:val="212121"/>
+              </w:rPr>
+            </w:pPr>
+            <w:r>
+              <w:rPr>
+                <w:rFonts w:ascii="Aptos" w:hAnsi="Aptos"/>
+                <w:color w:val="212121"/>
+                <w:sz w:val="22"/>
+                <w:szCs w:val="22"/>
+              </w:rPr>
+              <w:t>v3.15.0 – June 30, 2025</w:t>
+            </w:r>
+          </w:p>
+          <w:p>
+            <w:pPr>
+              <w:rPr>
+                <w:rFonts w:ascii="Aptos" w:hAnsi="Aptos"/>
+                <w:color w:val="212121"/>
+              </w:rPr>
+            </w:pPr>
+            <w:r>
+              <w:rPr>
+                <w:rFonts w:ascii="Aptos" w:hAnsi="Aptos"/>
+                <w:color w:val="212121"/>
+                <w:sz w:val="22"/>
+                <w:szCs w:val="22"/>
+              </w:rPr>
+              <w:t>v3.14.0 – May 30, 2025</w:t>
+            </w:r>
+          </w:p>
+          <w:p>
+            <w:pPr>
+              <w:rPr>
+                <w:rFonts w:ascii="Aptos" w:hAnsi="Aptos"/>
+                <w:color w:val="212121"/>
+              </w:rPr>
+            </w:pPr>
+            <w:r>
+              <w:rPr>
+                <w:rFonts w:ascii="Aptos" w:hAnsi="Aptos"/>
+                <w:color w:val="212121"/>
+                <w:sz w:val="22"/>
+                <w:szCs w:val="22"/>
+              </w:rPr>
+              <w:t>v3.13.0 – April 29, 2025</w:t>
+            </w:r>
+          </w:p>
+          <w:p>
+            <w:pPr>
+              <w:rPr>
+                <w:rFonts w:ascii="Aptos" w:hAnsi="Aptos"/>
+                <w:color w:val="212121"/>
+              </w:rPr>
+            </w:pPr>
+            <w:r>
+              <w:rPr>
+                <w:rFonts w:ascii="Aptos" w:hAnsi="Aptos"/>
+                <w:color w:val="212121"/>
+                <w:sz w:val="22"/>
+                <w:szCs w:val="22"/>
+              </w:rPr>
+              <w:t>v3.12.0 – Mar</w:t>
+            </w:r>
+            <w:r>
+              <w:rPr>
+                <w:rStyle w:val="outlook-search-highlight"/>
+                <w:rFonts w:ascii="Aptos" w:hAnsi="Aptos"/>
+                <w:color w:val="212121"/>
+                <w:sz w:val="22"/>
+                <w:szCs w:val="22"/>
+              </w:rPr>
+              <w:t>c</w:t>
+            </w:r>
+            <w:r>
+              <w:rPr>
+                <w:rFonts w:ascii="Aptos" w:hAnsi="Aptos"/>
+                <w:color w:val="212121"/>
+                <w:sz w:val="22"/>
+                <w:szCs w:val="22"/>
+              </w:rPr>
+              <w:t>h 28, 2025</w:t>
+            </w:r>
+          </w:p>
+          <w:p>
+            <w:pPr>
+              <w:rPr>
+                <w:rFonts w:ascii="Aptos" w:hAnsi="Aptos"/>
+                <w:color w:val="212121"/>
+              </w:rPr>
+            </w:pPr>
+            <w:r>
+              <w:rPr>
+                <w:rFonts w:ascii="Aptos" w:hAnsi="Aptos"/>
+                <w:color w:val="212121"/>
+                <w:sz w:val="22"/>
+                <w:szCs w:val="22"/>
+              </w:rPr>
+              <w:t>v3.11.0 – February 27, 2025</w:t>
+            </w:r>
+          </w:p>
+          <w:p>
+            <w:pPr>
+              <w:rPr>
+                <w:rFonts w:ascii="Aptos" w:hAnsi="Aptos"/>
+                <w:color w:val="212121"/>
+              </w:rPr>
+            </w:pPr>
+            <w:r>
+              <w:rPr>
+                <w:rFonts w:ascii="Aptos" w:hAnsi="Aptos"/>
+                <w:color w:val="212121"/>
+                <w:sz w:val="22"/>
+                <w:szCs w:val="22"/>
+              </w:rPr>
+              <w:t>v3.10.0 – January 30, 2025</w:t>
+            </w:r>
+          </w:p>
+          <w:p>
+            <w:pPr>
+              <w:rPr>
+                <w:rFonts w:ascii="Aptos" w:hAnsi="Aptos"/>
+                <w:color w:val="212121"/>
+              </w:rPr>
+            </w:pPr>
+            <w:r>
+              <w:rPr>
+                <w:rFonts w:ascii="Aptos" w:hAnsi="Aptos"/>
+                <w:color w:val="212121"/>
+                <w:sz w:val="22"/>
+                <w:szCs w:val="22"/>
+              </w:rPr>
+              <w:t>v3.9.0 – De</w:t>
+            </w:r>
+            <w:r>
+              <w:rPr>
+                <w:rStyle w:val="outlook-search-highlight"/>
+                <w:rFonts w:ascii="Aptos" w:hAnsi="Aptos"/>
+                <w:color w:val="212121"/>
+                <w:sz w:val="22"/>
+                <w:szCs w:val="22"/>
+              </w:rPr>
+              <w:t>c</w:t>
+            </w:r>
+            <w:r>
+              <w:rPr>
+                <w:rFonts w:ascii="Aptos" w:hAnsi="Aptos"/>
+                <w:color w:val="212121"/>
+                <w:sz w:val="22"/>
+                <w:szCs w:val="22"/>
+              </w:rPr>
+              <w:t>ember 26, 2024</w:t>
+            </w:r>
+          </w:p>
+          <w:p>
+            <w:pPr>
+              <w:rPr>
+                <w:rFonts w:ascii="Aptos" w:hAnsi="Aptos"/>
+                <w:color w:val="212121"/>
+              </w:rPr>
+            </w:pPr>
+            <w:r>
+              <w:rPr>
+                <w:rFonts w:ascii="Aptos" w:hAnsi="Aptos"/>
+                <w:color w:val="212121"/>
+                <w:sz w:val="22"/>
+                <w:szCs w:val="22"/>
+              </w:rPr>
+              <w:t>v3.8.0 – November 26, 2024</w:t>
+            </w:r>
+          </w:p>
+          <w:p>
+            <w:pPr>
+              <w:rPr>
+                <w:rFonts w:ascii="Aptos" w:hAnsi="Aptos"/>
+                <w:color w:val="212121"/>
+              </w:rPr>
+            </w:pPr>
+            <w:r>
+              <w:rPr>
+                <w:rFonts w:ascii="Aptos" w:hAnsi="Aptos"/>
+                <w:color w:val="212121"/>
+                <w:sz w:val="22"/>
+                <w:szCs w:val="22"/>
+              </w:rPr>
+              <w:t>v3.7.0 – O</w:t>
+            </w:r>
+            <w:r>
+              <w:rPr>
+                <w:rStyle w:val="outlook-search-highlight"/>
+                <w:rFonts w:ascii="Aptos" w:hAnsi="Aptos"/>
+                <w:color w:val="212121"/>
+                <w:sz w:val="22"/>
+                <w:szCs w:val="22"/>
+              </w:rPr>
+              <w:t>c</w:t>
+            </w:r>
+            <w:r>
+              <w:rPr>
+                <w:rFonts w:ascii="Aptos" w:hAnsi="Aptos"/>
+                <w:color w:val="212121"/>
+                <w:sz w:val="22"/>
+                <w:szCs w:val="22"/>
+              </w:rPr>
+              <w:t>tober 30, 2024</w:t>
+            </w:r>
+          </w:p>
+          <w:p>
+            <w:pPr>
+              <w:rPr>
+                <w:rFonts w:ascii="Aptos" w:hAnsi="Aptos"/>
+                <w:color w:val="212121"/>
+              </w:rPr>
+            </w:pPr>
+            <w:r>
+              <w:rPr>
+                <w:rFonts w:ascii="Aptos" w:hAnsi="Aptos"/>
+                <w:color w:val="212121"/>
+                <w:sz w:val="22"/>
+                <w:szCs w:val="22"/>
+              </w:rPr>
+              <w:t>v3.5.0 – August 27, 2024</w:t>
+            </w:r>
+          </w:p>
+          <w:p>
+            <w:pPr>
+              <w:rPr>
+                <w:rFonts w:ascii="Aptos" w:hAnsi="Aptos"/>
+                <w:color w:val="212121"/>
+              </w:rPr>
+            </w:pPr>
+            <w:r>
+              <w:rPr>
+                <w:rFonts w:ascii="Aptos" w:hAnsi="Aptos"/>
+                <w:color w:val="212121"/>
+                <w:sz w:val="22"/>
+                <w:szCs w:val="22"/>
+              </w:rPr>
+              <w:t>v3.4.0 – July 30, 2024</w:t>
+            </w:r>
+          </w:p>
+          <w:p>
+            <w:pPr>
+              <w:rPr>
+                <w:rFonts w:ascii="Aptos" w:hAnsi="Aptos"/>
+                <w:color w:val="212121"/>
+              </w:rPr>
+            </w:pPr>
+            <w:r>
+              <w:rPr>
+                <w:rFonts w:ascii="Aptos" w:hAnsi="Aptos"/>
+                <w:color w:val="212121"/>
+                <w:sz w:val="22"/>
+                <w:szCs w:val="22"/>
+              </w:rPr>
+              <w:t>v3.3.0 – June 27, 2024</w:t>
+            </w:r>
+          </w:p>
+          <w:p>
+            <w:pPr>
+              <w:rPr>
+                <w:rFonts w:ascii="Aptos" w:hAnsi="Aptos"/>
+                <w:color w:val="212121"/>
+              </w:rPr>
+            </w:pPr>
+            <w:r>
+              <w:rPr>
+                <w:rFonts w:ascii="Aptos" w:hAnsi="Aptos"/>
+                <w:color w:val="212121"/>
+                <w:sz w:val="22"/>
+                <w:szCs w:val="22"/>
+              </w:rPr>
+              <w:t>v3.2.0 – May 31, 2024</w:t>
+            </w:r>
+          </w:p>
+          <w:p>
+            <w:pPr>
+              <w:rPr>
+                <w:rFonts w:ascii="Aptos" w:hAnsi="Aptos"/>
+                <w:color w:val="212121"/>
+              </w:rPr>
+            </w:pPr>
+            <w:r>
+              <w:rPr>
+                <w:rFonts w:ascii="Aptos" w:hAnsi="Aptos"/>
+                <w:color w:val="212121"/>
+                <w:sz w:val="22"/>
+                <w:szCs w:val="22"/>
+              </w:rPr>
+              <w:t>v3.1.0 – April 29, 2024</w:t>
+            </w:r>
+          </w:p>
+          <w:p>
+            <w:pPr>
+              <w:rPr>
+                <w:rFonts w:ascii="Aptos" w:hAnsi="Aptos"/>
+                <w:color w:val="212121"/>
+              </w:rPr>
+            </w:pPr>
+            <w:r>
+              <w:rPr>
+                <w:rFonts w:ascii="Aptos" w:hAnsi="Aptos"/>
+                <w:color w:val="212121"/>
+                <w:sz w:val="22"/>
+                <w:szCs w:val="22"/>
+              </w:rPr>
+              <w:t>v3.0.0 – Mar</w:t>
+            </w:r>
+            <w:r>
+              <w:rPr>
+                <w:rStyle w:val="outlook-search-highlight"/>
+                <w:rFonts w:ascii="Aptos" w:hAnsi="Aptos"/>
+                <w:color w:val="212121"/>
+                <w:sz w:val="22"/>
+                <w:szCs w:val="22"/>
+              </w:rPr>
+              <w:t>c</w:t>
+            </w:r>
+            <w:r>
+              <w:rPr>
+                <w:rFonts w:ascii="Aptos" w:hAnsi="Aptos"/>
+                <w:color w:val="212121"/>
+                <w:sz w:val="22"/>
+                <w:szCs w:val="22"/>
+              </w:rPr>
+              <w:t>h 27, 2024</w:t>
+            </w:r>
+          </w:p>
+          <w:p>
+            <w:pPr>
+              <w:rPr>
+                <w:rFonts w:ascii="Aptos" w:hAnsi="Aptos"/>
+                <w:color w:val="212121"/>
+              </w:rPr>
+            </w:pPr>
+            <w:r>
+              <w:rPr>
+                <w:rFonts w:ascii="Aptos" w:hAnsi="Aptos"/>
+                <w:color w:val="212121"/>
+                <w:sz w:val="22"/>
+                <w:szCs w:val="22"/>
+              </w:rPr>
+              <w:t>v2.41.0 – February 28, 2024</w:t>
+            </w:r>
+          </w:p>
+          <w:p>
+            <w:pPr>
+              <w:rPr>
+                <w:rFonts w:ascii="Aptos" w:hAnsi="Aptos"/>
+                <w:color w:val="212121"/>
+              </w:rPr>
+            </w:pPr>
+            <w:r>
+              <w:rPr>
+                <w:rFonts w:ascii="Aptos" w:hAnsi="Aptos"/>
+                <w:color w:val="212121"/>
+                <w:sz w:val="22"/>
+                <w:szCs w:val="22"/>
+              </w:rPr>
+              <w:t>v2.40.0 – January 30, 2024</w:t>
+            </w:r>
+          </w:p>
+          <w:p>
+            <w:pPr>
+              <w:rPr>
+                <w:rFonts w:ascii="Aptos" w:hAnsi="Aptos"/>
+                <w:color w:val="212121"/>
+              </w:rPr>
+            </w:pPr>
+            <w:r>
+              <w:rPr>
+                <w:rFonts w:ascii="Aptos" w:hAnsi="Aptos"/>
+                <w:color w:val="212121"/>
+                <w:sz w:val="22"/>
+                <w:szCs w:val="22"/>
+              </w:rPr>
+              <w:t>v2.39.0 – De</w:t>
+            </w:r>
+            <w:r>
+              <w:rPr>
+                <w:rStyle w:val="outlook-search-highlight"/>
+                <w:rFonts w:ascii="Aptos" w:hAnsi="Aptos"/>
+                <w:color w:val="212121"/>
+                <w:sz w:val="22"/>
+                <w:szCs w:val="22"/>
+              </w:rPr>
+              <w:t>c</w:t>
+            </w:r>
+            <w:r>
+              <w:rPr>
+                <w:rFonts w:ascii="Aptos" w:hAnsi="Aptos"/>
+                <w:color w:val="212121"/>
+                <w:sz w:val="22"/>
+                <w:szCs w:val="22"/>
+              </w:rPr>
+              <w:t>ember 28, 2023</w:t>
+            </w:r>
+          </w:p>
+          <w:p>
+            <w:pPr>
+              <w:rPr>
+                <w:rFonts w:ascii="Aptos" w:hAnsi="Aptos"/>
+                <w:color w:val="212121"/>
+              </w:rPr>
+            </w:pPr>
+            <w:r>
+              <w:rPr>
+                <w:rFonts w:ascii="Aptos" w:hAnsi="Aptos"/>
+                <w:color w:val="212121"/>
+                <w:sz w:val="22"/>
+                <w:szCs w:val="22"/>
+              </w:rPr>
+              <w:t>v2.38.0 – November 17, 2023</w:t>
+            </w:r>
+          </w:p>
+          <w:p>
+            <w:pPr>
+              <w:rPr>
+                <w:rFonts w:ascii="Aptos" w:hAnsi="Aptos"/>
+                <w:color w:val="212121"/>
+              </w:rPr>
+            </w:pPr>
+            <w:r>
+              <w:rPr>
+                <w:rFonts w:ascii="Aptos" w:hAnsi="Aptos"/>
+                <w:color w:val="212121"/>
+                <w:sz w:val="22"/>
+                <w:szCs w:val="22"/>
+              </w:rPr>
+              <w:t>v2.37.0 – O</w:t>
+            </w:r>
+            <w:r>
+              <w:rPr>
+                <w:rStyle w:val="outlook-search-highlight"/>
+                <w:rFonts w:ascii="Aptos" w:hAnsi="Aptos"/>
+                <w:color w:val="212121"/>
+                <w:sz w:val="22"/>
+                <w:szCs w:val="22"/>
+              </w:rPr>
+              <w:t>c</w:t>
+            </w:r>
+            <w:r>
+              <w:rPr>
+                <w:rFonts w:ascii="Aptos" w:hAnsi="Aptos"/>
+                <w:color w:val="212121"/>
+                <w:sz w:val="22"/>
+                <w:szCs w:val="22"/>
+              </w:rPr>
+              <w:t>tober 27, 2023</w:t>
+            </w:r>
+          </w:p>
+          <w:p>
+            <w:pPr>
+              <w:rPr>
+                <w:rFonts w:ascii="Aptos" w:hAnsi="Aptos"/>
+                <w:color w:val="212121"/>
+              </w:rPr>
+            </w:pPr>
+            <w:r>
+              <w:rPr>
+                <w:rFonts w:ascii="Aptos" w:hAnsi="Aptos"/>
+                <w:color w:val="212121"/>
+                <w:sz w:val="22"/>
+                <w:szCs w:val="22"/>
+              </w:rPr>
+              <w:t>v2.36.0 – September 29, 2023</w:t>
+            </w:r>
+          </w:p>
+          <w:p>
+            <w:pPr>
+              <w:rPr>
+                <w:rFonts w:ascii="Aptos" w:hAnsi="Aptos"/>
+                <w:color w:val="212121"/>
+              </w:rPr>
+            </w:pPr>
+            <w:r>
+              <w:rPr>
+                <w:rFonts w:ascii="Aptos" w:hAnsi="Aptos"/>
+                <w:color w:val="212121"/>
+                <w:sz w:val="22"/>
+                <w:szCs w:val="22"/>
+              </w:rPr>
+              <w:t>v2.35.0 – August 30, 2023</w:t>
+            </w:r>
+          </w:p>
+          <w:p>
+            <w:pPr>
+              <w:rPr>
+                <w:rFonts w:ascii="Aptos" w:hAnsi="Aptos"/>
+                <w:color w:val="212121"/>
+              </w:rPr>
+            </w:pPr>
+            <w:r>
+              <w:rPr>
+                <w:rFonts w:ascii="Aptos" w:hAnsi="Aptos"/>
+                <w:color w:val="212121"/>
+                <w:sz w:val="22"/>
+                <w:szCs w:val="22"/>
+              </w:rPr>
+              <w:t>v2.34.0 – July 29, 2023</w:t>
+            </w:r>
+          </w:p>
+          <w:p>
+            <w:pPr>
+              <w:rPr>
+                <w:rFonts w:ascii="Aptos" w:hAnsi="Aptos"/>
+                <w:color w:val="212121"/>
+              </w:rPr>
+            </w:pPr>
+            <w:r>
+              <w:rPr>
+                <w:rFonts w:ascii="Aptos" w:hAnsi="Aptos"/>
+                <w:color w:val="212121"/>
+                <w:sz w:val="22"/>
+                <w:szCs w:val="22"/>
+              </w:rPr>
+              <w:t>v2.33.0 – June 30, 2023</w:t>
+            </w:r>
+          </w:p>
+          <w:p>
+            <w:pPr>
+              <w:rPr>
+                <w:rFonts w:ascii="Aptos" w:hAnsi="Aptos"/>
+                <w:color w:val="212121"/>
+              </w:rPr>
+            </w:pPr>
+            <w:r>
+              <w:rPr>
+                <w:rFonts w:ascii="Aptos" w:hAnsi="Aptos"/>
+                <w:color w:val="212121"/>
+                <w:sz w:val="22"/>
+                <w:szCs w:val="22"/>
+              </w:rPr>
+              <w:t>v2.32.0 – May 22, 2023</w:t>
+            </w:r>
+          </w:p>
+          <w:p>
+            <w:pPr>
+              <w:rPr>
+                <w:rFonts w:ascii="Aptos" w:hAnsi="Aptos"/>
+                <w:color w:val="212121"/>
+              </w:rPr>
+            </w:pPr>
+            <w:r>
+              <w:rPr>
+                <w:rFonts w:ascii="Aptos" w:hAnsi="Aptos"/>
+                <w:color w:val="212121"/>
+                <w:sz w:val="22"/>
+                <w:szCs w:val="22"/>
+              </w:rPr>
+              <w:t>v2.31.0 – April 24, 2023</w:t>
+            </w:r>
+          </w:p>
+          <w:p>
+            <w:pPr>
+              <w:rPr>
+                <w:rFonts w:ascii="Aptos" w:hAnsi="Aptos"/>
+                <w:color w:val="212121"/>
+              </w:rPr>
+            </w:pPr>
+            <w:r>
+              <w:rPr>
+                <w:rFonts w:ascii="Aptos" w:hAnsi="Aptos"/>
+                <w:color w:val="212121"/>
+                <w:sz w:val="22"/>
+                <w:szCs w:val="22"/>
+              </w:rPr>
+              <w:t>v2.30.0 – Mar</w:t>
+            </w:r>
+            <w:r>
+              <w:rPr>
+                <w:rStyle w:val="outlook-search-highlight"/>
+                <w:rFonts w:ascii="Aptos" w:hAnsi="Aptos"/>
+                <w:color w:val="212121"/>
+                <w:sz w:val="22"/>
+                <w:szCs w:val="22"/>
+              </w:rPr>
+              <w:t>c</w:t>
+            </w:r>
+            <w:r>
+              <w:rPr>
+                <w:rFonts w:ascii="Aptos" w:hAnsi="Aptos"/>
+                <w:color w:val="212121"/>
+                <w:sz w:val="22"/>
+                <w:szCs w:val="22"/>
+              </w:rPr>
+              <w:t>h 28, 2023</w:t>
+            </w:r>
+          </w:p>
+          <w:p>
+            <w:pPr>
+              <w:rPr>
+                <w:rFonts w:ascii="Aptos" w:hAnsi="Aptos"/>
+                <w:color w:val="212121"/>
+              </w:rPr>
+            </w:pPr>
+            <w:r>
+              <w:rPr>
+                <w:rFonts w:ascii="Aptos" w:hAnsi="Aptos"/>
+                <w:color w:val="212121"/>
+                <w:sz w:val="22"/>
+                <w:szCs w:val="22"/>
+              </w:rPr>
+              <w:t>v2.29.0 – February 27, 2023</w:t>
+            </w:r>
+          </w:p>
+          <w:p>
+            <w:pPr>
+              <w:rPr>
+                <w:rFonts w:ascii="Aptos" w:hAnsi="Aptos"/>
+                <w:color w:val="212121"/>
+              </w:rPr>
+            </w:pPr>
+            <w:r>
+              <w:rPr>
+                <w:rFonts w:ascii="Aptos" w:hAnsi="Aptos"/>
+                <w:color w:val="212121"/>
+                <w:sz w:val="22"/>
+                <w:szCs w:val="22"/>
+              </w:rPr>
+              <w:t>v2.28.0 – January 30, 2023</w:t>
+            </w:r>
+          </w:p>
+          <w:p>
+            <w:pPr>
+              <w:rPr>
+                <w:rFonts w:ascii="Aptos" w:hAnsi="Aptos"/>
+                <w:color w:val="212121"/>
+              </w:rPr>
+            </w:pPr>
+            <w:r>
+              <w:rPr>
+                <w:rFonts w:ascii="Aptos" w:hAnsi="Aptos"/>
+                <w:color w:val="212121"/>
+                <w:sz w:val="22"/>
+                <w:szCs w:val="22"/>
+              </w:rPr>
+              <w:t>v2.27.0 – De</w:t>
+            </w:r>
+            <w:r>
+              <w:rPr>
+                <w:rStyle w:val="outlook-search-highlight"/>
+                <w:rFonts w:ascii="Aptos" w:hAnsi="Aptos"/>
+                <w:color w:val="212121"/>
+                <w:sz w:val="22"/>
+                <w:szCs w:val="22"/>
+              </w:rPr>
+              <w:t>c</w:t>
+            </w:r>
+            <w:r>
+              <w:rPr>
+                <w:rFonts w:ascii="Aptos" w:hAnsi="Aptos"/>
+                <w:color w:val="212121"/>
+                <w:sz w:val="22"/>
+                <w:szCs w:val="22"/>
+              </w:rPr>
+              <w:t>ember 19, 2022</w:t>
+            </w:r>
+          </w:p>
+          <w:p>
+            <w:pPr>
+              <w:rPr>
+                <w:rFonts w:ascii="Aptos" w:hAnsi="Aptos"/>
+                <w:color w:val="212121"/>
+              </w:rPr>
+            </w:pPr>
+            <w:r>
+              <w:rPr>
+                <w:rFonts w:ascii="Aptos" w:hAnsi="Aptos"/>
+                <w:color w:val="212121"/>
+                <w:sz w:val="22"/>
+                <w:szCs w:val="22"/>
+              </w:rPr>
+              <w:t>v2.26.0 – November 17, 2022</w:t>
+            </w:r>
+          </w:p>
+          <w:p>
+            <w:pPr>
+              <w:rPr>
+                <w:rFonts w:ascii="Aptos" w:hAnsi="Aptos"/>
+                <w:color w:val="212121"/>
+              </w:rPr>
+            </w:pPr>
+            <w:r>
+              <w:rPr>
+                <w:rFonts w:ascii="Aptos" w:hAnsi="Aptos"/>
+                <w:color w:val="212121"/>
+                <w:sz w:val="22"/>
+                <w:szCs w:val="22"/>
+              </w:rPr>
+              <w:t>v2.25.0 – O</w:t>
+            </w:r>
+            <w:r>
+              <w:rPr>
+                <w:rStyle w:val="outlook-search-highlight"/>
+                <w:rFonts w:ascii="Aptos" w:hAnsi="Aptos"/>
+                <w:color w:val="212121"/>
+                <w:sz w:val="22"/>
+                <w:szCs w:val="22"/>
+              </w:rPr>
+              <w:t>c</w:t>
+            </w:r>
+            <w:r>
+              <w:rPr>
+                <w:rFonts w:ascii="Aptos" w:hAnsi="Aptos"/>
+                <w:color w:val="212121"/>
+                <w:sz w:val="22"/>
+                <w:szCs w:val="22"/>
+              </w:rPr>
+              <w:t>tober 27, 2022</w:t>
+            </w:r>
+          </w:p>
+          <w:p>
+            <w:pPr>
+              <w:rPr>
+                <w:rFonts w:ascii="Aptos" w:hAnsi="Aptos"/>
+                <w:color w:val="212121"/>
+              </w:rPr>
+            </w:pPr>
+            <w:r>
+              <w:rPr>
+                <w:rFonts w:ascii="Aptos" w:hAnsi="Aptos"/>
+                <w:color w:val="212121"/>
+                <w:sz w:val="22"/>
+                <w:szCs w:val="22"/>
+              </w:rPr>
+              <w:t>v2.24.0 – September 29, 2022</w:t>
+            </w:r>
+          </w:p>
+          <w:p>
+            <w:pPr>
+              <w:rPr>
+                <w:rFonts w:ascii="Aptos" w:hAnsi="Aptos"/>
+                <w:color w:val="212121"/>
+              </w:rPr>
+            </w:pPr>
+            <w:r>
+              <w:rPr>
+                <w:rFonts w:ascii="Aptos" w:hAnsi="Aptos"/>
+                <w:color w:val="212121"/>
+                <w:sz w:val="22"/>
+                <w:szCs w:val="22"/>
+              </w:rPr>
+              <w:t>v2.23.0 – August 30, 2022</w:t>
+            </w:r>
+          </w:p>
+          <w:p>
+            <w:pPr>
+              <w:rPr>
+                <w:rFonts w:ascii="Aptos" w:hAnsi="Aptos"/>
+                <w:color w:val="212121"/>
+              </w:rPr>
+            </w:pPr>
+            <w:r>
+              <w:rPr>
+                <w:rFonts w:ascii="Aptos" w:hAnsi="Aptos"/>
+                <w:color w:val="212121"/>
+                <w:sz w:val="22"/>
+                <w:szCs w:val="22"/>
+              </w:rPr>
+              <w:t>v2.22.0 – July 28, 2022</w:t>
+            </w:r>
+          </w:p>
+          <w:p>
+            <w:pPr>
+              <w:rPr>
+                <w:rFonts w:ascii="Aptos" w:hAnsi="Aptos"/>
+                <w:color w:val="212121"/>
+              </w:rPr>
+            </w:pPr>
+            <w:r>
+              <w:rPr>
+                <w:rFonts w:ascii="Aptos" w:hAnsi="Aptos"/>
+                <w:color w:val="212121"/>
+                <w:sz w:val="22"/>
+                <w:szCs w:val="22"/>
+              </w:rPr>
+              <w:t>v2.21.0 – June 15, 2022</w:t>
+            </w:r>
+          </w:p>
+          <w:p>
+            <w:pPr>
+              <w:rPr>
+                <w:rFonts w:ascii="Aptos" w:hAnsi="Aptos"/>
+                <w:color w:val="212121"/>
+              </w:rPr>
+            </w:pPr>
+            <w:r>
+              <w:rPr>
+                <w:rFonts w:ascii="Aptos" w:hAnsi="Aptos"/>
+                <w:color w:val="212121"/>
+                <w:sz w:val="22"/>
+                <w:szCs w:val="22"/>
+              </w:rPr>
+              <w:t>v2.20.0 – May 17, 2022</w:t>
+            </w:r>
+          </w:p>
+          <w:p>
+            <w:pPr>
+              <w:rPr>
+                <w:rFonts w:ascii="Aptos" w:hAnsi="Aptos"/>
+                <w:color w:val="212121"/>
+              </w:rPr>
+            </w:pPr>
+            <w:r>
+              <w:rPr>
+                <w:rFonts w:ascii="Aptos" w:hAnsi="Aptos"/>
+                <w:color w:val="212121"/>
                 <w:sz w:val="22"/>
                 <w:szCs w:val="22"/>
               </w:rPr>
               <w:lastRenderedPageBreak/>
-              <w:t>v2.21.0 - June 15, 2022</w:t>
-            </w:r>
-          </w:p>
-          <w:p>
-            <w:pPr>
-              <w:rPr>
-                <w:rFonts w:ascii="Aptos" w:hAnsi="Aptos" w:cstheme="minorHAnsi"/>
-                <w:sz w:val="22"/>
-                <w:szCs w:val="22"/>
-              </w:rPr>
-            </w:pPr>
-            <w:r>
-              <w:rPr>
-                <w:rFonts w:ascii="Aptos" w:hAnsi="Aptos" w:cstheme="minorHAnsi"/>
-                <w:sz w:val="22"/>
-                <w:szCs w:val="22"/>
-              </w:rPr>
-              <w:t xml:space="preserve">v2.22.0 - July </w:t>
-            </w:r>
-            <w:r>
-              <w:rPr>
-                <w:rFonts w:ascii="Aptos" w:hAnsi="Aptos" w:cstheme="minorHAnsi"/>
-                <w:sz w:val="22"/>
-                <w:szCs w:val="22"/>
-              </w:rPr>
-              <w:t>28</w:t>
-            </w:r>
-            <w:r>
-              <w:rPr>
-                <w:rFonts w:ascii="Aptos" w:hAnsi="Aptos" w:cstheme="minorHAnsi"/>
-                <w:sz w:val="22"/>
-                <w:szCs w:val="22"/>
-              </w:rPr>
-              <w:t>, 2022</w:t>
-            </w:r>
-          </w:p>
-          <w:p>
-            <w:pPr>
-              <w:rPr>
-                <w:rFonts w:ascii="Aptos" w:hAnsi="Aptos" w:cstheme="minorHAnsi"/>
-                <w:sz w:val="22"/>
-                <w:szCs w:val="22"/>
-              </w:rPr>
-            </w:pPr>
-            <w:r>
-              <w:rPr>
-                <w:rFonts w:ascii="Aptos" w:hAnsi="Aptos" w:cstheme="minorHAnsi"/>
-                <w:sz w:val="22"/>
-                <w:szCs w:val="22"/>
-              </w:rPr>
-              <w:t>v2.23.0 - August 30, 2022</w:t>
-            </w:r>
-          </w:p>
-          <w:p>
-            <w:pPr>
-              <w:rPr>
-                <w:rFonts w:ascii="Aptos" w:hAnsi="Aptos" w:cstheme="minorHAnsi"/>
-                <w:sz w:val="22"/>
-                <w:szCs w:val="22"/>
-              </w:rPr>
-            </w:pPr>
-            <w:r>
-              <w:rPr>
-                <w:rFonts w:ascii="Aptos" w:hAnsi="Aptos" w:cstheme="minorHAnsi"/>
-                <w:sz w:val="22"/>
-                <w:szCs w:val="22"/>
-              </w:rPr>
-              <w:t>v2.24.0 - September 29, 2022</w:t>
-            </w:r>
-          </w:p>
-          <w:p>
-            <w:pPr>
-              <w:rPr>
-                <w:rFonts w:ascii="Aptos" w:hAnsi="Aptos" w:cstheme="minorHAnsi"/>
-                <w:sz w:val="22"/>
-                <w:szCs w:val="22"/>
-              </w:rPr>
-            </w:pPr>
-            <w:r>
-              <w:rPr>
-                <w:rFonts w:ascii="Aptos" w:hAnsi="Aptos" w:cstheme="minorHAnsi"/>
-                <w:sz w:val="22"/>
-                <w:szCs w:val="22"/>
-              </w:rPr>
-              <w:t>v2.25.0 - October 27, 2022</w:t>
-            </w:r>
-          </w:p>
-          <w:p>
-            <w:pPr>
-              <w:rPr>
-                <w:rFonts w:ascii="Aptos" w:hAnsi="Aptos" w:cstheme="minorHAnsi"/>
-                <w:sz w:val="22"/>
-                <w:szCs w:val="22"/>
-              </w:rPr>
-            </w:pPr>
-            <w:r>
-              <w:rPr>
-                <w:rFonts w:ascii="Aptos" w:hAnsi="Aptos" w:cstheme="minorHAnsi"/>
-                <w:sz w:val="22"/>
-                <w:szCs w:val="22"/>
-              </w:rPr>
-              <w:t>v2.26.0 - November 17, 2022</w:t>
-            </w:r>
-          </w:p>
-          <w:p>
-            <w:pPr>
-              <w:rPr>
-                <w:rFonts w:ascii="Aptos" w:hAnsi="Aptos" w:cstheme="minorHAnsi"/>
-                <w:sz w:val="22"/>
-                <w:szCs w:val="22"/>
-              </w:rPr>
-            </w:pPr>
-            <w:r>
-              <w:rPr>
-                <w:rFonts w:ascii="Aptos" w:hAnsi="Aptos" w:cstheme="minorHAnsi"/>
-                <w:sz w:val="22"/>
-                <w:szCs w:val="22"/>
-              </w:rPr>
-              <w:t>v2.27.0 - December 19, 2022</w:t>
-            </w:r>
-          </w:p>
-          <w:p>
-            <w:pPr>
-              <w:rPr>
-                <w:rFonts w:ascii="Aptos" w:hAnsi="Aptos" w:cstheme="minorHAnsi"/>
-                <w:sz w:val="22"/>
-                <w:szCs w:val="22"/>
-              </w:rPr>
-            </w:pPr>
-            <w:r>
-              <w:rPr>
-                <w:rFonts w:ascii="Aptos" w:hAnsi="Aptos" w:cstheme="minorHAnsi"/>
-                <w:sz w:val="22"/>
-                <w:szCs w:val="22"/>
-              </w:rPr>
-              <w:t>v2.28.0 - January 30, 2023</w:t>
-            </w:r>
-          </w:p>
-          <w:p>
-            <w:pPr>
-              <w:rPr>
-                <w:rFonts w:ascii="Aptos" w:hAnsi="Aptos" w:cstheme="minorHAnsi"/>
-                <w:sz w:val="22"/>
-                <w:szCs w:val="22"/>
-              </w:rPr>
-            </w:pPr>
-            <w:r>
-              <w:rPr>
-                <w:rFonts w:ascii="Aptos" w:hAnsi="Aptos" w:cstheme="minorHAnsi"/>
-                <w:sz w:val="22"/>
-                <w:szCs w:val="22"/>
-              </w:rPr>
-              <w:t>v2.29.0 - February 27, 2023</w:t>
-            </w:r>
-          </w:p>
-          <w:p>
-            <w:pPr>
-              <w:rPr>
-                <w:rFonts w:ascii="Aptos" w:hAnsi="Aptos" w:cstheme="minorHAnsi"/>
-                <w:sz w:val="22"/>
-                <w:szCs w:val="22"/>
-              </w:rPr>
-            </w:pPr>
-            <w:r>
-              <w:rPr>
-                <w:rFonts w:ascii="Aptos" w:hAnsi="Aptos" w:cstheme="minorHAnsi"/>
-                <w:sz w:val="22"/>
-                <w:szCs w:val="22"/>
-              </w:rPr>
-              <w:t>v2.30.0 - March 28, 2023</w:t>
-            </w:r>
-          </w:p>
-          <w:p>
-            <w:pPr>
-              <w:rPr>
-                <w:rFonts w:ascii="Aptos" w:hAnsi="Aptos" w:cstheme="minorHAnsi"/>
-                <w:sz w:val="22"/>
-                <w:szCs w:val="22"/>
-              </w:rPr>
-            </w:pPr>
-            <w:r>
-              <w:rPr>
-                <w:rFonts w:ascii="Aptos" w:hAnsi="Aptos" w:cstheme="minorHAnsi"/>
-                <w:sz w:val="22"/>
-                <w:szCs w:val="22"/>
-              </w:rPr>
-              <w:t>v2.31.0 - April 24, 2023</w:t>
-            </w:r>
-          </w:p>
-          <w:p>
-            <w:pPr>
-              <w:rPr>
-                <w:rFonts w:ascii="Aptos" w:hAnsi="Aptos" w:cstheme="minorHAnsi"/>
-                <w:sz w:val="22"/>
-                <w:szCs w:val="22"/>
-              </w:rPr>
-            </w:pPr>
-            <w:r>
-              <w:rPr>
-                <w:rFonts w:ascii="Aptos" w:hAnsi="Aptos" w:cstheme="minorHAnsi"/>
-                <w:sz w:val="22"/>
-                <w:szCs w:val="22"/>
-              </w:rPr>
-              <w:t xml:space="preserve">v2.32.0 - May </w:t>
-            </w:r>
-            <w:r>
-              <w:rPr>
-                <w:rFonts w:ascii="Aptos" w:hAnsi="Aptos" w:cstheme="minorHAnsi"/>
-                <w:sz w:val="22"/>
-                <w:szCs w:val="22"/>
-              </w:rPr>
-              <w:t>22</w:t>
-            </w:r>
-            <w:r>
-              <w:rPr>
-                <w:rFonts w:ascii="Aptos" w:hAnsi="Aptos" w:cstheme="minorHAnsi"/>
-                <w:sz w:val="22"/>
-                <w:szCs w:val="22"/>
-              </w:rPr>
-              <w:t>, 2023</w:t>
-            </w:r>
-          </w:p>
-          <w:p>
-            <w:pPr>
-              <w:rPr>
-                <w:rFonts w:ascii="Aptos" w:hAnsi="Aptos" w:cstheme="minorHAnsi"/>
-                <w:sz w:val="22"/>
-                <w:szCs w:val="22"/>
-              </w:rPr>
-            </w:pPr>
-            <w:r>
-              <w:rPr>
-                <w:rFonts w:ascii="Aptos" w:hAnsi="Aptos" w:cstheme="minorHAnsi"/>
-                <w:sz w:val="22"/>
-                <w:szCs w:val="22"/>
-              </w:rPr>
-              <w:t>v2.33.0 -</w:t>
-            </w:r>
-            <w:r>
-              <w:rPr>
-                <w:rFonts w:ascii="Aptos" w:hAnsi="Aptos" w:cstheme="minorHAnsi"/>
-                <w:sz w:val="22"/>
-                <w:szCs w:val="22"/>
-              </w:rPr>
-              <w:t xml:space="preserve"> June 30</w:t>
-            </w:r>
-            <w:r>
-              <w:rPr>
-                <w:rFonts w:ascii="Aptos" w:hAnsi="Aptos" w:cstheme="minorHAnsi"/>
-                <w:sz w:val="22"/>
-                <w:szCs w:val="22"/>
-              </w:rPr>
-              <w:t>, 2023</w:t>
-            </w:r>
-          </w:p>
-          <w:p>
-            <w:pPr>
-              <w:rPr>
-                <w:rFonts w:ascii="Aptos" w:hAnsi="Aptos" w:cstheme="minorHAnsi"/>
-                <w:sz w:val="22"/>
-                <w:szCs w:val="22"/>
-              </w:rPr>
-            </w:pPr>
-            <w:r>
-              <w:rPr>
-                <w:rFonts w:ascii="Aptos" w:hAnsi="Aptos" w:cstheme="minorHAnsi"/>
-                <w:sz w:val="22"/>
-                <w:szCs w:val="22"/>
-              </w:rPr>
-              <w:t xml:space="preserve">v2.34.0 - July </w:t>
-            </w:r>
-            <w:r>
-              <w:rPr>
-                <w:rFonts w:ascii="Aptos" w:hAnsi="Aptos" w:cstheme="minorHAnsi"/>
-                <w:sz w:val="22"/>
-                <w:szCs w:val="22"/>
-              </w:rPr>
-              <w:t>29</w:t>
-            </w:r>
-            <w:r>
-              <w:rPr>
-                <w:rFonts w:ascii="Aptos" w:hAnsi="Aptos" w:cstheme="minorHAnsi"/>
-                <w:sz w:val="22"/>
-                <w:szCs w:val="22"/>
-              </w:rPr>
-              <w:t>, 2023</w:t>
-            </w:r>
-          </w:p>
-          <w:p>
-            <w:pPr>
-              <w:rPr>
-                <w:rFonts w:ascii="Aptos" w:hAnsi="Aptos" w:cstheme="minorHAnsi"/>
-                <w:sz w:val="22"/>
-                <w:szCs w:val="22"/>
-              </w:rPr>
-            </w:pPr>
-            <w:r>
-              <w:rPr>
-                <w:rFonts w:ascii="Aptos" w:hAnsi="Aptos" w:cstheme="minorHAnsi"/>
-                <w:sz w:val="22"/>
-                <w:szCs w:val="22"/>
-              </w:rPr>
-              <w:t>v2.35.0 - August 3</w:t>
-            </w:r>
-            <w:r>
-              <w:rPr>
-                <w:rFonts w:ascii="Aptos" w:hAnsi="Aptos" w:cstheme="minorHAnsi"/>
-                <w:sz w:val="22"/>
-                <w:szCs w:val="22"/>
-              </w:rPr>
-              <w:t>0</w:t>
-            </w:r>
-            <w:r>
-              <w:rPr>
-                <w:rFonts w:ascii="Aptos" w:hAnsi="Aptos" w:cstheme="minorHAnsi"/>
-                <w:sz w:val="22"/>
-                <w:szCs w:val="22"/>
-              </w:rPr>
-              <w:t>, 2023</w:t>
-            </w:r>
-          </w:p>
-          <w:p>
-            <w:pPr>
-              <w:rPr>
-                <w:rFonts w:ascii="Aptos" w:hAnsi="Aptos" w:cstheme="minorHAnsi"/>
-                <w:sz w:val="22"/>
-                <w:szCs w:val="22"/>
-              </w:rPr>
-            </w:pPr>
-            <w:r>
-              <w:rPr>
-                <w:rFonts w:ascii="Aptos" w:hAnsi="Aptos" w:cstheme="minorHAnsi"/>
-                <w:sz w:val="22"/>
-                <w:szCs w:val="22"/>
-              </w:rPr>
-              <w:t>v2.36.0 - September 29, 2023</w:t>
-            </w:r>
-          </w:p>
-          <w:p>
-            <w:pPr>
-              <w:rPr>
-                <w:rFonts w:ascii="Aptos" w:hAnsi="Aptos" w:cstheme="minorHAnsi"/>
-                <w:sz w:val="22"/>
-                <w:szCs w:val="22"/>
-              </w:rPr>
-            </w:pPr>
-            <w:r>
-              <w:rPr>
-                <w:rFonts w:ascii="Aptos" w:hAnsi="Aptos" w:cstheme="minorHAnsi"/>
-                <w:sz w:val="22"/>
-                <w:szCs w:val="22"/>
-              </w:rPr>
-              <w:t>v2</w:t>
-            </w:r>
-            <w:r>
-              <w:rPr>
-                <w:rFonts w:ascii="Aptos" w:hAnsi="Aptos" w:cstheme="minorHAnsi"/>
-                <w:sz w:val="22"/>
-                <w:szCs w:val="22"/>
-              </w:rPr>
-              <w:t>.</w:t>
-            </w:r>
-            <w:r>
-              <w:rPr>
-                <w:rFonts w:ascii="Aptos" w:hAnsi="Aptos" w:cstheme="minorHAnsi"/>
-                <w:sz w:val="22"/>
-                <w:szCs w:val="22"/>
-              </w:rPr>
-              <w:t>37.0 - October 27, 2023</w:t>
-            </w:r>
-          </w:p>
-          <w:p>
-            <w:pPr>
-              <w:rPr>
-                <w:rFonts w:ascii="Aptos" w:hAnsi="Aptos" w:cstheme="minorHAnsi"/>
-                <w:sz w:val="22"/>
-                <w:szCs w:val="22"/>
-              </w:rPr>
-            </w:pPr>
-            <w:r>
-              <w:rPr>
-                <w:rFonts w:ascii="Aptos" w:hAnsi="Aptos" w:cstheme="minorHAnsi"/>
-                <w:sz w:val="22"/>
-                <w:szCs w:val="22"/>
-              </w:rPr>
-              <w:t>v2.38.0 - November 17, 2023</w:t>
-            </w:r>
-          </w:p>
-          <w:p>
-            <w:pPr>
-              <w:rPr>
-                <w:rFonts w:ascii="Aptos" w:hAnsi="Aptos" w:cstheme="minorHAnsi"/>
-                <w:sz w:val="22"/>
-                <w:szCs w:val="22"/>
-              </w:rPr>
-            </w:pPr>
-            <w:r>
-              <w:rPr>
-                <w:rFonts w:ascii="Aptos" w:hAnsi="Aptos" w:cstheme="minorHAnsi"/>
-                <w:sz w:val="22"/>
-                <w:szCs w:val="22"/>
-              </w:rPr>
-              <w:t>v2.39.0 - December 28, 2023</w:t>
-            </w:r>
-          </w:p>
-          <w:p>
-            <w:pPr>
-              <w:rPr>
-                <w:rFonts w:ascii="Aptos" w:hAnsi="Aptos" w:cstheme="minorHAnsi"/>
-                <w:sz w:val="22"/>
-                <w:szCs w:val="22"/>
-              </w:rPr>
-            </w:pPr>
-            <w:r>
-              <w:rPr>
-                <w:rFonts w:ascii="Aptos" w:hAnsi="Aptos" w:cstheme="minorHAnsi"/>
-                <w:sz w:val="22"/>
-                <w:szCs w:val="22"/>
-              </w:rPr>
-              <w:t>v2.40.0 – January 30, 2024</w:t>
-            </w:r>
-          </w:p>
-          <w:p>
-            <w:pPr>
-              <w:rPr>
-                <w:rFonts w:ascii="Aptos" w:hAnsi="Aptos" w:cstheme="minorHAnsi"/>
-                <w:sz w:val="22"/>
-                <w:szCs w:val="22"/>
-              </w:rPr>
-            </w:pPr>
-            <w:r>
-              <w:rPr>
-                <w:rFonts w:ascii="Aptos" w:hAnsi="Aptos" w:cstheme="minorHAnsi"/>
-                <w:sz w:val="22"/>
-                <w:szCs w:val="22"/>
-              </w:rPr>
-              <w:t>v2.41.0 - February 28, 2024</w:t>
-            </w:r>
-          </w:p>
-          <w:p>
-            <w:pPr>
-              <w:rPr>
-                <w:rFonts w:ascii="Aptos" w:hAnsi="Aptos" w:cstheme="minorHAnsi"/>
-                <w:sz w:val="22"/>
-                <w:szCs w:val="22"/>
-              </w:rPr>
-            </w:pPr>
-            <w:r>
-              <w:rPr>
-                <w:rFonts w:ascii="Aptos" w:hAnsi="Aptos" w:cstheme="minorHAnsi"/>
-                <w:sz w:val="22"/>
-                <w:szCs w:val="22"/>
-              </w:rPr>
-              <w:t>v3.0</w:t>
-            </w:r>
-            <w:r>
-              <w:rPr>
-                <w:rFonts w:ascii="Aptos" w:hAnsi="Aptos" w:cstheme="minorHAnsi"/>
-                <w:sz w:val="22"/>
-                <w:szCs w:val="22"/>
-              </w:rPr>
-              <w:t>.0</w:t>
-            </w:r>
-            <w:r>
-              <w:rPr>
-                <w:rFonts w:ascii="Aptos" w:hAnsi="Aptos" w:cstheme="minorHAnsi"/>
-                <w:sz w:val="22"/>
-                <w:szCs w:val="22"/>
-              </w:rPr>
-              <w:t xml:space="preserve"> – March 27, 2024</w:t>
-            </w:r>
-          </w:p>
-          <w:p>
-            <w:pPr>
-              <w:rPr>
-                <w:rFonts w:ascii="Aptos" w:hAnsi="Aptos" w:cstheme="minorHAnsi"/>
-                <w:sz w:val="22"/>
-                <w:szCs w:val="22"/>
-              </w:rPr>
-            </w:pPr>
-            <w:r>
-              <w:rPr>
-                <w:rFonts w:ascii="Aptos" w:hAnsi="Aptos" w:cstheme="minorHAnsi"/>
-                <w:sz w:val="22"/>
-                <w:szCs w:val="22"/>
-              </w:rPr>
-              <w:t>v3.1.0 – April 29, 2024</w:t>
-            </w:r>
-          </w:p>
-          <w:p>
-            <w:pPr>
-              <w:rPr>
-                <w:rFonts w:ascii="Aptos" w:hAnsi="Aptos" w:cstheme="minorHAnsi"/>
-                <w:sz w:val="22"/>
-                <w:szCs w:val="22"/>
-              </w:rPr>
-            </w:pPr>
-            <w:r>
-              <w:rPr>
-                <w:rFonts w:ascii="Aptos" w:hAnsi="Aptos" w:cstheme="minorHAnsi"/>
-                <w:sz w:val="22"/>
-                <w:szCs w:val="22"/>
-              </w:rPr>
-              <w:t>v3.2.0 – May 31, 2024</w:t>
-            </w:r>
-          </w:p>
-          <w:p>
-            <w:pPr>
-              <w:rPr>
-                <w:rFonts w:ascii="Aptos" w:hAnsi="Aptos" w:cstheme="minorHAnsi"/>
-                <w:sz w:val="22"/>
-                <w:szCs w:val="22"/>
-              </w:rPr>
-            </w:pPr>
-            <w:r>
-              <w:rPr>
-                <w:rFonts w:ascii="Aptos" w:hAnsi="Aptos" w:cstheme="minorHAnsi"/>
-                <w:sz w:val="22"/>
-                <w:szCs w:val="22"/>
-              </w:rPr>
-              <w:t xml:space="preserve">v3.3.0 – June </w:t>
-            </w:r>
-            <w:r>
-              <w:rPr>
-                <w:rFonts w:ascii="Aptos" w:hAnsi="Aptos" w:cstheme="minorHAnsi"/>
-                <w:sz w:val="22"/>
-                <w:szCs w:val="22"/>
-              </w:rPr>
-              <w:t>27</w:t>
-            </w:r>
-            <w:r>
-              <w:rPr>
-                <w:rFonts w:ascii="Aptos" w:hAnsi="Aptos" w:cstheme="minorHAnsi"/>
-                <w:sz w:val="22"/>
-                <w:szCs w:val="22"/>
-              </w:rPr>
-              <w:t>, 2024</w:t>
-            </w:r>
-          </w:p>
-          <w:p>
-            <w:pPr>
-              <w:rPr>
-                <w:rFonts w:ascii="Aptos" w:hAnsi="Aptos" w:cstheme="minorHAnsi"/>
-                <w:sz w:val="22"/>
-                <w:szCs w:val="22"/>
-              </w:rPr>
-            </w:pPr>
-            <w:r>
-              <w:rPr>
-                <w:rFonts w:ascii="Aptos" w:hAnsi="Aptos" w:cstheme="minorHAnsi"/>
-                <w:sz w:val="22"/>
-                <w:szCs w:val="22"/>
-              </w:rPr>
-              <w:t>v3.4.0 – July 30, 2024</w:t>
-            </w:r>
-          </w:p>
-          <w:p>
-            <w:pPr>
-              <w:rPr>
-                <w:rFonts w:ascii="Aptos" w:hAnsi="Aptos" w:cstheme="minorHAnsi"/>
-                <w:sz w:val="22"/>
-                <w:szCs w:val="22"/>
-              </w:rPr>
-            </w:pPr>
-            <w:r>
-              <w:rPr>
-                <w:rFonts w:ascii="Aptos" w:hAnsi="Aptos" w:cstheme="minorHAnsi"/>
-                <w:sz w:val="22"/>
-                <w:szCs w:val="22"/>
-              </w:rPr>
-              <w:t>v3.5.0 – August 27, 2024</w:t>
-            </w:r>
-          </w:p>
-          <w:p>
-            <w:pPr>
-              <w:rPr>
-                <w:rFonts w:ascii="Aptos" w:hAnsi="Aptos" w:cstheme="minorHAnsi"/>
-                <w:sz w:val="22"/>
-                <w:szCs w:val="22"/>
-              </w:rPr>
-            </w:pPr>
-            <w:r>
-              <w:rPr>
-                <w:rFonts w:ascii="Aptos" w:hAnsi="Aptos" w:cstheme="minorHAnsi"/>
-                <w:sz w:val="22"/>
-                <w:szCs w:val="22"/>
-              </w:rPr>
-              <w:t>v3.</w:t>
-            </w:r>
-            <w:r>
-              <w:rPr>
-                <w:rFonts w:ascii="Aptos" w:hAnsi="Aptos" w:cstheme="minorHAnsi"/>
-                <w:sz w:val="22"/>
-                <w:szCs w:val="22"/>
-              </w:rPr>
-              <w:t>7</w:t>
-            </w:r>
-            <w:r>
-              <w:rPr>
-                <w:rFonts w:ascii="Aptos" w:hAnsi="Aptos" w:cstheme="minorHAnsi"/>
-                <w:sz w:val="22"/>
-                <w:szCs w:val="22"/>
-              </w:rPr>
-              <w:t xml:space="preserve">.0 – </w:t>
-            </w:r>
-            <w:r>
-              <w:rPr>
-                <w:rFonts w:ascii="Aptos" w:hAnsi="Aptos" w:cstheme="minorHAnsi"/>
-                <w:sz w:val="22"/>
-                <w:szCs w:val="22"/>
-              </w:rPr>
-              <w:t>October</w:t>
-            </w:r>
-            <w:r>
-              <w:rPr>
-                <w:rFonts w:ascii="Aptos" w:hAnsi="Aptos" w:cstheme="minorHAnsi"/>
-                <w:sz w:val="22"/>
-                <w:szCs w:val="22"/>
-              </w:rPr>
-              <w:t xml:space="preserve"> 30, 2024</w:t>
-            </w:r>
-          </w:p>
-          <w:p>
-            <w:pPr>
-              <w:rPr>
-                <w:rFonts w:ascii="Aptos" w:hAnsi="Aptos" w:cstheme="minorHAnsi"/>
-                <w:sz w:val="22"/>
-                <w:szCs w:val="22"/>
-              </w:rPr>
-            </w:pPr>
-            <w:r>
-              <w:rPr>
-                <w:rFonts w:ascii="Aptos" w:hAnsi="Aptos" w:cstheme="minorHAnsi"/>
-                <w:sz w:val="22"/>
-                <w:szCs w:val="22"/>
-              </w:rPr>
-              <w:t>v3.8.0 – November 26, 2024</w:t>
-            </w:r>
-          </w:p>
-          <w:p>
-            <w:pPr>
-              <w:rPr>
-                <w:rFonts w:ascii="Aptos" w:hAnsi="Aptos" w:cstheme="minorHAnsi"/>
-                <w:sz w:val="22"/>
-                <w:szCs w:val="22"/>
-              </w:rPr>
-            </w:pPr>
-            <w:r>
-              <w:rPr>
-                <w:rFonts w:ascii="Aptos" w:hAnsi="Aptos" w:cstheme="minorHAnsi"/>
-                <w:sz w:val="22"/>
-                <w:szCs w:val="22"/>
-              </w:rPr>
-              <w:t xml:space="preserve">v3.9.0 – December </w:t>
-            </w:r>
-            <w:r>
-              <w:rPr>
-                <w:rFonts w:ascii="Aptos" w:hAnsi="Aptos" w:cstheme="minorHAnsi"/>
-                <w:sz w:val="22"/>
-                <w:szCs w:val="22"/>
-              </w:rPr>
-              <w:t>26</w:t>
-            </w:r>
-            <w:r>
-              <w:rPr>
-                <w:rFonts w:ascii="Aptos" w:hAnsi="Aptos" w:cstheme="minorHAnsi"/>
-                <w:sz w:val="22"/>
-                <w:szCs w:val="22"/>
-              </w:rPr>
-              <w:t>, 2024</w:t>
-            </w:r>
-          </w:p>
-          <w:p>
-            <w:pPr>
-              <w:rPr>
-                <w:rFonts w:ascii="Aptos" w:hAnsi="Aptos" w:cstheme="minorHAnsi"/>
-                <w:sz w:val="22"/>
-                <w:szCs w:val="22"/>
-              </w:rPr>
-            </w:pPr>
-            <w:r>
-              <w:rPr>
-                <w:rFonts w:ascii="Aptos" w:hAnsi="Aptos" w:cstheme="minorHAnsi"/>
-                <w:sz w:val="22"/>
-                <w:szCs w:val="22"/>
-              </w:rPr>
-              <w:t xml:space="preserve">v3.10.0 – January </w:t>
-            </w:r>
-            <w:r>
-              <w:rPr>
-                <w:rFonts w:ascii="Aptos" w:hAnsi="Aptos" w:cstheme="minorHAnsi"/>
-                <w:sz w:val="22"/>
-                <w:szCs w:val="22"/>
-              </w:rPr>
-              <w:t>30</w:t>
-            </w:r>
-            <w:r>
-              <w:rPr>
-                <w:rFonts w:ascii="Aptos" w:hAnsi="Aptos" w:cstheme="minorHAnsi"/>
-                <w:sz w:val="22"/>
-                <w:szCs w:val="22"/>
-              </w:rPr>
-              <w:t>, 2025</w:t>
-            </w:r>
-          </w:p>
-          <w:p>
-            <w:pPr>
-              <w:rPr>
-                <w:rFonts w:ascii="Aptos" w:hAnsi="Aptos" w:cstheme="minorHAnsi"/>
-                <w:sz w:val="22"/>
-                <w:szCs w:val="22"/>
-              </w:rPr>
-            </w:pPr>
-            <w:r>
-              <w:rPr>
-                <w:rFonts w:ascii="Aptos" w:hAnsi="Aptos" w:cstheme="minorHAnsi"/>
-                <w:sz w:val="22"/>
-                <w:szCs w:val="22"/>
-              </w:rPr>
-              <w:t>v3.11.0 – February 27, 2025</w:t>
-            </w:r>
-          </w:p>
-          <w:p>
-            <w:pPr>
-              <w:rPr>
-                <w:rFonts w:ascii="Aptos" w:hAnsi="Aptos" w:cstheme="minorHAnsi"/>
-                <w:sz w:val="22"/>
-                <w:szCs w:val="22"/>
-              </w:rPr>
-            </w:pPr>
-            <w:r>
-              <w:rPr>
-                <w:rFonts w:ascii="Aptos" w:hAnsi="Aptos" w:cstheme="minorHAnsi"/>
-                <w:sz w:val="22"/>
-                <w:szCs w:val="22"/>
-              </w:rPr>
-              <w:t>v3.12.0 – March 28, 2025</w:t>
-            </w:r>
-          </w:p>
-          <w:p>
-            <w:pPr>
-              <w:rPr>
-                <w:rFonts w:ascii="Aptos" w:hAnsi="Aptos" w:cstheme="minorHAnsi"/>
-                <w:sz w:val="22"/>
-                <w:szCs w:val="22"/>
-              </w:rPr>
-            </w:pPr>
-            <w:r>
-              <w:rPr>
-                <w:rFonts w:ascii="Aptos" w:hAnsi="Aptos" w:cstheme="minorHAnsi"/>
-                <w:sz w:val="22"/>
-                <w:szCs w:val="22"/>
-              </w:rPr>
-              <w:t>v3.13.0 – April 29, 2025</w:t>
-            </w:r>
-          </w:p>
-          <w:p>
-            <w:pPr>
-              <w:rPr>
-                <w:rFonts w:ascii="Aptos" w:hAnsi="Aptos" w:cstheme="minorHAnsi"/>
-                <w:sz w:val="22"/>
-                <w:szCs w:val="22"/>
-              </w:rPr>
-            </w:pPr>
-            <w:r>
-              <w:rPr>
-                <w:rFonts w:ascii="Aptos" w:hAnsi="Aptos" w:cstheme="minorHAnsi"/>
-                <w:sz w:val="22"/>
-                <w:szCs w:val="22"/>
-              </w:rPr>
-              <w:t xml:space="preserve">v3.14.0 – May </w:t>
-            </w:r>
-            <w:r>
-              <w:rPr>
-                <w:rFonts w:ascii="Aptos" w:hAnsi="Aptos" w:cstheme="minorHAnsi"/>
-                <w:sz w:val="22"/>
-                <w:szCs w:val="22"/>
-              </w:rPr>
-              <w:t>30</w:t>
-            </w:r>
-            <w:r>
-              <w:rPr>
-                <w:rFonts w:ascii="Aptos" w:hAnsi="Aptos" w:cstheme="minorHAnsi"/>
-                <w:sz w:val="22"/>
-                <w:szCs w:val="22"/>
-              </w:rPr>
-              <w:t>, 2025</w:t>
-            </w:r>
-          </w:p>
-          <w:p>
-            <w:pPr>
-              <w:rPr>
-                <w:rFonts w:ascii="Aptos" w:hAnsi="Aptos" w:cstheme="minorHAnsi"/>
-                <w:sz w:val="22"/>
-                <w:szCs w:val="22"/>
-              </w:rPr>
-            </w:pPr>
-            <w:r>
-              <w:rPr>
-                <w:rFonts w:ascii="Aptos" w:hAnsi="Aptos" w:cstheme="minorHAnsi"/>
-                <w:sz w:val="22"/>
-                <w:szCs w:val="22"/>
-              </w:rPr>
-              <w:t xml:space="preserve">v3.15.0 – June </w:t>
-            </w:r>
-            <w:r>
-              <w:rPr>
-                <w:rFonts w:ascii="Aptos" w:hAnsi="Aptos" w:cstheme="minorHAnsi"/>
-                <w:sz w:val="22"/>
-                <w:szCs w:val="22"/>
-              </w:rPr>
-              <w:t>30</w:t>
-            </w:r>
-            <w:r>
-              <w:rPr>
-                <w:rFonts w:ascii="Aptos" w:hAnsi="Aptos" w:cstheme="minorHAnsi"/>
-                <w:sz w:val="22"/>
-                <w:szCs w:val="22"/>
-              </w:rPr>
-              <w:t>, 2025</w:t>
-            </w:r>
-          </w:p>
-          <w:p>
-            <w:pPr>
-              <w:rPr>
-                <w:rFonts w:ascii="Aptos" w:hAnsi="Aptos" w:cstheme="minorHAnsi"/>
-                <w:sz w:val="22"/>
-                <w:szCs w:val="22"/>
-              </w:rPr>
-            </w:pPr>
-            <w:r>
-              <w:rPr>
-                <w:rFonts w:ascii="Aptos" w:hAnsi="Aptos" w:cstheme="minorHAnsi"/>
-                <w:sz w:val="22"/>
-                <w:szCs w:val="22"/>
-              </w:rPr>
-              <w:t>v3.1</w:t>
-            </w:r>
-            <w:r>
-              <w:rPr>
-                <w:rFonts w:ascii="Aptos" w:hAnsi="Aptos" w:cstheme="minorHAnsi"/>
-                <w:sz w:val="22"/>
-                <w:szCs w:val="22"/>
-              </w:rPr>
-              <w:t>6</w:t>
-            </w:r>
-            <w:r>
-              <w:rPr>
-                <w:rFonts w:ascii="Aptos" w:hAnsi="Aptos" w:cstheme="minorHAnsi"/>
-                <w:sz w:val="22"/>
-                <w:szCs w:val="22"/>
-              </w:rPr>
-              <w:t>.0 – July 24, 2025</w:t>
-            </w:r>
-          </w:p>
-          <w:p>
-            <w:pPr>
-              <w:rPr>
-                <w:rFonts w:ascii="Aptos" w:hAnsi="Aptos" w:cstheme="minorHAnsi"/>
-                <w:sz w:val="22"/>
-                <w:szCs w:val="22"/>
-              </w:rPr>
-            </w:pPr>
-            <w:r>
-              <w:rPr>
-                <w:rFonts w:ascii="Aptos" w:hAnsi="Aptos" w:cstheme="minorHAnsi"/>
-                <w:sz w:val="22"/>
-                <w:szCs w:val="22"/>
-              </w:rPr>
-              <w:t>v3.1</w:t>
-            </w:r>
-            <w:r>
-              <w:rPr>
-                <w:rFonts w:ascii="Aptos" w:hAnsi="Aptos" w:cstheme="minorHAnsi"/>
-                <w:sz w:val="22"/>
-                <w:szCs w:val="22"/>
-              </w:rPr>
-              <w:t>7</w:t>
-            </w:r>
-            <w:r>
-              <w:rPr>
-                <w:rFonts w:ascii="Aptos" w:hAnsi="Aptos" w:cstheme="minorHAnsi"/>
-                <w:sz w:val="22"/>
-                <w:szCs w:val="22"/>
-              </w:rPr>
-              <w:t xml:space="preserve">.0 – August </w:t>
-            </w:r>
-            <w:r>
-              <w:rPr>
-                <w:rFonts w:ascii="Aptos" w:hAnsi="Aptos" w:cstheme="minorHAnsi"/>
-                <w:sz w:val="22"/>
-                <w:szCs w:val="22"/>
-              </w:rPr>
-              <w:t>25</w:t>
-            </w:r>
-            <w:r>
-              <w:rPr>
-                <w:rFonts w:ascii="Aptos" w:hAnsi="Aptos" w:cstheme="minorHAnsi"/>
-                <w:sz w:val="22"/>
-                <w:szCs w:val="22"/>
-              </w:rPr>
-              <w:t>, 2025</w:t>
-            </w:r>
-          </w:p>
-          <w:p>
-            <w:pPr>
-              <w:rPr>
-                <w:rFonts w:ascii="Aptos" w:hAnsi="Aptos" w:cstheme="minorHAnsi"/>
-                <w:sz w:val="22"/>
-                <w:szCs w:val="22"/>
-              </w:rPr>
-            </w:pPr>
-            <w:r>
-              <w:rPr>
-                <w:rFonts w:ascii="Aptos" w:hAnsi="Aptos" w:cstheme="minorHAnsi"/>
-                <w:sz w:val="22"/>
-                <w:szCs w:val="22"/>
-              </w:rPr>
-              <w:t>v3.18.0 – September 30, 2025</w:t>
-            </w:r>
-          </w:p>
-          <w:p>
-            <w:pPr>
-              <w:rPr>
-                <w:rFonts w:ascii="Aptos" w:hAnsi="Aptos" w:cstheme="minorHAnsi"/>
-                <w:sz w:val="22"/>
-                <w:szCs w:val="22"/>
-              </w:rPr>
-            </w:pPr>
-            <w:r>
-              <w:rPr>
-                <w:rFonts w:ascii="Aptos" w:hAnsi="Aptos" w:cstheme="minorHAnsi"/>
-                <w:sz w:val="22"/>
-                <w:szCs w:val="22"/>
-              </w:rPr>
-              <w:t>v3.19.0 – October 24, 2025</w:t>
-            </w:r>
-          </w:p>
-          <w:p>
-            <w:pPr>
-              <w:rPr>
-                <w:rFonts w:ascii="Aptos" w:hAnsi="Aptos" w:cstheme="minorHAnsi"/>
-                <w:sz w:val="22"/>
-                <w:szCs w:val="22"/>
-              </w:rPr>
-            </w:pPr>
-            <w:r>
-              <w:rPr>
-                <w:rFonts w:ascii="Aptos" w:hAnsi="Aptos" w:cstheme="minorHAnsi"/>
-                <w:sz w:val="22"/>
-                <w:szCs w:val="22"/>
-              </w:rPr>
-              <w:t>v</w:t>
-            </w:r>
-            <w:r>
-              <w:rPr>
-                <w:rFonts w:ascii="Aptos" w:hAnsi="Aptos" w:cstheme="minorHAnsi"/>
-                <w:sz w:val="22"/>
-                <w:szCs w:val="22"/>
-              </w:rPr>
-              <w:t>3.</w:t>
-            </w:r>
-            <w:r>
-              <w:rPr>
-                <w:rFonts w:ascii="Aptos" w:hAnsi="Aptos" w:cstheme="minorHAnsi"/>
-                <w:sz w:val="22"/>
-                <w:szCs w:val="22"/>
-              </w:rPr>
-              <w:t>20.0 – November 25, 2025</w:t>
-            </w:r>
-          </w:p>
-          <w:p>
-            <w:pPr>
-              <w:rPr>
-                <w:rFonts w:ascii="Aptos" w:hAnsi="Aptos" w:cstheme="minorHAnsi"/>
-                <w:sz w:val="22"/>
-                <w:szCs w:val="22"/>
-              </w:rPr>
-            </w:pPr>
-            <w:r>
-              <w:rPr>
-                <w:rFonts w:ascii="Aptos" w:hAnsi="Aptos" w:cstheme="minorHAnsi"/>
-                <w:sz w:val="22"/>
-                <w:szCs w:val="22"/>
-              </w:rPr>
-              <w:t xml:space="preserve">v3.21.0 – December </w:t>
-            </w:r>
-            <w:r>
-              <w:rPr>
-                <w:rFonts w:ascii="Aptos" w:hAnsi="Aptos" w:cstheme="minorHAnsi"/>
-                <w:sz w:val="22"/>
-                <w:szCs w:val="22"/>
-              </w:rPr>
-              <w:t>30</w:t>
-            </w:r>
-            <w:r>
-              <w:rPr>
-                <w:rFonts w:ascii="Aptos" w:hAnsi="Aptos" w:cstheme="minorHAnsi"/>
-                <w:sz w:val="22"/>
-                <w:szCs w:val="22"/>
-              </w:rPr>
-              <w:t>, 2025</w:t>
-            </w:r>
-          </w:p>
-          <w:p>
-            <w:pPr>
-              <w:rPr>
-                <w:rFonts w:ascii="Aptos" w:hAnsi="Aptos" w:cstheme="minorHAnsi"/>
-                <w:sz w:val="22"/>
-                <w:szCs w:val="22"/>
-              </w:rPr>
-            </w:pPr>
-            <w:r>
-              <w:rPr>
-                <w:rFonts w:ascii="Aptos" w:hAnsi="Aptos" w:cstheme="minorHAnsi"/>
-                <w:sz w:val="22"/>
-                <w:szCs w:val="22"/>
-              </w:rPr>
-              <w:t>v3.2</w:t>
-            </w:r>
-            <w:r>
-              <w:rPr>
-                <w:rFonts w:ascii="Aptos" w:hAnsi="Aptos" w:cstheme="minorHAnsi"/>
-                <w:sz w:val="22"/>
-                <w:szCs w:val="22"/>
-              </w:rPr>
-              <w:t>3</w:t>
-            </w:r>
-            <w:r>
-              <w:rPr>
-                <w:rFonts w:ascii="Aptos" w:hAnsi="Aptos" w:cstheme="minorHAnsi"/>
-                <w:sz w:val="22"/>
-                <w:szCs w:val="22"/>
-              </w:rPr>
-              <w:t xml:space="preserve">.0 </w:t>
-            </w:r>
-            <w:bookmarkStart w:id="0" w:name="OLE_LINK29"/>
-            <w:r>
-              <w:rPr>
-                <w:rFonts w:ascii="Aptos" w:hAnsi="Aptos" w:cstheme="minorHAnsi"/>
-                <w:sz w:val="22"/>
-                <w:szCs w:val="22"/>
-              </w:rPr>
-              <w:t>–</w:t>
-            </w:r>
-            <w:bookmarkEnd w:id="0"/>
-            <w:r>
-              <w:rPr>
-                <w:rFonts w:ascii="Aptos" w:hAnsi="Aptos" w:cstheme="minorHAnsi"/>
-                <w:sz w:val="22"/>
-                <w:szCs w:val="22"/>
-              </w:rPr>
-              <w:t xml:space="preserve"> </w:t>
-            </w:r>
-            <w:r>
-              <w:rPr>
-                <w:rFonts w:ascii="Aptos" w:hAnsi="Aptos" w:cstheme="minorHAnsi"/>
-                <w:sz w:val="22"/>
-                <w:szCs w:val="22"/>
-              </w:rPr>
-              <w:t>February</w:t>
-            </w:r>
-            <w:r>
-              <w:rPr>
-                <w:rFonts w:ascii="Aptos" w:hAnsi="Aptos" w:cstheme="minorHAnsi"/>
-                <w:sz w:val="22"/>
-                <w:szCs w:val="22"/>
-              </w:rPr>
-              <w:t xml:space="preserve"> </w:t>
-            </w:r>
-            <w:r>
-              <w:rPr>
-                <w:rFonts w:ascii="Aptos" w:hAnsi="Aptos" w:cstheme="minorHAnsi"/>
-                <w:sz w:val="22"/>
-                <w:szCs w:val="22"/>
-              </w:rPr>
-              <w:t>2</w:t>
-            </w:r>
-            <w:r>
-              <w:rPr>
-                <w:rFonts w:ascii="Aptos" w:hAnsi="Aptos" w:cstheme="minorHAnsi"/>
-                <w:sz w:val="22"/>
-                <w:szCs w:val="22"/>
-              </w:rPr>
-              <w:t>6</w:t>
-            </w:r>
-            <w:r>
-              <w:rPr>
-                <w:rFonts w:ascii="Aptos" w:hAnsi="Aptos" w:cstheme="minorHAnsi"/>
-                <w:sz w:val="22"/>
-                <w:szCs w:val="22"/>
-              </w:rPr>
-              <w:t>, 2026</w:t>
-            </w:r>
-          </w:p>
-          <w:p>
-            <w:pPr>
-              <w:rPr>
-                <w:rFonts w:ascii="Aptos" w:hAnsi="Aptos" w:cstheme="minorHAnsi"/>
-                <w:sz w:val="22"/>
-                <w:szCs w:val="22"/>
-              </w:rPr>
-            </w:pPr>
-            <w:r>
-              <w:rPr>
-                <w:rFonts w:ascii="Aptos" w:hAnsi="Aptos" w:cstheme="minorHAnsi"/>
-                <w:sz w:val="22"/>
-                <w:szCs w:val="22"/>
-              </w:rPr>
-              <w:t>v3.24.0 – March 30, 2026</w:t>
-            </w:r>
-          </w:p>
-          <w:p>
-            <w:pPr>
-              <w:rPr>
-                <w:rFonts w:ascii="Aptos" w:hAnsi="Aptos" w:cstheme="minorHAnsi"/>
-                <w:sz w:val="22"/>
-                <w:szCs w:val="22"/>
-              </w:rPr>
-            </w:pPr>
-            <w:r>
-              <w:rPr>
-                <w:rFonts w:ascii="Aptos" w:hAnsi="Aptos" w:cstheme="minorHAnsi"/>
-                <w:sz w:val="22"/>
-                <w:szCs w:val="22"/>
-              </w:rPr>
-              <w:t>v3.25.0 – April 27, 2026</w:t>
-            </w:r>
-          </w:p>
-          <w:p>
-            <w:pPr>
-              <w:rPr>
-                <w:rFonts w:ascii="Aptos" w:hAnsi="Aptos" w:cstheme="minorHAnsi"/>
-                <w:sz w:val="22"/>
-                <w:szCs w:val="22"/>
-              </w:rPr>
-            </w:pPr>
-            <w:r>
-              <w:rPr>
-                <w:rFonts w:ascii="Aptos" w:hAnsi="Aptos" w:cstheme="minorHAnsi"/>
-                <w:sz w:val="22"/>
-                <w:szCs w:val="22"/>
-              </w:rPr>
-              <w:t>v3.26.0 – May 28, 2026</w:t>
-            </w:r>
-          </w:p>
-          <w:p>
-            <w:pPr>
-              <w:rPr>
-                <w:rFonts w:ascii="Aptos" w:hAnsi="Aptos" w:cstheme="minorHAnsi"/>
-                <w:sz w:val="22"/>
-                <w:szCs w:val="22"/>
-              </w:rPr>
-            </w:pPr>
-            <w:r>
-              <w:rPr>
-                <w:rFonts w:ascii="Aptos" w:hAnsi="Aptos" w:cstheme="minorHAnsi"/>
-                <w:sz w:val="22"/>
-                <w:szCs w:val="22"/>
-              </w:rPr>
-              <w:t>v3.27.0 – June 29, 2026</w:t>
-            </w:r>
-          </w:p>
-          <w:p>
-            <w:pPr>
-              <w:rPr>
-                <w:rFonts w:ascii="Aptos" w:hAnsi="Aptos" w:cstheme="minorHAnsi"/>
-                <w:sz w:val="22"/>
-                <w:szCs w:val="22"/>
-              </w:rPr>
-            </w:pPr>
-            <w:r>
-              <w:rPr>
-                <w:rFonts w:ascii="Aptos" w:hAnsi="Aptos" w:cstheme="minorHAnsi"/>
-                <w:sz w:val="22"/>
-                <w:szCs w:val="22"/>
-              </w:rPr>
-              <w:t>v3.28.0 – July 30, 2026</w:t>
-            </w:r>
-          </w:p>
-          <w:p>
-            <w:pPr>
-              <w:rPr>
-                <w:rFonts w:ascii="Aptos" w:hAnsi="Aptos" w:cstheme="minorHAnsi"/>
-                <w:sz w:val="22"/>
-                <w:szCs w:val="22"/>
-              </w:rPr>
-            </w:pPr>
-            <w:r>
-              <w:rPr>
-                <w:rFonts w:ascii="Aptos" w:hAnsi="Aptos" w:cstheme="minorHAnsi"/>
+              <w:t>v2.19.0 – April 14, 2022</w:t>
+            </w:r>
+          </w:p>
+          <w:p>
+            <w:pPr>
+              <w:rPr>
+                <w:rFonts w:ascii="Aptos" w:hAnsi="Aptos"/>
+                <w:color w:val="212121"/>
+              </w:rPr>
+            </w:pPr>
+            <w:r>
+              <w:rPr>
+                <w:rFonts w:ascii="Aptos" w:hAnsi="Aptos"/>
+                <w:color w:val="212121"/>
+                <w:sz w:val="22"/>
+                <w:szCs w:val="22"/>
+              </w:rPr>
+              <w:t>v2.18.0 – Mar</w:t>
+            </w:r>
+            <w:r>
+              <w:rPr>
+                <w:rStyle w:val="outlook-search-highlight"/>
+                <w:rFonts w:ascii="Aptos" w:hAnsi="Aptos"/>
+                <w:color w:val="212121"/>
+                <w:sz w:val="22"/>
+                <w:szCs w:val="22"/>
+              </w:rPr>
+              <w:t>c</w:t>
+            </w:r>
+            <w:r>
+              <w:rPr>
+                <w:rFonts w:ascii="Aptos" w:hAnsi="Aptos"/>
+                <w:color w:val="212121"/>
+                <w:sz w:val="22"/>
+                <w:szCs w:val="22"/>
+              </w:rPr>
+              <w:t>h 23, 2022</w:t>
+            </w:r>
+          </w:p>
+          <w:p>
+            <w:pPr>
+              <w:rPr>
+                <w:rFonts w:ascii="Aptos" w:hAnsi="Aptos"/>
+                <w:color w:val="212121"/>
+              </w:rPr>
+            </w:pPr>
+            <w:r>
+              <w:rPr>
+                <w:rFonts w:ascii="Aptos" w:hAnsi="Aptos"/>
+                <w:color w:val="212121"/>
+                <w:sz w:val="22"/>
+                <w:szCs w:val="22"/>
+              </w:rPr>
+              <w:t>v2.17.0 – February 25, 2022</w:t>
+            </w:r>
+          </w:p>
+          <w:p>
+            <w:pPr>
+              <w:rPr>
+                <w:rFonts w:ascii="Aptos" w:hAnsi="Aptos"/>
+                <w:color w:val="212121"/>
+              </w:rPr>
+            </w:pPr>
+            <w:r>
+              <w:rPr>
+                <w:rFonts w:ascii="Aptos" w:hAnsi="Aptos"/>
+                <w:color w:val="212121"/>
+                <w:sz w:val="22"/>
+                <w:szCs w:val="22"/>
+              </w:rPr>
+              <w:t>v2.16.0 – January 31, 2022</w:t>
+            </w:r>
+          </w:p>
+          <w:p>
+            <w:pPr>
+              <w:rPr>
+                <w:rFonts w:ascii="Aptos" w:hAnsi="Aptos"/>
+                <w:color w:val="212121"/>
+              </w:rPr>
+            </w:pPr>
+            <w:r>
+              <w:rPr>
+                <w:rFonts w:ascii="Aptos" w:hAnsi="Aptos"/>
+                <w:color w:val="212121"/>
+                <w:sz w:val="22"/>
+                <w:szCs w:val="22"/>
+              </w:rPr>
+              <w:t>v2.15.0 – De</w:t>
+            </w:r>
+            <w:r>
+              <w:rPr>
+                <w:rStyle w:val="outlook-search-highlight"/>
+                <w:rFonts w:ascii="Aptos" w:hAnsi="Aptos"/>
+                <w:color w:val="212121"/>
+                <w:sz w:val="22"/>
+                <w:szCs w:val="22"/>
+              </w:rPr>
+              <w:t>c</w:t>
+            </w:r>
+            <w:r>
+              <w:rPr>
+                <w:rFonts w:ascii="Aptos" w:hAnsi="Aptos"/>
+                <w:color w:val="212121"/>
+                <w:sz w:val="22"/>
+                <w:szCs w:val="22"/>
+              </w:rPr>
+              <w:t>ember 20, 2021</w:t>
+            </w:r>
+          </w:p>
+          <w:p>
+            <w:pPr>
+              <w:rPr>
+                <w:rFonts w:ascii="Aptos" w:hAnsi="Aptos"/>
+                <w:color w:val="212121"/>
+              </w:rPr>
+            </w:pPr>
+            <w:r>
+              <w:rPr>
+                <w:rFonts w:ascii="Aptos" w:hAnsi="Aptos"/>
+                <w:color w:val="212121"/>
+                <w:sz w:val="22"/>
+                <w:szCs w:val="22"/>
+              </w:rPr>
+              <w:t>v2.14.0 – November 29, 2021</w:t>
+            </w:r>
+          </w:p>
+          <w:p>
+            <w:pPr>
+              <w:rPr>
+                <w:rFonts w:ascii="Aptos" w:hAnsi="Aptos"/>
+                <w:color w:val="212121"/>
+              </w:rPr>
+            </w:pPr>
+            <w:r>
+              <w:rPr>
+                <w:rFonts w:ascii="Aptos" w:hAnsi="Aptos"/>
+                <w:color w:val="212121"/>
+                <w:sz w:val="22"/>
+                <w:szCs w:val="22"/>
+              </w:rPr>
+              <w:t>v2.13.0 – O</w:t>
+            </w:r>
+            <w:r>
+              <w:rPr>
+                <w:rStyle w:val="outlook-search-highlight"/>
+                <w:rFonts w:ascii="Aptos" w:hAnsi="Aptos"/>
+                <w:color w:val="212121"/>
+                <w:sz w:val="22"/>
+                <w:szCs w:val="22"/>
+              </w:rPr>
+              <w:t>c</w:t>
+            </w:r>
+            <w:r>
+              <w:rPr>
+                <w:rFonts w:ascii="Aptos" w:hAnsi="Aptos"/>
+                <w:color w:val="212121"/>
+                <w:sz w:val="22"/>
+                <w:szCs w:val="22"/>
+              </w:rPr>
+              <w:t>tober 29, 2021</w:t>
+            </w:r>
+          </w:p>
+          <w:p>
+            <w:pPr>
+              <w:rPr>
+                <w:rFonts w:ascii="Aptos" w:hAnsi="Aptos"/>
+                <w:color w:val="212121"/>
+              </w:rPr>
+            </w:pPr>
+            <w:r>
+              <w:rPr>
+                <w:rFonts w:ascii="Aptos" w:hAnsi="Aptos"/>
+                <w:color w:val="212121"/>
+                <w:sz w:val="22"/>
+                <w:szCs w:val="22"/>
+              </w:rPr>
+              <w:t>v2.12.0 – September 21, 2021</w:t>
+            </w:r>
+          </w:p>
+          <w:p>
+            <w:pPr>
+              <w:rPr>
+                <w:rFonts w:ascii="Aptos" w:hAnsi="Aptos"/>
+                <w:color w:val="212121"/>
+              </w:rPr>
+            </w:pPr>
+            <w:r>
+              <w:rPr>
+                <w:rFonts w:ascii="Aptos" w:hAnsi="Aptos"/>
+                <w:color w:val="212121"/>
+                <w:sz w:val="22"/>
+                <w:szCs w:val="22"/>
+              </w:rPr>
+              <w:t>v2.11.0 – August 27, 2021</w:t>
+            </w:r>
+          </w:p>
+          <w:p>
+            <w:pPr>
+              <w:rPr>
+                <w:rFonts w:ascii="Aptos" w:hAnsi="Aptos"/>
+                <w:color w:val="212121"/>
+              </w:rPr>
+            </w:pPr>
+            <w:r>
+              <w:rPr>
+                <w:rFonts w:ascii="Aptos" w:hAnsi="Aptos"/>
+                <w:color w:val="212121"/>
+                <w:sz w:val="22"/>
+                <w:szCs w:val="22"/>
+              </w:rPr>
+              <w:t>v2.10.0 – July 28, 2021</w:t>
+            </w:r>
+          </w:p>
+          <w:p>
+            <w:pPr>
+              <w:rPr>
+                <w:rFonts w:ascii="Aptos" w:hAnsi="Aptos"/>
+                <w:color w:val="212121"/>
+              </w:rPr>
+            </w:pPr>
+            <w:r>
+              <w:rPr>
+                <w:rFonts w:ascii="Aptos" w:hAnsi="Aptos"/>
+                <w:color w:val="212121"/>
+                <w:sz w:val="22"/>
+                <w:szCs w:val="22"/>
+              </w:rPr>
+              <w:t>v2.9.0 – June 30, 2021</w:t>
+            </w:r>
+          </w:p>
+          <w:p>
+            <w:pPr>
+              <w:rPr>
+                <w:rFonts w:ascii="Aptos" w:hAnsi="Aptos"/>
+                <w:color w:val="212121"/>
+              </w:rPr>
+            </w:pPr>
+            <w:r>
+              <w:rPr>
+                <w:rFonts w:ascii="Aptos" w:hAnsi="Aptos"/>
+                <w:color w:val="212121"/>
+                <w:sz w:val="22"/>
+                <w:szCs w:val="22"/>
+              </w:rPr>
+              <w:t>v2.8.0 – May 28, 2021</w:t>
+            </w:r>
+          </w:p>
+          <w:p>
+            <w:pPr>
+              <w:rPr>
+                <w:rFonts w:ascii="Aptos" w:hAnsi="Aptos"/>
+                <w:color w:val="212121"/>
+              </w:rPr>
+            </w:pPr>
+            <w:r>
+              <w:rPr>
+                <w:rFonts w:ascii="Aptos" w:hAnsi="Aptos"/>
+                <w:color w:val="212121"/>
+                <w:sz w:val="22"/>
+                <w:szCs w:val="22"/>
+              </w:rPr>
+              <w:t>v2.7.0 – April 30, 2021</w:t>
+            </w:r>
+          </w:p>
+          <w:p>
+            <w:pPr>
+              <w:rPr>
+                <w:rFonts w:ascii="Aptos" w:hAnsi="Aptos"/>
+                <w:color w:val="212121"/>
+              </w:rPr>
+            </w:pPr>
+            <w:r>
+              <w:rPr>
+                <w:rFonts w:ascii="Aptos" w:hAnsi="Aptos"/>
+                <w:color w:val="212121"/>
+                <w:sz w:val="22"/>
+                <w:szCs w:val="22"/>
+              </w:rPr>
+              <w:t>v2.6.0 – Mar</w:t>
+            </w:r>
+            <w:r>
+              <w:rPr>
+                <w:rStyle w:val="outlook-search-highlight"/>
+                <w:rFonts w:ascii="Aptos" w:hAnsi="Aptos"/>
+                <w:color w:val="212121"/>
+                <w:sz w:val="22"/>
+                <w:szCs w:val="22"/>
+              </w:rPr>
+              <w:t>c</w:t>
+            </w:r>
+            <w:r>
+              <w:rPr>
+                <w:rFonts w:ascii="Aptos" w:hAnsi="Aptos"/>
+                <w:color w:val="212121"/>
+                <w:sz w:val="22"/>
+                <w:szCs w:val="22"/>
+              </w:rPr>
+              <w:t>h 31, 2021</w:t>
+            </w:r>
+          </w:p>
+          <w:p>
+            <w:pPr>
+              <w:rPr>
+                <w:rFonts w:ascii="Aptos" w:hAnsi="Aptos"/>
+                <w:color w:val="212121"/>
+              </w:rPr>
+            </w:pPr>
+            <w:r>
+              <w:rPr>
+                <w:rFonts w:ascii="Aptos" w:hAnsi="Aptos"/>
+                <w:color w:val="212121"/>
+                <w:sz w:val="22"/>
+                <w:szCs w:val="22"/>
+              </w:rPr>
+              <w:t>v2.5.0 – February 25, 2021</w:t>
+            </w:r>
+          </w:p>
+          <w:p>
+            <w:pPr>
+              <w:rPr>
+                <w:rFonts w:ascii="Aptos" w:hAnsi="Aptos"/>
+                <w:color w:val="212121"/>
+              </w:rPr>
+            </w:pPr>
+            <w:r>
+              <w:rPr>
+                <w:rFonts w:ascii="Aptos" w:hAnsi="Aptos"/>
+                <w:color w:val="212121"/>
+                <w:sz w:val="22"/>
+                <w:szCs w:val="22"/>
+              </w:rPr>
+              <w:t>v2.4.0 – January 26, 2021</w:t>
+            </w:r>
+          </w:p>
+          <w:p>
+            <w:pPr>
+              <w:rPr>
+                <w:rFonts w:ascii="Aptos" w:hAnsi="Aptos"/>
+                <w:color w:val="212121"/>
+              </w:rPr>
+            </w:pPr>
+            <w:r>
+              <w:rPr>
+                <w:rFonts w:ascii="Aptos" w:hAnsi="Aptos"/>
+                <w:color w:val="212121"/>
+                <w:sz w:val="22"/>
+                <w:szCs w:val="22"/>
+              </w:rPr>
+              <w:t>v2.3.0 – De</w:t>
+            </w:r>
+            <w:r>
+              <w:rPr>
+                <w:rStyle w:val="outlook-search-highlight"/>
+                <w:rFonts w:ascii="Aptos" w:hAnsi="Aptos"/>
+                <w:color w:val="212121"/>
+                <w:sz w:val="22"/>
+                <w:szCs w:val="22"/>
+              </w:rPr>
+              <w:t>c</w:t>
+            </w:r>
+            <w:r>
+              <w:rPr>
+                <w:rFonts w:ascii="Aptos" w:hAnsi="Aptos"/>
+                <w:color w:val="212121"/>
+                <w:sz w:val="22"/>
+                <w:szCs w:val="22"/>
+              </w:rPr>
+              <w:t>ember 29, 2020</w:t>
+            </w:r>
+          </w:p>
+          <w:p>
+            <w:pPr>
+              <w:rPr>
+                <w:rFonts w:ascii="Aptos" w:hAnsi="Aptos"/>
+                <w:color w:val="212121"/>
+              </w:rPr>
+            </w:pPr>
+            <w:r>
+              <w:rPr>
+                <w:rFonts w:ascii="Aptos" w:hAnsi="Aptos"/>
+                <w:color w:val="212121"/>
+                <w:sz w:val="22"/>
+                <w:szCs w:val="22"/>
+              </w:rPr>
+              <w:t>v2.2.0 – O</w:t>
+            </w:r>
+            <w:r>
+              <w:rPr>
+                <w:rStyle w:val="outlook-search-highlight"/>
+                <w:rFonts w:ascii="Aptos" w:hAnsi="Aptos"/>
+                <w:color w:val="212121"/>
+                <w:sz w:val="22"/>
+                <w:szCs w:val="22"/>
+              </w:rPr>
+              <w:t>c</w:t>
+            </w:r>
+            <w:r>
+              <w:rPr>
+                <w:rFonts w:ascii="Aptos" w:hAnsi="Aptos"/>
+                <w:color w:val="212121"/>
+                <w:sz w:val="22"/>
+                <w:szCs w:val="22"/>
+              </w:rPr>
+              <w:t>tober 16, 2020</w:t>
+            </w:r>
+          </w:p>
+          <w:p>
+            <w:pPr>
+              <w:rPr>
+                <w:rFonts w:ascii="Aptos" w:hAnsi="Aptos"/>
+                <w:color w:val="212121"/>
+              </w:rPr>
+            </w:pPr>
+            <w:r>
+              <w:rPr>
+                <w:rFonts w:ascii="Aptos" w:hAnsi="Aptos"/>
+                <w:color w:val="212121"/>
+                <w:sz w:val="22"/>
+                <w:szCs w:val="22"/>
+              </w:rPr>
+              <w:t>v2.1.0 – September 24, 2020</w:t>
+            </w:r>
+          </w:p>
+          <w:p>
+            <w:pPr>
+              <w:rPr>
+                <w:rFonts w:ascii="Aptos" w:hAnsi="Aptos"/>
+                <w:color w:val="212121"/>
+              </w:rPr>
+            </w:pPr>
+            <w:r>
+              <w:rPr>
+                <w:rFonts w:ascii="Aptos" w:hAnsi="Aptos"/>
+                <w:color w:val="212121"/>
+                <w:sz w:val="22"/>
+                <w:szCs w:val="22"/>
+              </w:rPr>
+              <w:t>v2.0.0 – August 27, 2020</w:t>
+            </w:r>
+          </w:p>
+          <w:p>
+            <w:pPr>
+              <w:rPr>
+                <w:rFonts w:ascii="Aptos" w:hAnsi="Aptos"/>
+                <w:color w:val="212121"/>
+              </w:rPr>
+            </w:pPr>
+            <w:r>
+              <w:rPr>
+                <w:rFonts w:ascii="Aptos" w:hAnsi="Aptos"/>
+                <w:color w:val="212121"/>
+                <w:sz w:val="22"/>
+                <w:szCs w:val="22"/>
+              </w:rPr>
+              <w:t>v1.27.0 – July 8, 2020</w:t>
+            </w:r>
+          </w:p>
+          <w:p>
+            <w:pPr>
+              <w:rPr>
+                <w:rFonts w:ascii="Aptos" w:hAnsi="Aptos"/>
+                <w:color w:val="212121"/>
+              </w:rPr>
+            </w:pPr>
+            <w:r>
+              <w:rPr>
+                <w:rFonts w:ascii="Aptos" w:hAnsi="Aptos"/>
+                <w:color w:val="212121"/>
+                <w:sz w:val="22"/>
+                <w:szCs w:val="22"/>
+              </w:rPr>
+              <w:t>v1.26.0 – June 4, 2020</w:t>
+            </w:r>
+          </w:p>
+          <w:p>
+            <w:pPr>
+              <w:rPr>
+                <w:rFonts w:ascii="Aptos" w:hAnsi="Aptos"/>
+                <w:color w:val="212121"/>
+              </w:rPr>
+            </w:pPr>
+            <w:r>
+              <w:rPr>
+                <w:rFonts w:ascii="Aptos" w:hAnsi="Aptos"/>
+                <w:color w:val="212121"/>
+                <w:sz w:val="22"/>
+                <w:szCs w:val="22"/>
+              </w:rPr>
+              <w:t>v1.25.0 – May 8, 2020</w:t>
+            </w:r>
+          </w:p>
+          <w:p>
+            <w:pPr>
+              <w:rPr>
+                <w:rFonts w:ascii="Aptos" w:hAnsi="Aptos"/>
+                <w:color w:val="212121"/>
+              </w:rPr>
+            </w:pPr>
+            <w:r>
+              <w:rPr>
+                <w:rFonts w:ascii="Aptos" w:hAnsi="Aptos"/>
+                <w:color w:val="212121"/>
+                <w:sz w:val="22"/>
+                <w:szCs w:val="22"/>
+              </w:rPr>
+              <w:t>v1.24.0 – April 1, 2020</w:t>
+            </w:r>
+          </w:p>
+          <w:p>
+            <w:pPr>
+              <w:rPr>
+                <w:rFonts w:ascii="Aptos" w:hAnsi="Aptos"/>
+                <w:color w:val="212121"/>
+              </w:rPr>
+            </w:pPr>
+            <w:r>
+              <w:rPr>
+                <w:rFonts w:ascii="Aptos" w:hAnsi="Aptos"/>
+                <w:color w:val="212121"/>
+                <w:sz w:val="22"/>
+                <w:szCs w:val="22"/>
+              </w:rPr>
+              <w:t>v1.23.0 – Mar</w:t>
+            </w:r>
+            <w:r>
+              <w:rPr>
+                <w:rStyle w:val="outlook-search-highlight"/>
+                <w:rFonts w:ascii="Aptos" w:hAnsi="Aptos"/>
+                <w:color w:val="212121"/>
+                <w:sz w:val="22"/>
+                <w:szCs w:val="22"/>
+              </w:rPr>
+              <w:t>c</w:t>
+            </w:r>
+            <w:r>
+              <w:rPr>
+                <w:rFonts w:ascii="Aptos" w:hAnsi="Aptos"/>
+                <w:color w:val="212121"/>
+                <w:sz w:val="22"/>
+                <w:szCs w:val="22"/>
+              </w:rPr>
+              <w:t>h 9, 2020</w:t>
+            </w:r>
+          </w:p>
+          <w:p>
+            <w:pPr>
+              <w:rPr>
+                <w:rFonts w:ascii="Aptos" w:hAnsi="Aptos"/>
+                <w:color w:val="212121"/>
+              </w:rPr>
+            </w:pPr>
+            <w:r>
+              <w:rPr>
+                <w:rFonts w:ascii="Aptos" w:hAnsi="Aptos"/>
+                <w:color w:val="212121"/>
+                <w:sz w:val="22"/>
+                <w:szCs w:val="22"/>
+              </w:rPr>
+              <w:t>v1.22.0 – February 6, 2020</w:t>
+            </w:r>
+          </w:p>
+          <w:p>
+            <w:pPr>
+              <w:rPr>
+                <w:rFonts w:ascii="Aptos" w:hAnsi="Aptos"/>
+                <w:color w:val="212121"/>
+              </w:rPr>
+            </w:pPr>
+            <w:r>
+              <w:rPr>
+                <w:rFonts w:ascii="Aptos" w:hAnsi="Aptos"/>
+                <w:color w:val="212121"/>
+                <w:sz w:val="22"/>
+                <w:szCs w:val="22"/>
+              </w:rPr>
+              <w:t>v1.21.0 – January 9, 2020</w:t>
+            </w:r>
+          </w:p>
+          <w:p>
+            <w:pPr>
+              <w:rPr>
+                <w:rFonts w:ascii="Aptos" w:hAnsi="Aptos"/>
+                <w:color w:val="212121"/>
+              </w:rPr>
+            </w:pPr>
+            <w:r>
+              <w:rPr>
+                <w:rFonts w:ascii="Aptos" w:hAnsi="Aptos"/>
+                <w:color w:val="212121"/>
+                <w:sz w:val="22"/>
+                <w:szCs w:val="22"/>
+              </w:rPr>
+              <w:t>v1.20.0 – De</w:t>
+            </w:r>
+            <w:r>
+              <w:rPr>
+                <w:rStyle w:val="outlook-search-highlight"/>
+                <w:rFonts w:ascii="Aptos" w:hAnsi="Aptos"/>
+                <w:color w:val="212121"/>
+                <w:sz w:val="22"/>
+                <w:szCs w:val="22"/>
+              </w:rPr>
+              <w:t>c</w:t>
+            </w:r>
+            <w:r>
+              <w:rPr>
+                <w:rFonts w:ascii="Aptos" w:hAnsi="Aptos"/>
+                <w:color w:val="212121"/>
+                <w:sz w:val="22"/>
+                <w:szCs w:val="22"/>
+              </w:rPr>
+              <w:t>ember 2, 2019</w:t>
+            </w:r>
+          </w:p>
+          <w:p>
+            <w:pPr>
+              <w:rPr>
+                <w:rFonts w:ascii="Aptos" w:hAnsi="Aptos"/>
+                <w:color w:val="212121"/>
+              </w:rPr>
+            </w:pPr>
+            <w:r>
+              <w:rPr>
+                <w:rFonts w:ascii="Aptos" w:hAnsi="Aptos"/>
+                <w:color w:val="212121"/>
+                <w:sz w:val="22"/>
+                <w:szCs w:val="22"/>
+              </w:rPr>
+              <w:t>v1.19.0 – November 8, 2019</w:t>
+            </w:r>
+          </w:p>
+          <w:p>
+            <w:pPr>
+              <w:rPr>
+                <w:rFonts w:ascii="Aptos" w:hAnsi="Aptos"/>
+                <w:color w:val="212121"/>
+              </w:rPr>
+            </w:pPr>
+            <w:r>
+              <w:rPr>
+                <w:rFonts w:ascii="Aptos" w:hAnsi="Aptos"/>
+                <w:color w:val="212121"/>
+                <w:sz w:val="22"/>
+                <w:szCs w:val="22"/>
+              </w:rPr>
+              <w:t>v1.18.0 – O</w:t>
+            </w:r>
+            <w:r>
+              <w:rPr>
+                <w:rStyle w:val="outlook-search-highlight"/>
+                <w:rFonts w:ascii="Aptos" w:hAnsi="Aptos"/>
+                <w:color w:val="212121"/>
+                <w:sz w:val="22"/>
+                <w:szCs w:val="22"/>
+              </w:rPr>
+              <w:t>c</w:t>
+            </w:r>
+            <w:r>
+              <w:rPr>
+                <w:rFonts w:ascii="Aptos" w:hAnsi="Aptos"/>
+                <w:color w:val="212121"/>
+                <w:sz w:val="22"/>
+                <w:szCs w:val="22"/>
+              </w:rPr>
+              <w:t>tober 11, 2019</w:t>
+            </w:r>
+          </w:p>
+          <w:p>
+            <w:pPr>
+              <w:rPr>
+                <w:rFonts w:ascii="Aptos" w:hAnsi="Aptos"/>
+                <w:color w:val="212121"/>
+              </w:rPr>
+            </w:pPr>
+            <w:r>
+              <w:rPr>
+                <w:rFonts w:ascii="Aptos" w:hAnsi="Aptos"/>
+                <w:color w:val="212121"/>
+                <w:sz w:val="22"/>
+                <w:szCs w:val="22"/>
+              </w:rPr>
+              <w:t>v1.17.0 – September 13, 2019</w:t>
+            </w:r>
+          </w:p>
+          <w:p>
+            <w:pPr>
+              <w:rPr>
+                <w:rFonts w:ascii="Aptos" w:hAnsi="Aptos"/>
+                <w:color w:val="212121"/>
+              </w:rPr>
+            </w:pPr>
+            <w:r>
+              <w:rPr>
+                <w:rFonts w:ascii="Aptos" w:hAnsi="Aptos"/>
+                <w:color w:val="212121"/>
+                <w:sz w:val="22"/>
+                <w:szCs w:val="22"/>
+              </w:rPr>
+              <w:t>v1.16.0 – August 21, 2019</w:t>
+            </w:r>
+          </w:p>
+          <w:p>
+            <w:pPr>
+              <w:rPr>
+                <w:rFonts w:ascii="Aptos" w:hAnsi="Aptos"/>
+                <w:color w:val="212121"/>
+              </w:rPr>
+            </w:pPr>
+            <w:r>
+              <w:rPr>
+                <w:rFonts w:ascii="Aptos" w:hAnsi="Aptos"/>
+                <w:color w:val="212121"/>
+                <w:sz w:val="22"/>
+                <w:szCs w:val="22"/>
+              </w:rPr>
+              <w:t>v1.15.0 – July 9, 2019</w:t>
+            </w:r>
+          </w:p>
+          <w:p>
+            <w:pPr>
+              <w:rPr>
+                <w:rFonts w:ascii="Aptos" w:hAnsi="Aptos"/>
+                <w:color w:val="212121"/>
+              </w:rPr>
+            </w:pPr>
+            <w:r>
+              <w:rPr>
+                <w:rFonts w:ascii="Aptos" w:hAnsi="Aptos"/>
+                <w:color w:val="212121"/>
+                <w:sz w:val="22"/>
+                <w:szCs w:val="22"/>
+              </w:rPr>
+              <w:t>v1.14.0 – June 4, 2019</w:t>
+            </w:r>
+          </w:p>
+          <w:p>
+            <w:pPr>
+              <w:rPr>
+                <w:rFonts w:ascii="Aptos" w:hAnsi="Aptos"/>
+                <w:color w:val="212121"/>
+              </w:rPr>
+            </w:pPr>
+            <w:r>
+              <w:rPr>
+                <w:rFonts w:ascii="Aptos" w:hAnsi="Aptos"/>
+                <w:color w:val="212121"/>
+                <w:sz w:val="22"/>
+                <w:szCs w:val="22"/>
+              </w:rPr>
+              <w:t>v1.13.0 – May 3, 2019</w:t>
+            </w:r>
+          </w:p>
+          <w:p>
+            <w:pPr>
+              <w:rPr>
+                <w:rFonts w:ascii="Aptos" w:hAnsi="Aptos"/>
+                <w:color w:val="212121"/>
+              </w:rPr>
+            </w:pPr>
+            <w:r>
+              <w:rPr>
+                <w:rFonts w:ascii="Aptos" w:hAnsi="Aptos"/>
+                <w:color w:val="212121"/>
+                <w:sz w:val="22"/>
+                <w:szCs w:val="22"/>
+              </w:rPr>
+              <w:t>v1.12.0 – April 1, 2019</w:t>
+            </w:r>
+          </w:p>
+          <w:p>
+            <w:pPr>
+              <w:rPr>
+                <w:rFonts w:ascii="Aptos" w:hAnsi="Aptos"/>
+                <w:color w:val="212121"/>
+              </w:rPr>
+            </w:pPr>
+            <w:r>
+              <w:rPr>
+                <w:rFonts w:ascii="Aptos" w:hAnsi="Aptos"/>
+                <w:color w:val="212121"/>
+                <w:sz w:val="22"/>
+                <w:szCs w:val="22"/>
+              </w:rPr>
+              <w:t>v1.11.0 – Mar</w:t>
+            </w:r>
+            <w:r>
+              <w:rPr>
+                <w:rStyle w:val="outlook-search-highlight"/>
+                <w:rFonts w:ascii="Aptos" w:hAnsi="Aptos"/>
+                <w:color w:val="212121"/>
+                <w:sz w:val="22"/>
+                <w:szCs w:val="22"/>
+              </w:rPr>
+              <w:t>c</w:t>
+            </w:r>
+            <w:r>
+              <w:rPr>
+                <w:rFonts w:ascii="Aptos" w:hAnsi="Aptos"/>
+                <w:color w:val="212121"/>
+                <w:sz w:val="22"/>
+                <w:szCs w:val="22"/>
+              </w:rPr>
+              <w:t>h 1, 2019</w:t>
+            </w:r>
+          </w:p>
+          <w:p>
+            <w:pPr>
+              <w:rPr>
+                <w:rFonts w:ascii="Aptos" w:hAnsi="Aptos"/>
+                <w:color w:val="212121"/>
+              </w:rPr>
+            </w:pPr>
+            <w:r>
+              <w:rPr>
+                <w:rFonts w:ascii="Aptos" w:hAnsi="Aptos"/>
+                <w:color w:val="212121"/>
+                <w:sz w:val="22"/>
+                <w:szCs w:val="22"/>
+              </w:rPr>
+              <w:t>v1.10.0 – De</w:t>
+            </w:r>
+            <w:r>
+              <w:rPr>
+                <w:rStyle w:val="outlook-search-highlight"/>
+                <w:rFonts w:ascii="Aptos" w:hAnsi="Aptos"/>
+                <w:color w:val="212121"/>
+                <w:sz w:val="22"/>
+                <w:szCs w:val="22"/>
+              </w:rPr>
+              <w:t>c</w:t>
+            </w:r>
+            <w:r>
+              <w:rPr>
+                <w:rFonts w:ascii="Aptos" w:hAnsi="Aptos"/>
+                <w:color w:val="212121"/>
+                <w:sz w:val="22"/>
+                <w:szCs w:val="22"/>
+              </w:rPr>
+              <w:t>ember 18, 2018</w:t>
+            </w:r>
+          </w:p>
+          <w:p>
+            <w:pPr>
+              <w:rPr>
+                <w:rFonts w:ascii="Aptos" w:hAnsi="Aptos"/>
+                <w:color w:val="212121"/>
+              </w:rPr>
+            </w:pPr>
+            <w:r>
+              <w:rPr>
+                <w:rFonts w:ascii="Aptos" w:hAnsi="Aptos"/>
+                <w:color w:val="212121"/>
+                <w:sz w:val="22"/>
+                <w:szCs w:val="22"/>
+              </w:rPr>
+              <w:t>v1.9.0 – November 20, 2018</w:t>
+            </w:r>
+          </w:p>
+          <w:p>
+            <w:pPr>
+              <w:rPr>
+                <w:rFonts w:ascii="Aptos" w:hAnsi="Aptos"/>
+                <w:color w:val="212121"/>
+              </w:rPr>
+            </w:pPr>
+            <w:r>
+              <w:rPr>
+                <w:rFonts w:ascii="Aptos" w:hAnsi="Aptos"/>
+                <w:color w:val="212121"/>
+                <w:sz w:val="22"/>
+                <w:szCs w:val="22"/>
+              </w:rPr>
+              <w:t>v1.8.0 – September 28, 2018</w:t>
+            </w:r>
+          </w:p>
+          <w:p>
+            <w:pPr>
+              <w:rPr>
+                <w:rFonts w:ascii="Aptos" w:hAnsi="Aptos"/>
+                <w:color w:val="212121"/>
+              </w:rPr>
+            </w:pPr>
+            <w:r>
+              <w:rPr>
+                <w:rFonts w:ascii="Aptos" w:hAnsi="Aptos"/>
+                <w:color w:val="212121"/>
+                <w:sz w:val="22"/>
+                <w:szCs w:val="22"/>
+              </w:rPr>
+              <w:t>v1.7.3 – July 24, 2018</w:t>
+            </w:r>
+          </w:p>
+          <w:p>
+            <w:pPr>
+              <w:rPr>
+                <w:rFonts w:ascii="Aptos" w:hAnsi="Aptos"/>
+                <w:color w:val="212121"/>
+              </w:rPr>
+            </w:pPr>
+            <w:r>
+              <w:rPr>
+                <w:rFonts w:ascii="Aptos" w:hAnsi="Aptos"/>
+                <w:color w:val="212121"/>
+                <w:sz w:val="22"/>
+                <w:szCs w:val="22"/>
+              </w:rPr>
+              <w:t>v1.7.2 – June 12, 2018</w:t>
+            </w:r>
+          </w:p>
+          <w:p>
+            <w:pPr>
+              <w:rPr>
+                <w:rFonts w:ascii="Aptos" w:hAnsi="Aptos"/>
+                <w:color w:val="212121"/>
+              </w:rPr>
+            </w:pPr>
+            <w:r>
+              <w:rPr>
+                <w:rFonts w:ascii="Aptos" w:hAnsi="Aptos"/>
+                <w:color w:val="212121"/>
+                <w:sz w:val="22"/>
+                <w:szCs w:val="22"/>
+              </w:rPr>
+              <w:t>v1.7.1 – May 21, 2018</w:t>
+            </w:r>
+          </w:p>
+          <w:p>
+            <w:pPr>
+              <w:rPr>
+                <w:rFonts w:ascii="Aptos" w:hAnsi="Aptos"/>
+                <w:color w:val="212121"/>
+              </w:rPr>
+            </w:pPr>
+            <w:r>
+              <w:rPr>
+                <w:rFonts w:ascii="Aptos" w:hAnsi="Aptos"/>
+                <w:color w:val="212121"/>
+                <w:sz w:val="22"/>
+                <w:szCs w:val="22"/>
+              </w:rPr>
+              <w:t>v1.7.0 – Mar</w:t>
+            </w:r>
+            <w:r>
+              <w:rPr>
+                <w:rStyle w:val="outlook-search-highlight"/>
+                <w:rFonts w:ascii="Aptos" w:hAnsi="Aptos"/>
+                <w:color w:val="212121"/>
+                <w:sz w:val="22"/>
+                <w:szCs w:val="22"/>
+              </w:rPr>
+              <w:t>c</w:t>
+            </w:r>
+            <w:r>
+              <w:rPr>
+                <w:rFonts w:ascii="Aptos" w:hAnsi="Aptos"/>
+                <w:color w:val="212121"/>
+                <w:sz w:val="22"/>
+                <w:szCs w:val="22"/>
+              </w:rPr>
+              <w:t>h 29, 2018</w:t>
+            </w:r>
+          </w:p>
+          <w:p>
+            <w:pPr>
+              <w:rPr>
+                <w:rFonts w:ascii="Aptos" w:hAnsi="Aptos"/>
+                <w:color w:val="212121"/>
+              </w:rPr>
+            </w:pPr>
+            <w:r>
+              <w:rPr>
+                <w:rFonts w:ascii="Aptos" w:hAnsi="Aptos"/>
+                <w:color w:val="212121"/>
+                <w:sz w:val="22"/>
+                <w:szCs w:val="22"/>
+              </w:rPr>
+              <w:t>v1.6.0 – February 7, 2018</w:t>
+            </w:r>
+          </w:p>
+          <w:p>
+            <w:pPr>
+              <w:rPr>
+                <w:rFonts w:ascii="Aptos" w:hAnsi="Aptos"/>
+                <w:color w:val="212121"/>
+              </w:rPr>
+            </w:pPr>
+            <w:r>
+              <w:rPr>
+                <w:rFonts w:ascii="Aptos" w:hAnsi="Aptos"/>
+                <w:color w:val="212121"/>
+                <w:sz w:val="22"/>
+                <w:szCs w:val="22"/>
+              </w:rPr>
+              <w:t>v1.5.0 – De</w:t>
+            </w:r>
+            <w:r>
+              <w:rPr>
+                <w:rStyle w:val="outlook-search-highlight"/>
+                <w:rFonts w:ascii="Aptos" w:hAnsi="Aptos"/>
+                <w:color w:val="212121"/>
+                <w:sz w:val="22"/>
+                <w:szCs w:val="22"/>
+              </w:rPr>
+              <w:t>c</w:t>
+            </w:r>
+            <w:r>
+              <w:rPr>
+                <w:rFonts w:ascii="Aptos" w:hAnsi="Aptos"/>
+                <w:color w:val="212121"/>
+                <w:sz w:val="22"/>
+                <w:szCs w:val="22"/>
+              </w:rPr>
+              <w:t>ember 11, 2017</w:t>
+            </w:r>
+          </w:p>
+          <w:p>
+            <w:pPr>
+              <w:rPr>
+                <w:rFonts w:ascii="Aptos" w:hAnsi="Aptos"/>
+                <w:color w:val="212121"/>
+              </w:rPr>
+            </w:pPr>
+            <w:r>
+              <w:rPr>
+                <w:rFonts w:ascii="Aptos" w:hAnsi="Aptos"/>
+                <w:color w:val="212121"/>
+                <w:sz w:val="22"/>
+                <w:szCs w:val="22"/>
+              </w:rPr>
+              <w:t>v1.4.0 – November 6, 2017</w:t>
+            </w:r>
+          </w:p>
+          <w:p>
+            <w:pPr>
+              <w:rPr>
+                <w:rFonts w:ascii="Aptos" w:hAnsi="Aptos"/>
+                <w:color w:val="212121"/>
+              </w:rPr>
+            </w:pPr>
+            <w:r>
+              <w:rPr>
+                <w:rFonts w:ascii="Aptos" w:hAnsi="Aptos"/>
+                <w:color w:val="212121"/>
+                <w:sz w:val="22"/>
+                <w:szCs w:val="22"/>
+              </w:rPr>
+              <w:t>v1.3.0 – September 15, 2017</w:t>
+            </w:r>
+          </w:p>
+          <w:p>
+            <w:pPr>
+              <w:rPr>
+                <w:rFonts w:ascii="Aptos" w:hAnsi="Aptos"/>
+                <w:color w:val="212121"/>
+              </w:rPr>
+            </w:pPr>
+            <w:r>
+              <w:rPr>
+                <w:rFonts w:ascii="Aptos" w:hAnsi="Aptos"/>
+                <w:color w:val="212121"/>
                 <w:sz w:val="22"/>
                 <w:szCs w:val="22"/>
               </w:rPr>
               <w:lastRenderedPageBreak/>
-              <w:t>v3.29.0 – August 31, 2026</w:t>
-            </w:r>
-          </w:p>
-          <w:p>
-            <w:pPr>
-              <w:rPr>
-                <w:rFonts w:ascii="Aptos" w:hAnsi="Aptos" w:cstheme="minorHAnsi"/>
-                <w:sz w:val="22"/>
-                <w:szCs w:val="22"/>
-              </w:rPr>
-            </w:pPr>
-            <w:r>
-              <w:rPr>
-                <w:rFonts w:ascii="Aptos" w:hAnsi="Aptos" w:cstheme="minorHAnsi"/>
-                <w:sz w:val="22"/>
-                <w:szCs w:val="22"/>
-              </w:rPr>
-              <w:t>v3.30.0 – September 29, 2026</w:t>
-            </w:r>
-          </w:p>
-          <w:p>
-            <w:pPr>
-              <w:rPr>
-                <w:rFonts w:ascii="Aptos" w:hAnsi="Aptos" w:cstheme="minorHAnsi"/>
-                <w:sz w:val="22"/>
-                <w:szCs w:val="22"/>
-              </w:rPr>
-            </w:pPr>
-            <w:r>
-              <w:rPr>
-                <w:rFonts w:ascii="Aptos" w:hAnsi="Aptos" w:cstheme="minorHAnsi"/>
-                <w:sz w:val="22"/>
-                <w:szCs w:val="22"/>
-              </w:rPr>
-              <w:t>v3.3</w:t>
-            </w:r>
-            <w:r>
-              <w:rPr>
-                <w:rFonts w:ascii="Aptos" w:hAnsi="Aptos" w:cstheme="minorHAnsi"/>
-                <w:sz w:val="22"/>
-                <w:szCs w:val="22"/>
-              </w:rPr>
-              <w:t>1</w:t>
-            </w:r>
-            <w:r>
-              <w:rPr>
-                <w:rFonts w:ascii="Aptos" w:hAnsi="Aptos" w:cstheme="minorHAnsi"/>
-                <w:sz w:val="22"/>
-                <w:szCs w:val="22"/>
-              </w:rPr>
-              <w:t xml:space="preserve">.0 – </w:t>
-            </w:r>
-            <w:r>
-              <w:rPr>
-                <w:rFonts w:ascii="Aptos" w:hAnsi="Aptos" w:cstheme="minorHAnsi"/>
-                <w:sz w:val="22"/>
-                <w:szCs w:val="22"/>
-              </w:rPr>
-              <w:t>October</w:t>
-            </w:r>
-            <w:r>
-              <w:rPr>
-                <w:rFonts w:ascii="Aptos" w:hAnsi="Aptos" w:cstheme="minorHAnsi"/>
-                <w:sz w:val="22"/>
-                <w:szCs w:val="22"/>
-              </w:rPr>
-              <w:t xml:space="preserve"> </w:t>
-            </w:r>
-            <w:r>
-              <w:rPr>
-                <w:rFonts w:ascii="Aptos" w:hAnsi="Aptos" w:cstheme="minorHAnsi"/>
-                <w:sz w:val="22"/>
-                <w:szCs w:val="22"/>
-              </w:rPr>
-              <w:t>29</w:t>
-            </w:r>
-            <w:r>
-              <w:rPr>
-                <w:rFonts w:ascii="Aptos" w:hAnsi="Aptos" w:cstheme="minorHAnsi"/>
-                <w:sz w:val="22"/>
-                <w:szCs w:val="22"/>
-              </w:rPr>
-              <w:t>, 2026</w:t>
-            </w:r>
+              <w:t>v1.2.0 – June 23, 2017</w:t>
+            </w:r>
+          </w:p>
+          <w:p>
+            <w:pPr>
+              <w:rPr>
+                <w:rFonts w:ascii="Aptos" w:hAnsi="Aptos"/>
+                <w:color w:val="212121"/>
+              </w:rPr>
+            </w:pPr>
+            <w:r>
+              <w:rPr>
+                <w:rFonts w:ascii="Aptos" w:hAnsi="Aptos"/>
+                <w:color w:val="212121"/>
+                <w:sz w:val="22"/>
+                <w:szCs w:val="22"/>
+              </w:rPr>
+              <w:t>v1.1.0 – May 15, 2017</w:t>
+            </w:r>
+          </w:p>
+          <w:p>
+            <w:pPr>
+              <w:rPr>
+                <w:rFonts w:ascii="Aptos" w:hAnsi="Aptos"/>
+                <w:color w:val="212121"/>
+              </w:rPr>
+            </w:pPr>
+            <w:r>
+              <w:rPr>
+                <w:rFonts w:ascii="Aptos" w:hAnsi="Aptos"/>
+                <w:color w:val="212121"/>
+                <w:sz w:val="22"/>
+                <w:szCs w:val="22"/>
+              </w:rPr>
+              <w:t>v1.0.0 – De</w:t>
+            </w:r>
+            <w:r>
+              <w:rPr>
+                <w:rStyle w:val="outlook-search-highlight"/>
+                <w:rFonts w:ascii="Aptos" w:hAnsi="Aptos"/>
+                <w:color w:val="212121"/>
+                <w:sz w:val="22"/>
+                <w:szCs w:val="22"/>
+              </w:rPr>
+              <w:t>c</w:t>
+            </w:r>
+            <w:r>
+              <w:rPr>
+                <w:rFonts w:ascii="Aptos" w:hAnsi="Aptos"/>
+                <w:color w:val="212121"/>
+                <w:sz w:val="22"/>
+                <w:szCs w:val="22"/>
+              </w:rPr>
+              <w:t>ember 28, 2016</w:t>
+            </w:r>
+          </w:p>
+          <w:p>
+            <w:pPr>
+              <w:rPr>
+                <w:rFonts w:ascii="Aptos" w:hAnsi="Aptos" w:cstheme="minorHAnsi"/>
+                <w:sz w:val="22"/>
+                <w:szCs w:val="22"/>
+              </w:rPr>
+            </w:pPr>
           </w:p>
           <w:p>
             <w:pPr>
@@ -3816,13 +3085,13 @@
                 <w:szCs w:val="22"/>
               </w:rPr>
             </w:pPr>
-            <w:bookmarkStart w:id="1" w:name="OLE_LINK27"/>
+            <w:bookmarkStart w:id="0" w:name="OLE_LINK27"/>
+            <w:bookmarkStart w:id="1" w:name="OLE_LINK34"/>
             <w:bookmarkStart w:id="2" w:name="OLE_LINK24"/>
             <w:bookmarkStart w:id="3" w:name="OLE_LINK3"/>
             <w:bookmarkStart w:id="4" w:name="OLE_LINK73"/>
             <w:bookmarkStart w:id="5" w:name="OLE_LINK14"/>
             <w:bookmarkStart w:id="6" w:name="OLE_LINK12"/>
-            <w:bookmarkStart w:id="7" w:name="OLE_LINK34"/>
             <w:r>
               <w:rPr>
                 <w:rFonts w:ascii="Aptos" w:hAnsi="Aptos"/>
@@ -3849,12 +3118,12 @@
                 <w:szCs w:val="22"/>
               </w:rPr>
             </w:pPr>
-            <w:bookmarkStart w:id="8" w:name="OLE_LINK75"/>
-            <w:bookmarkStart w:id="9" w:name="OLE_LINK99"/>
-            <w:bookmarkStart w:id="10" w:name="OLE_LINK26"/>
-            <w:bookmarkStart w:id="11" w:name="OLE_LINK16"/>
-            <w:bookmarkStart w:id="12" w:name="OLE_LINK7"/>
-            <w:bookmarkStart w:id="13" w:name="OLE_LINK8"/>
+            <w:bookmarkStart w:id="7" w:name="OLE_LINK75"/>
+            <w:bookmarkStart w:id="8" w:name="OLE_LINK99"/>
+            <w:bookmarkStart w:id="9" w:name="OLE_LINK26"/>
+            <w:bookmarkStart w:id="10" w:name="OLE_LINK16"/>
+            <w:bookmarkStart w:id="11" w:name="OLE_LINK7"/>
+            <w:bookmarkStart w:id="12" w:name="OLE_LINK8"/>
             <w:r>
               <w:rPr>
                 <w:rFonts w:ascii="Aptos" w:hAnsi="Aptos" w:cstheme="minorHAnsi"/>
@@ -3949,8 +3218,8 @@
                 <w:u w:val="single"/>
               </w:rPr>
             </w:pPr>
-            <w:bookmarkStart w:id="14" w:name="OLE_LINK21"/>
-            <w:bookmarkStart w:id="15" w:name="OLE_LINK23"/>
+            <w:bookmarkStart w:id="13" w:name="OLE_LINK21"/>
+            <w:bookmarkStart w:id="14" w:name="OLE_LINK23"/>
           </w:p>
           <w:p>
             <w:pPr>
@@ -3965,7 +3234,7 @@
                 <w:u w:val="single"/>
               </w:rPr>
             </w:pPr>
-            <w:bookmarkStart w:id="16" w:name="OLE_LINK19"/>
+            <w:bookmarkStart w:id="15" w:name="OLE_LINK19"/>
             <w:r>
               <w:rPr>
                 <w:rStyle w:val="Strong"/>
@@ -4010,19 +3279,19 @@
               </w:rPr>
               <w:t xml:space="preserve"> and Fixes:</w:t>
             </w:r>
-            <w:bookmarkStart w:id="17" w:name="OLE_LINK25"/>
-            <w:bookmarkStart w:id="18" w:name="OLE_LINK9"/>
-            <w:bookmarkStart w:id="19" w:name="OLE_LINK10"/>
-            <w:bookmarkStart w:id="20" w:name="OLE_LINK1"/>
-            <w:bookmarkStart w:id="21" w:name="OLE_LINK6"/>
-            <w:bookmarkStart w:id="22" w:name="OLE_LINK11"/>
-            <w:bookmarkStart w:id="23" w:name="OLE_LINK119"/>
-            <w:bookmarkStart w:id="24" w:name="OLE_LINK116"/>
-            <w:bookmarkStart w:id="25" w:name="OLE_LINK13"/>
-            <w:bookmarkStart w:id="26" w:name="OLE_LINK32"/>
-            <w:bookmarkStart w:id="27" w:name="OLE_LINK4"/>
-            <w:bookmarkStart w:id="28" w:name="OLE_LINK18"/>
-            <w:bookmarkEnd w:id="16"/>
+            <w:bookmarkStart w:id="16" w:name="OLE_LINK25"/>
+            <w:bookmarkStart w:id="17" w:name="OLE_LINK9"/>
+            <w:bookmarkStart w:id="18" w:name="OLE_LINK10"/>
+            <w:bookmarkStart w:id="19" w:name="OLE_LINK1"/>
+            <w:bookmarkStart w:id="20" w:name="OLE_LINK6"/>
+            <w:bookmarkStart w:id="21" w:name="OLE_LINK11"/>
+            <w:bookmarkStart w:id="22" w:name="OLE_LINK119"/>
+            <w:bookmarkStart w:id="23" w:name="OLE_LINK116"/>
+            <w:bookmarkStart w:id="24" w:name="OLE_LINK13"/>
+            <w:bookmarkStart w:id="25" w:name="OLE_LINK32"/>
+            <w:bookmarkStart w:id="26" w:name="OLE_LINK4"/>
+            <w:bookmarkStart w:id="27" w:name="OLE_LINK18"/>
+            <w:bookmarkEnd w:id="15"/>
           </w:p>
           <w:p>
             <w:pPr>
@@ -4045,14 +3314,23 @@
               <w:spacing w:before="120" w:beforeAutospacing="0"/>
               <w:textAlignment w:val="baseline"/>
               <w:rPr>
-                <w:rFonts w:ascii="Aptos" w:hAnsi="Aptos" w:cs="Arial"/>
+                <w:rFonts w:ascii="Aptos" w:hAnsi="Aptos"/>
                 <w:color w:val="000000" w:themeColor="text1"/>
                 <w:sz w:val="22"/>
                 <w:szCs w:val="22"/>
+              </w:rPr>
+            </w:pPr>
+            <w:bookmarkStart w:id="28" w:name="OLE_LINK31"/>
+            <w:r>
+              <w:rPr>
+                <w:rFonts w:ascii="Aptos" w:hAnsi="Aptos"/>
+                <w:color w:val="000000" w:themeColor="text1"/>
+                <w:sz w:val="22"/>
+                <w:szCs w:val="22"/>
                 <w:u w:val="single"/>
               </w:rPr>
-            </w:pPr>
-            <w:bookmarkStart w:id="29" w:name="OLE_LINK31"/>
+              <w:t xml:space="preserve">HPCDATAMGM-2237, </w:t>
+            </w:r>
             <w:r>
               <w:rPr>
                 <w:rFonts w:ascii="Aptos" w:hAnsi="Aptos"/>
@@ -4061,7 +3339,7 @@
                 <w:szCs w:val="22"/>
                 <w:u w:val="single"/>
               </w:rPr>
-              <w:t xml:space="preserve">HPCDATAMGM-2237, </w:t>
+              <w:t>HPCDATAMGM</w:t>
             </w:r>
             <w:r>
               <w:rPr>
@@ -4071,7 +3349,7 @@
                 <w:szCs w:val="22"/>
                 <w:u w:val="single"/>
               </w:rPr>
-              <w:t>HPCDATAMGM</w:t>
+              <w:t>-2238, HPCDATAMGM-2239</w:t>
             </w:r>
             <w:r>
               <w:rPr>
@@ -4079,18 +3357,130 @@
                 <w:color w:val="000000" w:themeColor="text1"/>
                 <w:sz w:val="22"/>
                 <w:szCs w:val="22"/>
+              </w:rPr>
+              <w:t xml:space="preserve">: </w:t>
+            </w:r>
+            <w:r>
+              <w:rPr>
+                <w:rFonts w:ascii="Aptos" w:hAnsi="Aptos"/>
+                <w:color w:val="000000" w:themeColor="text1"/>
+                <w:sz w:val="22"/>
+                <w:szCs w:val="22"/>
+              </w:rPr>
+              <w:t>Upgrade</w:t>
+            </w:r>
+            <w:r>
+              <w:rPr>
+                <w:rFonts w:ascii="Aptos" w:hAnsi="Aptos"/>
+                <w:color w:val="000000" w:themeColor="text1"/>
+                <w:sz w:val="22"/>
+                <w:szCs w:val="22"/>
+              </w:rPr>
+              <w:t>d</w:t>
+            </w:r>
+            <w:r>
+              <w:rPr>
+                <w:rFonts w:ascii="Aptos" w:hAnsi="Aptos"/>
+                <w:color w:val="000000" w:themeColor="text1"/>
+                <w:sz w:val="22"/>
+                <w:szCs w:val="22"/>
+              </w:rPr>
+              <w:t xml:space="preserve"> the </w:t>
+            </w:r>
+            <w:r>
+              <w:rPr>
+                <w:rFonts w:ascii="Aptos" w:hAnsi="Aptos"/>
+                <w:color w:val="000000" w:themeColor="text1"/>
+                <w:sz w:val="22"/>
+                <w:szCs w:val="22"/>
+              </w:rPr>
+              <w:t xml:space="preserve">AWS </w:t>
+            </w:r>
+            <w:r>
+              <w:rPr>
+                <w:rFonts w:ascii="Aptos" w:hAnsi="Aptos"/>
+                <w:color w:val="000000" w:themeColor="text1"/>
+                <w:sz w:val="22"/>
+                <w:szCs w:val="22"/>
+              </w:rPr>
+              <w:t>T</w:t>
+            </w:r>
+            <w:r>
+              <w:rPr>
+                <w:rFonts w:ascii="Aptos" w:hAnsi="Aptos"/>
+                <w:color w:val="000000" w:themeColor="text1"/>
+                <w:sz w:val="22"/>
+                <w:szCs w:val="22"/>
+              </w:rPr>
+              <w:t>ransfer Manager used by DME from version 1 to 2. This enable</w:t>
+            </w:r>
+            <w:r>
+              <w:rPr>
+                <w:rFonts w:ascii="Aptos" w:hAnsi="Aptos"/>
+                <w:color w:val="000000" w:themeColor="text1"/>
+                <w:sz w:val="22"/>
+                <w:szCs w:val="22"/>
+              </w:rPr>
+              <w:t>s</w:t>
+            </w:r>
+            <w:r>
+              <w:rPr>
+                <w:rFonts w:ascii="Aptos" w:hAnsi="Aptos"/>
+                <w:color w:val="000000" w:themeColor="text1"/>
+                <w:sz w:val="22"/>
+                <w:szCs w:val="22"/>
+              </w:rPr>
+              <w:t xml:space="preserve"> DME to transfer multiple parts of a large file in parallel during  S3 streaming</w:t>
+            </w:r>
+            <w:r>
+              <w:rPr>
+                <w:rFonts w:ascii="Aptos" w:hAnsi="Aptos"/>
+                <w:color w:val="000000" w:themeColor="text1"/>
+                <w:sz w:val="22"/>
+                <w:szCs w:val="22"/>
+              </w:rPr>
+              <w:t>, providing significant performance enhancement for large file downloads</w:t>
+            </w:r>
+            <w:r>
+              <w:rPr>
+                <w:rFonts w:ascii="Aptos" w:hAnsi="Aptos"/>
+                <w:color w:val="000000" w:themeColor="text1"/>
+                <w:sz w:val="22"/>
+                <w:szCs w:val="22"/>
+              </w:rPr>
+              <w:t>.</w:t>
+            </w:r>
+          </w:p>
+          <w:p>
+            <w:pPr>
+              <w:pStyle w:val="Heading2"/>
+              <w:rPr>
+                <w:rFonts w:ascii="Aptos" w:hAnsi="Aptos"/>
+                <w:color w:val="000000" w:themeColor="text1"/>
+                <w:sz w:val="22"/>
+                <w:szCs w:val="22"/>
+              </w:rPr>
+            </w:pPr>
+            <w:r>
+              <w:rPr>
+                <w:rFonts w:ascii="Aptos" w:hAnsi="Aptos" w:cs="Segoe UI"/>
+                <w:color w:val="000000" w:themeColor="text1"/>
+                <w:sz w:val="22"/>
+                <w:szCs w:val="22"/>
                 <w:u w:val="single"/>
-              </w:rPr>
-              <w:t>-2238, HPCDATAMGM-2239</w:t>
-            </w:r>
-            <w:r>
-              <w:rPr>
-                <w:rFonts w:ascii="Aptos" w:hAnsi="Aptos"/>
+                <w:shd w:val="clear" w:color="auto" w:fill="FFFFFF"/>
+              </w:rPr>
+              <w:t>HPCDATAMGM-2245</w:t>
+            </w:r>
+            <w:r>
+              <w:rPr>
+                <w:rFonts w:ascii="Aptos" w:hAnsi="Aptos" w:cs="Segoe UI"/>
                 <w:color w:val="000000" w:themeColor="text1"/>
                 <w:sz w:val="22"/>
                 <w:szCs w:val="22"/>
-              </w:rPr>
-              <w:t xml:space="preserve">: </w:t>
+                <w:shd w:val="clear" w:color="auto" w:fill="FFFFFF"/>
+              </w:rPr>
+              <w:t xml:space="preserve">:  Fixed the issue of </w:t>
             </w:r>
             <w:r>
               <w:rPr>
@@ -4099,7 +3489,7 @@
                 <w:sz w:val="22"/>
                 <w:szCs w:val="22"/>
               </w:rPr>
-              <w:t>Upgrade</w:t>
+              <w:t>auto-tiering task creating duplicate migration tasks for files already pending or in migration</w:t>
             </w:r>
             <w:r>
               <w:rPr>
@@ -4108,269 +3498,16 @@
                 <w:sz w:val="22"/>
                 <w:szCs w:val="22"/>
               </w:rPr>
-              <w:t>d</w:t>
-            </w:r>
-            <w:r>
-              <w:rPr>
-                <w:rFonts w:ascii="Aptos" w:hAnsi="Aptos"/>
-                <w:color w:val="000000" w:themeColor="text1"/>
-                <w:sz w:val="22"/>
-                <w:szCs w:val="22"/>
-              </w:rPr>
-              <w:t xml:space="preserve"> the </w:t>
-            </w:r>
-            <w:r>
-              <w:rPr>
-                <w:rFonts w:ascii="Aptos" w:hAnsi="Aptos"/>
-                <w:color w:val="000000" w:themeColor="text1"/>
-                <w:sz w:val="22"/>
-                <w:szCs w:val="22"/>
-              </w:rPr>
-              <w:t xml:space="preserve">AWS </w:t>
-            </w:r>
-            <w:r>
-              <w:rPr>
-                <w:rFonts w:ascii="Aptos" w:hAnsi="Aptos"/>
-                <w:color w:val="000000" w:themeColor="text1"/>
-                <w:sz w:val="22"/>
-                <w:szCs w:val="22"/>
-              </w:rPr>
-              <w:t>T</w:t>
-            </w:r>
-            <w:r>
-              <w:rPr>
-                <w:rFonts w:ascii="Aptos" w:hAnsi="Aptos"/>
-                <w:color w:val="000000" w:themeColor="text1"/>
-                <w:sz w:val="22"/>
-                <w:szCs w:val="22"/>
-              </w:rPr>
-              <w:t>ransfer Manager used by DME from version 1 to 2. This enable</w:t>
-            </w:r>
-            <w:r>
-              <w:rPr>
-                <w:rFonts w:ascii="Aptos" w:hAnsi="Aptos"/>
-                <w:color w:val="000000" w:themeColor="text1"/>
-                <w:sz w:val="22"/>
-                <w:szCs w:val="22"/>
-              </w:rPr>
-              <w:t>s</w:t>
-            </w:r>
-            <w:r>
-              <w:rPr>
-                <w:rFonts w:ascii="Aptos" w:hAnsi="Aptos"/>
-                <w:color w:val="000000" w:themeColor="text1"/>
-                <w:sz w:val="22"/>
-                <w:szCs w:val="22"/>
-              </w:rPr>
-              <w:t xml:space="preserve"> DME to transfer multiple parts of a large file in parallel during  S3 streaming</w:t>
-            </w:r>
-            <w:r>
-              <w:rPr>
-                <w:rFonts w:ascii="Aptos" w:hAnsi="Aptos"/>
-                <w:color w:val="000000" w:themeColor="text1"/>
-                <w:sz w:val="22"/>
-                <w:szCs w:val="22"/>
-              </w:rPr>
               <w:t>.</w:t>
             </w:r>
           </w:p>
+          <w:p/>
           <w:p>
             <w:pPr>
               <w:pStyle w:val="paragraph"/>
               <w:spacing w:before="120" w:beforeAutospacing="0"/>
               <w:textAlignment w:val="baseline"/>
               <w:rPr>
-                <w:rFonts w:ascii="Aptos" w:hAnsi="Aptos" w:cs="Segoe UI"/>
-                <w:color w:val="000000" w:themeColor="text1"/>
-                <w:sz w:val="22"/>
-                <w:szCs w:val="22"/>
-                <w:shd w:val="clear" w:color="auto" w:fill="FFFFFF"/>
-              </w:rPr>
-            </w:pPr>
-            <w:r>
-              <w:rPr>
-                <w:rFonts w:ascii="Aptos" w:hAnsi="Aptos"/>
-                <w:sz w:val="22"/>
-                <w:szCs w:val="22"/>
-                <w:u w:val="single"/>
-              </w:rPr>
-              <w:t>HPCDATAMGM-2084, HPCDATAMGM-2172</w:t>
-            </w:r>
-            <w:r>
-              <w:rPr>
-                <w:rFonts w:ascii="Aptos" w:hAnsi="Aptos"/>
-                <w:sz w:val="22"/>
-                <w:szCs w:val="22"/>
-              </w:rPr>
-              <w:t xml:space="preserve">: </w:t>
-            </w:r>
-            <w:r>
-              <w:rPr>
-                <w:rFonts w:ascii="Aptos" w:hAnsi="Aptos" w:cs="Segoe UI"/>
-                <w:color w:val="000000" w:themeColor="text1"/>
-                <w:sz w:val="22"/>
-                <w:szCs w:val="22"/>
-                <w:shd w:val="clear" w:color="auto" w:fill="FFFFFF"/>
-              </w:rPr>
-              <w:t xml:space="preserve">Added </w:t>
-            </w:r>
-            <w:r>
-              <w:rPr>
-                <w:rFonts w:ascii="Aptos" w:hAnsi="Aptos" w:cs="Segoe UI"/>
-                <w:color w:val="000000" w:themeColor="text1"/>
-                <w:sz w:val="22"/>
-                <w:szCs w:val="22"/>
-                <w:shd w:val="clear" w:color="auto" w:fill="FFFFFF"/>
-              </w:rPr>
-              <w:t xml:space="preserve">a </w:t>
-            </w:r>
-            <w:r>
-              <w:rPr>
-                <w:rFonts w:ascii="Aptos" w:hAnsi="Aptos" w:cs="Segoe UI"/>
-                <w:color w:val="000000" w:themeColor="text1"/>
-                <w:sz w:val="22"/>
-                <w:szCs w:val="22"/>
-                <w:shd w:val="clear" w:color="auto" w:fill="FFFFFF"/>
-              </w:rPr>
-              <w:t>new</w:t>
-            </w:r>
-            <w:r>
-              <w:rPr>
-                <w:rFonts w:ascii="Aptos" w:hAnsi="Aptos" w:cs="Segoe UI"/>
-                <w:color w:val="000000" w:themeColor="text1"/>
-                <w:sz w:val="22"/>
-                <w:szCs w:val="22"/>
-                <w:shd w:val="clear" w:color="auto" w:fill="FFFFFF"/>
-              </w:rPr>
-              <w:t xml:space="preserve"> API to transfer a file </w:t>
-            </w:r>
-            <w:r>
-              <w:rPr>
-                <w:rFonts w:ascii="Aptos" w:hAnsi="Aptos" w:cs="Segoe UI"/>
-                <w:color w:val="000000" w:themeColor="text1"/>
-                <w:sz w:val="22"/>
-                <w:szCs w:val="22"/>
-                <w:shd w:val="clear" w:color="auto" w:fill="FFFFFF"/>
-              </w:rPr>
-              <w:t xml:space="preserve">or a collection </w:t>
-            </w:r>
-            <w:r>
-              <w:rPr>
-                <w:rFonts w:ascii="Aptos" w:hAnsi="Aptos" w:cs="Segoe UI"/>
-                <w:color w:val="000000" w:themeColor="text1"/>
-                <w:sz w:val="22"/>
-                <w:szCs w:val="22"/>
-                <w:shd w:val="clear" w:color="auto" w:fill="FFFFFF"/>
-              </w:rPr>
-              <w:t xml:space="preserve">from a remote VAST drive </w:t>
-            </w:r>
-            <w:r>
-              <w:rPr>
-                <w:rFonts w:ascii="Aptos" w:hAnsi="Aptos" w:cs="Segoe UI"/>
-                <w:color w:val="000000" w:themeColor="text1"/>
-                <w:sz w:val="22"/>
-                <w:szCs w:val="22"/>
-                <w:shd w:val="clear" w:color="auto" w:fill="FFFFFF"/>
-              </w:rPr>
-              <w:t xml:space="preserve">(configured as an S3 endpoint) </w:t>
-            </w:r>
-            <w:r>
-              <w:rPr>
-                <w:rFonts w:ascii="Aptos" w:hAnsi="Aptos" w:cs="Segoe UI"/>
-                <w:color w:val="000000" w:themeColor="text1"/>
-                <w:sz w:val="22"/>
-                <w:szCs w:val="22"/>
-                <w:shd w:val="clear" w:color="auto" w:fill="FFFFFF"/>
-              </w:rPr>
-              <w:t>to a</w:t>
-            </w:r>
-            <w:r>
-              <w:rPr>
-                <w:rFonts w:ascii="Aptos" w:hAnsi="Aptos" w:cs="Segoe UI"/>
-                <w:color w:val="000000" w:themeColor="text1"/>
-                <w:sz w:val="22"/>
-                <w:szCs w:val="22"/>
-                <w:shd w:val="clear" w:color="auto" w:fill="FFFFFF"/>
-              </w:rPr>
-              <w:t xml:space="preserve"> download</w:t>
-            </w:r>
-            <w:r>
-              <w:rPr>
-                <w:rFonts w:ascii="Aptos" w:hAnsi="Aptos" w:cs="Segoe UI"/>
-                <w:color w:val="000000" w:themeColor="text1"/>
-                <w:sz w:val="22"/>
-                <w:szCs w:val="22"/>
-                <w:shd w:val="clear" w:color="auto" w:fill="FFFFFF"/>
-              </w:rPr>
-              <w:t xml:space="preserve"> endpoint supported by DME. This includes S3, Globus, Google Cloud, Google Drive</w:t>
-            </w:r>
-            <w:r>
-              <w:rPr>
-                <w:rFonts w:ascii="Aptos" w:hAnsi="Aptos" w:cs="Segoe UI"/>
-                <w:color w:val="000000" w:themeColor="text1"/>
-                <w:sz w:val="22"/>
-                <w:szCs w:val="22"/>
-                <w:shd w:val="clear" w:color="auto" w:fill="FFFFFF"/>
-              </w:rPr>
-              <w:t>,</w:t>
-            </w:r>
-            <w:r>
-              <w:rPr>
-                <w:rFonts w:ascii="Aptos" w:hAnsi="Aptos" w:cs="Segoe UI"/>
-                <w:color w:val="000000" w:themeColor="text1"/>
-                <w:sz w:val="22"/>
-                <w:szCs w:val="22"/>
-                <w:shd w:val="clear" w:color="auto" w:fill="FFFFFF"/>
-              </w:rPr>
-              <w:t xml:space="preserve"> and BOX. Enhance</w:t>
-            </w:r>
-            <w:r>
-              <w:rPr>
-                <w:rFonts w:ascii="Aptos" w:hAnsi="Aptos" w:cs="Segoe UI"/>
-                <w:color w:val="000000" w:themeColor="text1"/>
-                <w:sz w:val="22"/>
-                <w:szCs w:val="22"/>
-                <w:shd w:val="clear" w:color="auto" w:fill="FFFFFF"/>
-              </w:rPr>
-              <w:t>d</w:t>
-            </w:r>
-            <w:r>
-              <w:rPr>
-                <w:rFonts w:ascii="Aptos" w:hAnsi="Aptos" w:cs="Segoe UI"/>
-                <w:color w:val="000000" w:themeColor="text1"/>
-                <w:sz w:val="22"/>
-                <w:szCs w:val="22"/>
-                <w:shd w:val="clear" w:color="auto" w:fill="FFFFFF"/>
-              </w:rPr>
-              <w:t xml:space="preserve"> the DME web application to provide the </w:t>
-            </w:r>
-            <w:r>
-              <w:rPr>
-                <w:rFonts w:ascii="Aptos" w:hAnsi="Aptos" w:cs="Segoe UI"/>
-                <w:color w:val="000000" w:themeColor="text1"/>
-                <w:sz w:val="22"/>
-                <w:szCs w:val="22"/>
-                <w:shd w:val="clear" w:color="auto" w:fill="FFFFFF"/>
-              </w:rPr>
-              <w:t>GUI</w:t>
-            </w:r>
-            <w:r>
-              <w:rPr>
-                <w:rFonts w:ascii="Aptos" w:hAnsi="Aptos" w:cs="Segoe UI"/>
-                <w:color w:val="000000" w:themeColor="text1"/>
-                <w:sz w:val="22"/>
-                <w:szCs w:val="22"/>
-                <w:shd w:val="clear" w:color="auto" w:fill="FFFFFF"/>
-              </w:rPr>
-              <w:t xml:space="preserve"> for the same. </w:t>
-            </w:r>
-          </w:p>
-          <w:p>
-            <w:pPr>
-              <w:pStyle w:val="paragraph"/>
-              <w:spacing w:before="120" w:beforeAutospacing="0"/>
-              <w:textAlignment w:val="baseline"/>
-              <w:rPr>
                 <w:rFonts w:ascii="Aptos" w:hAnsi="Aptos" w:cs="Arial"/>
                 <w:color w:val="000000" w:themeColor="text1"/>
                 <w:sz w:val="22"/>
@@ -4415,6 +3552,7 @@
               <w:t xml:space="preserve">runtime exception from one task does not cause other download tasks to fail. </w:t>
             </w:r>
           </w:p>
+          <w:bookmarkEnd w:id="16"/>
           <w:bookmarkEnd w:id="17"/>
           <w:bookmarkEnd w:id="18"/>
           <w:bookmarkEnd w:id="19"/>
@@ -4424,7 +3562,6 @@
           <w:bookmarkEnd w:id="23"/>
           <w:bookmarkEnd w:id="24"/>
           <w:bookmarkEnd w:id="25"/>
-          <w:bookmarkEnd w:id="26"/>
           <w:p>
             <w:pPr>
               <w:rPr>
@@ -4499,16 +3636,16 @@
               </w:rPr>
               <w:t> </w:t>
             </w:r>
-            <w:bookmarkStart w:id="30" w:name="OLE_LINK15"/>
-            <w:bookmarkStart w:id="31" w:name="OLE_LINK22"/>
-            <w:bookmarkStart w:id="32" w:name="OLE_LINK20"/>
-            <w:bookmarkStart w:id="33" w:name="OLE_LINK33"/>
-            <w:bookmarkStart w:id="34" w:name="OLE_LINK30"/>
-            <w:bookmarkStart w:id="35" w:name="OLE_LINK28"/>
-            <w:bookmarkEnd w:id="8"/>
+            <w:bookmarkStart w:id="29" w:name="OLE_LINK15"/>
+            <w:bookmarkStart w:id="30" w:name="OLE_LINK22"/>
+            <w:bookmarkStart w:id="31" w:name="OLE_LINK20"/>
+            <w:bookmarkStart w:id="32" w:name="OLE_LINK33"/>
+            <w:bookmarkStart w:id="33" w:name="OLE_LINK30"/>
+            <w:bookmarkStart w:id="34" w:name="OLE_LINK28"/>
+            <w:bookmarkEnd w:id="7"/>
+            <w:bookmarkEnd w:id="13"/>
             <w:bookmarkEnd w:id="14"/>
-            <w:bookmarkEnd w:id="15"/>
-            <w:bookmarkEnd w:id="27"/>
+            <w:bookmarkEnd w:id="26"/>
           </w:p>
           <w:p>
             <w:pPr>
@@ -4575,104 +3712,207 @@
           </w:p>
           <w:p>
             <w:pPr>
-              <w:pStyle w:val="Heading2"/>
-              <w:rPr>
+              <w:pStyle w:val="paragraph"/>
+              <w:spacing w:before="120" w:beforeAutospacing="0"/>
+              <w:textAlignment w:val="baseline"/>
+              <w:rPr>
+                <w:rFonts w:ascii="Aptos" w:hAnsi="Aptos" w:cs="Arial"/>
                 <w:color w:val="000000" w:themeColor="text1"/>
                 <w:sz w:val="22"/>
                 <w:szCs w:val="22"/>
               </w:rPr>
             </w:pPr>
+            <w:r>
+              <w:rPr>
+                <w:rFonts w:ascii="Aptos" w:hAnsi="Aptos"/>
+                <w:sz w:val="22"/>
+                <w:szCs w:val="22"/>
+                <w:u w:val="single"/>
+              </w:rPr>
+              <w:t>HPCDATAMGM-2084, HPCDATAMGM-2172</w:t>
+            </w:r>
+            <w:r>
+              <w:rPr>
+                <w:rFonts w:ascii="Aptos" w:hAnsi="Aptos"/>
+                <w:sz w:val="22"/>
+                <w:szCs w:val="22"/>
+              </w:rPr>
+              <w:t xml:space="preserve">: </w:t>
+            </w:r>
             <w:r>
               <w:rPr>
                 <w:rFonts w:ascii="Aptos" w:hAnsi="Aptos" w:cs="Segoe UI"/>
                 <w:color w:val="000000" w:themeColor="text1"/>
                 <w:sz w:val="22"/>
                 <w:szCs w:val="22"/>
+                <w:shd w:val="clear" w:color="auto" w:fill="FFFFFF"/>
+              </w:rPr>
+              <w:t>Added a new</w:t>
+            </w:r>
+            <w:r>
+              <w:rPr>
+                <w:rFonts w:ascii="Aptos" w:hAnsi="Aptos" w:cs="Segoe UI"/>
+                <w:color w:val="000000" w:themeColor="text1"/>
+                <w:sz w:val="22"/>
+                <w:szCs w:val="22"/>
+                <w:shd w:val="clear" w:color="auto" w:fill="FFFFFF"/>
+              </w:rPr>
+              <w:t xml:space="preserve"> API to transfer a file </w:t>
+            </w:r>
+            <w:r>
+              <w:rPr>
+                <w:rFonts w:ascii="Aptos" w:hAnsi="Aptos" w:cs="Segoe UI"/>
+                <w:color w:val="000000" w:themeColor="text1"/>
+                <w:sz w:val="22"/>
+                <w:szCs w:val="22"/>
+                <w:shd w:val="clear" w:color="auto" w:fill="FFFFFF"/>
+              </w:rPr>
+              <w:t xml:space="preserve">or a collection </w:t>
+            </w:r>
+            <w:r>
+              <w:rPr>
+                <w:rFonts w:ascii="Aptos" w:hAnsi="Aptos" w:cs="Segoe UI"/>
+                <w:color w:val="000000" w:themeColor="text1"/>
+                <w:sz w:val="22"/>
+                <w:szCs w:val="22"/>
+                <w:shd w:val="clear" w:color="auto" w:fill="FFFFFF"/>
+              </w:rPr>
+              <w:t xml:space="preserve">from a remote VAST drive </w:t>
+            </w:r>
+            <w:r>
+              <w:rPr>
+                <w:rFonts w:ascii="Aptos" w:hAnsi="Aptos" w:cs="Segoe UI"/>
+                <w:color w:val="000000" w:themeColor="text1"/>
+                <w:sz w:val="22"/>
+                <w:szCs w:val="22"/>
+                <w:shd w:val="clear" w:color="auto" w:fill="FFFFFF"/>
+              </w:rPr>
+              <w:t xml:space="preserve">(configured as an S3 endpoint) </w:t>
+            </w:r>
+            <w:r>
+              <w:rPr>
+                <w:rFonts w:ascii="Aptos" w:hAnsi="Aptos" w:cs="Segoe UI"/>
+                <w:color w:val="000000" w:themeColor="text1"/>
+                <w:sz w:val="22"/>
+                <w:szCs w:val="22"/>
+                <w:shd w:val="clear" w:color="auto" w:fill="FFFFFF"/>
+              </w:rPr>
+              <w:t>to a</w:t>
+            </w:r>
+            <w:r>
+              <w:rPr>
+                <w:rFonts w:ascii="Aptos" w:hAnsi="Aptos" w:cs="Segoe UI"/>
+                <w:color w:val="000000" w:themeColor="text1"/>
+                <w:sz w:val="22"/>
+                <w:szCs w:val="22"/>
+                <w:shd w:val="clear" w:color="auto" w:fill="FFFFFF"/>
+              </w:rPr>
+              <w:t xml:space="preserve"> download</w:t>
+            </w:r>
+            <w:r>
+              <w:rPr>
+                <w:rFonts w:ascii="Aptos" w:hAnsi="Aptos" w:cs="Segoe UI"/>
+                <w:color w:val="000000" w:themeColor="text1"/>
+                <w:sz w:val="22"/>
+                <w:szCs w:val="22"/>
+                <w:shd w:val="clear" w:color="auto" w:fill="FFFFFF"/>
+              </w:rPr>
+              <w:t xml:space="preserve"> endpoint </w:t>
+            </w:r>
+            <w:r>
+              <w:rPr>
+                <w:rFonts w:ascii="Aptos" w:hAnsi="Aptos" w:cs="Segoe UI"/>
+                <w:color w:val="000000" w:themeColor="text1"/>
+                <w:sz w:val="22"/>
+                <w:szCs w:val="22"/>
+                <w:shd w:val="clear" w:color="auto" w:fill="FFFFFF"/>
+              </w:rPr>
+              <w:t xml:space="preserve">type </w:t>
+            </w:r>
+            <w:r>
+              <w:rPr>
+                <w:rFonts w:ascii="Aptos" w:hAnsi="Aptos" w:cs="Segoe UI"/>
+                <w:color w:val="000000" w:themeColor="text1"/>
+                <w:sz w:val="22"/>
+                <w:szCs w:val="22"/>
+                <w:shd w:val="clear" w:color="auto" w:fill="FFFFFF"/>
+              </w:rPr>
+              <w:t>supported by DME. Enhance</w:t>
+            </w:r>
+            <w:r>
+              <w:rPr>
+                <w:rFonts w:ascii="Aptos" w:hAnsi="Aptos" w:cs="Segoe UI"/>
+                <w:color w:val="000000" w:themeColor="text1"/>
+                <w:sz w:val="22"/>
+                <w:szCs w:val="22"/>
+                <w:shd w:val="clear" w:color="auto" w:fill="FFFFFF"/>
+              </w:rPr>
+              <w:t>d</w:t>
+            </w:r>
+            <w:r>
+              <w:rPr>
+                <w:rFonts w:ascii="Aptos" w:hAnsi="Aptos" w:cs="Segoe UI"/>
+                <w:color w:val="000000" w:themeColor="text1"/>
+                <w:sz w:val="22"/>
+                <w:szCs w:val="22"/>
+                <w:shd w:val="clear" w:color="auto" w:fill="FFFFFF"/>
+              </w:rPr>
+              <w:t xml:space="preserve"> the DME web application to provide the </w:t>
+            </w:r>
+            <w:r>
+              <w:rPr>
+                <w:rFonts w:ascii="Aptos" w:hAnsi="Aptos" w:cs="Segoe UI"/>
+                <w:color w:val="000000" w:themeColor="text1"/>
+                <w:sz w:val="22"/>
+                <w:szCs w:val="22"/>
+                <w:shd w:val="clear" w:color="auto" w:fill="FFFFFF"/>
+              </w:rPr>
+              <w:t>GUI</w:t>
+            </w:r>
+            <w:r>
+              <w:rPr>
+                <w:rFonts w:ascii="Aptos" w:hAnsi="Aptos" w:cs="Segoe UI"/>
+                <w:color w:val="000000" w:themeColor="text1"/>
+                <w:sz w:val="22"/>
+                <w:szCs w:val="22"/>
+                <w:shd w:val="clear" w:color="auto" w:fill="FFFFFF"/>
+              </w:rPr>
+              <w:t xml:space="preserve"> for the same</w:t>
+            </w:r>
+          </w:p>
+          <w:p>
+            <w:pPr>
+              <w:spacing w:before="100" w:beforeAutospacing="1" w:after="100" w:afterAutospacing="1"/>
+              <w:rPr>
+                <w:rFonts w:ascii="Aptos" w:hAnsi="Aptos"/>
+                <w:color w:val="000000" w:themeColor="text1"/>
+                <w:sz w:val="22"/>
+                <w:szCs w:val="22"/>
+                <w:shd w:val="clear" w:color="auto" w:fill="FFFFFF"/>
+              </w:rPr>
+            </w:pPr>
+            <w:r>
+              <w:rPr>
+                <w:rFonts w:ascii="Aptos" w:hAnsi="Aptos"/>
+                <w:color w:val="000000" w:themeColor="text1"/>
+                <w:sz w:val="22"/>
+                <w:szCs w:val="22"/>
                 <w:u w:val="single"/>
                 <w:shd w:val="clear" w:color="auto" w:fill="FFFFFF"/>
               </w:rPr>
-              <w:t>HPCDATAMGM-22</w:t>
-            </w:r>
-            <w:r>
-              <w:rPr>
-                <w:rFonts w:ascii="Aptos" w:hAnsi="Aptos" w:cs="Segoe UI"/>
+              <w:t>HPCDATAMGM-</w:t>
+            </w:r>
+            <w:r>
+              <w:rPr>
+                <w:rFonts w:ascii="Aptos" w:hAnsi="Aptos"/>
                 <w:color w:val="000000" w:themeColor="text1"/>
                 <w:sz w:val="22"/>
                 <w:szCs w:val="22"/>
                 <w:u w:val="single"/>
                 <w:shd w:val="clear" w:color="auto" w:fill="FFFFFF"/>
               </w:rPr>
-              <w:t>45</w:t>
-            </w:r>
-            <w:r>
-              <w:rPr>
-                <w:rFonts w:ascii="Aptos" w:hAnsi="Aptos" w:cs="Segoe UI"/>
-                <w:color w:val="000000" w:themeColor="text1"/>
-                <w:sz w:val="22"/>
-                <w:szCs w:val="22"/>
-                <w:shd w:val="clear" w:color="auto" w:fill="FFFFFF"/>
-              </w:rPr>
-              <w:t xml:space="preserve">: </w:t>
-            </w:r>
-            <w:r>
-              <w:rPr>
-                <w:rFonts w:ascii="Aptos" w:hAnsi="Aptos" w:cs="Segoe UI"/>
-                <w:color w:val="000000" w:themeColor="text1"/>
-                <w:sz w:val="22"/>
-                <w:szCs w:val="22"/>
-                <w:shd w:val="clear" w:color="auto" w:fill="FFFFFF"/>
-              </w:rPr>
-              <w:t xml:space="preserve"> </w:t>
-            </w:r>
-            <w:r>
-              <w:rPr>
-                <w:rFonts w:ascii="Aptos" w:hAnsi="Aptos" w:cs="Segoe UI"/>
-                <w:color w:val="000000" w:themeColor="text1"/>
-                <w:sz w:val="22"/>
-                <w:szCs w:val="22"/>
-                <w:shd w:val="clear" w:color="auto" w:fill="FFFFFF"/>
-              </w:rPr>
-              <w:t xml:space="preserve">Fixed the issue of </w:t>
-            </w:r>
-            <w:r>
-              <w:rPr>
-                <w:rFonts w:ascii="Aptos" w:hAnsi="Aptos"/>
-                <w:color w:val="000000" w:themeColor="text1"/>
-                <w:sz w:val="22"/>
-                <w:szCs w:val="22"/>
-              </w:rPr>
-              <w:t xml:space="preserve">auto-tiering </w:t>
-            </w:r>
-            <w:r>
-              <w:rPr>
-                <w:rFonts w:ascii="Aptos" w:hAnsi="Aptos"/>
-                <w:color w:val="000000" w:themeColor="text1"/>
-                <w:sz w:val="22"/>
-                <w:szCs w:val="22"/>
-              </w:rPr>
-              <w:t>task creating</w:t>
-            </w:r>
-            <w:r>
-              <w:rPr>
-                <w:rFonts w:ascii="Aptos" w:hAnsi="Aptos"/>
-                <w:color w:val="000000" w:themeColor="text1"/>
-                <w:sz w:val="22"/>
-                <w:szCs w:val="22"/>
-              </w:rPr>
-              <w:t xml:space="preserve"> duplicate migration tasks for files already pending or in migration</w:t>
-            </w:r>
-          </w:p>
-          <w:p>
-            <w:pPr>
-              <w:spacing w:before="100" w:beforeAutospacing="1" w:after="100" w:afterAutospacing="1"/>
-              <w:rPr>
-                <w:rFonts w:ascii="Aptos" w:hAnsi="Aptos"/>
-                <w:color w:val="000000" w:themeColor="text1"/>
-                <w:sz w:val="22"/>
-                <w:szCs w:val="22"/>
-                <w:shd w:val="clear" w:color="auto" w:fill="FFFFFF"/>
-              </w:rPr>
-            </w:pPr>
+              <w:t>223</w:t>
+            </w:r>
             <w:r>
               <w:rPr>
                 <w:rFonts w:ascii="Aptos" w:hAnsi="Aptos"/>
@@ -4682,7 +3922,7 @@
                 <w:u w:val="single"/>
                 <w:shd w:val="clear" w:color="auto" w:fill="FFFFFF"/>
               </w:rPr>
-              <w:t>HPCDATAMGM-</w:t>
+              <w:t>6</w:t>
             </w:r>
             <w:r>
               <w:rPr>
@@ -4690,10 +3930,9 @@
                 <w:color w:val="000000" w:themeColor="text1"/>
                 <w:sz w:val="22"/>
                 <w:szCs w:val="22"/>
-                <w:u w:val="single"/>
                 <w:shd w:val="clear" w:color="auto" w:fill="FFFFFF"/>
               </w:rPr>
-              <w:t>223</w:t>
+              <w:t xml:space="preserve">: </w:t>
             </w:r>
             <w:r>
               <w:rPr>
@@ -4701,10 +3940,8 @@
                 <w:color w:val="000000" w:themeColor="text1"/>
                 <w:sz w:val="22"/>
                 <w:szCs w:val="22"/>
-                <w:u w:val="single"/>
-                <w:shd w:val="clear" w:color="auto" w:fill="FFFFFF"/>
-              </w:rPr>
-              <w:t>6</w:t>
+              </w:rPr>
+              <w:t xml:space="preserve">Upgraded </w:t>
             </w:r>
             <w:r>
               <w:rPr>
@@ -4712,9 +3949,8 @@
                 <w:color w:val="000000" w:themeColor="text1"/>
                 <w:sz w:val="22"/>
                 <w:szCs w:val="22"/>
-                <w:shd w:val="clear" w:color="auto" w:fill="FFFFFF"/>
-              </w:rPr>
-              <w:t xml:space="preserve">: </w:t>
+              </w:rPr>
+              <w:t xml:space="preserve">the </w:t>
             </w:r>
             <w:r>
               <w:rPr>
@@ -4723,7 +3959,7 @@
                 <w:sz w:val="22"/>
                 <w:szCs w:val="22"/>
               </w:rPr>
-              <w:t xml:space="preserve">Upgraded </w:t>
+              <w:t xml:space="preserve">Jackson libraries </w:t>
             </w:r>
             <w:r>
               <w:rPr>
@@ -4732,7 +3968,7 @@
                 <w:sz w:val="22"/>
                 <w:szCs w:val="22"/>
               </w:rPr>
-              <w:t xml:space="preserve">the </w:t>
+              <w:t xml:space="preserve">in the DME </w:t>
             </w:r>
             <w:r>
               <w:rPr>
@@ -4741,7 +3977,7 @@
                 <w:sz w:val="22"/>
                 <w:szCs w:val="22"/>
               </w:rPr>
-              <w:t xml:space="preserve">Jackson libraries </w:t>
+              <w:t>API services</w:t>
             </w:r>
             <w:r>
               <w:rPr>
@@ -4750,33 +3986,15 @@
                 <w:sz w:val="22"/>
                 <w:szCs w:val="22"/>
               </w:rPr>
-              <w:t xml:space="preserve">in the DME </w:t>
-            </w:r>
-            <w:r>
-              <w:rPr>
-                <w:rFonts w:ascii="Aptos" w:hAnsi="Aptos"/>
-                <w:color w:val="000000" w:themeColor="text1"/>
-                <w:sz w:val="22"/>
-                <w:szCs w:val="22"/>
-              </w:rPr>
-              <w:t>API services</w:t>
-            </w:r>
-            <w:r>
-              <w:rPr>
-                <w:rFonts w:ascii="Aptos" w:hAnsi="Aptos"/>
-                <w:color w:val="000000" w:themeColor="text1"/>
-                <w:sz w:val="22"/>
-                <w:szCs w:val="22"/>
-              </w:rPr>
               <w:t xml:space="preserve"> </w:t>
             </w:r>
-            <w:bookmarkEnd w:id="1"/>
-            <w:bookmarkEnd w:id="9"/>
-            <w:bookmarkEnd w:id="28"/>
+            <w:bookmarkEnd w:id="0"/>
+            <w:bookmarkEnd w:id="8"/>
+            <w:bookmarkEnd w:id="27"/>
+            <w:bookmarkEnd w:id="29"/>
             <w:bookmarkEnd w:id="30"/>
             <w:bookmarkEnd w:id="31"/>
             <w:bookmarkEnd w:id="32"/>
-            <w:bookmarkEnd w:id="33"/>
             <w:r>
               <w:rPr>
                 <w:rFonts w:ascii="Aptos" w:hAnsi="Aptos"/>
@@ -4788,54 +4006,54 @@
               <w:t>to remediate security vulnerabilities flagged by GitHub.</w:t>
             </w:r>
           </w:p>
-          <w:bookmarkEnd w:id="7"/>
+          <w:bookmarkEnd w:id="1"/>
+          <w:bookmarkEnd w:id="9"/>
+          <w:bookmarkEnd w:id="33"/>
+          <w:bookmarkEnd w:id="34"/>
+          <w:p>
+            <w:pPr>
+              <w:spacing w:before="100" w:beforeAutospacing="1" w:after="100" w:afterAutospacing="1"/>
+              <w:rPr>
+                <w:rFonts w:ascii="Aptos" w:hAnsi="Aptos"/>
+                <w:color w:val="000000"/>
+                <w:sz w:val="22"/>
+                <w:szCs w:val="22"/>
+              </w:rPr>
+            </w:pPr>
+          </w:p>
+          <w:bookmarkEnd w:id="2"/>
           <w:bookmarkEnd w:id="10"/>
-          <w:bookmarkEnd w:id="34"/>
+          <w:bookmarkEnd w:id="28"/>
+          <w:p>
+            <w:pPr>
+              <w:pStyle w:val="Heading1"/>
+              <w:rPr>
+                <w:rFonts w:ascii="Aptos" w:hAnsi="Aptos"/>
+                <w:sz w:val="22"/>
+                <w:szCs w:val="22"/>
+              </w:rPr>
+            </w:pPr>
+            <w:r>
+              <w:rPr>
+                <w:rFonts w:ascii="Aptos" w:hAnsi="Aptos"/>
+                <w:sz w:val="22"/>
+                <w:szCs w:val="22"/>
+              </w:rPr>
+              <w:t xml:space="preserve">Important Notes </w:t>
+            </w:r>
+          </w:p>
+          <w:p>
+            <w:pPr>
+              <w:rPr>
+                <w:rFonts w:ascii="Aptos" w:hAnsi="Aptos"/>
+                <w:sz w:val="22"/>
+                <w:szCs w:val="22"/>
+              </w:rPr>
+            </w:pPr>
+            <w:bookmarkStart w:id="35" w:name="OLE_LINK2"/>
+            <w:bookmarkStart w:id="36" w:name="OLE_LINK5"/>
+          </w:p>
           <w:bookmarkEnd w:id="35"/>
-          <w:p>
-            <w:pPr>
-              <w:spacing w:before="100" w:beforeAutospacing="1" w:after="100" w:afterAutospacing="1"/>
-              <w:rPr>
-                <w:rFonts w:ascii="Aptos" w:hAnsi="Aptos"/>
-                <w:color w:val="000000"/>
-                <w:sz w:val="22"/>
-                <w:szCs w:val="22"/>
-              </w:rPr>
-            </w:pPr>
-          </w:p>
-          <w:bookmarkEnd w:id="2"/>
-          <w:bookmarkEnd w:id="11"/>
-          <w:bookmarkEnd w:id="29"/>
-          <w:p>
-            <w:pPr>
-              <w:pStyle w:val="Heading1"/>
-              <w:rPr>
-                <w:rFonts w:ascii="Aptos" w:hAnsi="Aptos"/>
-                <w:sz w:val="22"/>
-                <w:szCs w:val="22"/>
-              </w:rPr>
-            </w:pPr>
-            <w:r>
-              <w:rPr>
-                <w:rFonts w:ascii="Aptos" w:hAnsi="Aptos"/>
-                <w:sz w:val="22"/>
-                <w:szCs w:val="22"/>
-              </w:rPr>
-              <w:t xml:space="preserve">Important Notes </w:t>
-            </w:r>
-          </w:p>
-          <w:p>
-            <w:pPr>
-              <w:rPr>
-                <w:rFonts w:ascii="Aptos" w:hAnsi="Aptos"/>
-                <w:sz w:val="22"/>
-                <w:szCs w:val="22"/>
-              </w:rPr>
-            </w:pPr>
-            <w:bookmarkStart w:id="36" w:name="OLE_LINK2"/>
-            <w:bookmarkStart w:id="37" w:name="OLE_LINK5"/>
-          </w:p>
-          <w:bookmarkEnd w:id="36"/>
           <w:p>
             <w:pPr>
               <w:pStyle w:val="ListParagraph"/>
@@ -5253,9 +4471,9 @@
             </w:r>
             <w:bookmarkEnd w:id="3"/>
             <w:bookmarkEnd w:id="4"/>
+            <w:bookmarkEnd w:id="11"/>
             <w:bookmarkEnd w:id="12"/>
-            <w:bookmarkEnd w:id="13"/>
-            <w:bookmarkEnd w:id="37"/>
+            <w:bookmarkEnd w:id="36"/>
           </w:p>
           <w:bookmarkEnd w:id="5"/>
           <w:p>
@@ -8262,6 +7480,11 @@
       <w:szCs w:val="20"/>
     </w:rPr>
   </w:style>
+  <w:style w:type="character" w:customStyle="1" w:styleId="outlook-search-highlight">
+    <w:name w:val="outlook-search-highlight"/>
+    <w:basedOn w:val="DefaultParagraphFont"/>
+    <w:rsid w:val="005560B7"/>
+  </w:style>
 </w:styles>
 </file>
 
